--- a/dr/Дипломен проект.docx
+++ b/dr/Дипломен проект.docx
@@ -61,7 +61,7 @@
           <w:r>
             <w:fldChar w:fldCharType="separate"/>
           </w:r>
-          <w:hyperlink w:anchor="_Toc196675026" w:history="1">
+          <w:hyperlink w:anchor="_Toc196683376" w:history="1">
             <w:r>
               <w:rPr>
                 <w:rStyle w:val="Hyperlink"/>
@@ -105,7 +105,7 @@
                 <w:noProof/>
                 <w:webHidden/>
               </w:rPr>
-              <w:instrText xml:space="preserve"> PAGEREF _Toc196675026 \h </w:instrText>
+              <w:instrText xml:space="preserve"> PAGEREF _Toc196683376 \h </w:instrText>
             </w:r>
             <w:r>
               <w:rPr>
@@ -151,7 +151,7 @@
               <w:lang w:eastAsia="bg-BG"/>
             </w:rPr>
           </w:pPr>
-          <w:hyperlink w:anchor="_Toc196675027" w:history="1">
+          <w:hyperlink w:anchor="_Toc196683377" w:history="1">
             <w:r>
               <w:rPr>
                 <w:rStyle w:val="Hyperlink"/>
@@ -199,7 +199,7 @@
                 <w:noProof/>
                 <w:webHidden/>
               </w:rPr>
-              <w:instrText xml:space="preserve"> PAGEREF _Toc196675027 \h </w:instrText>
+              <w:instrText xml:space="preserve"> PAGEREF _Toc196683377 \h </w:instrText>
             </w:r>
             <w:r>
               <w:rPr>
@@ -245,7 +245,7 @@
               <w:lang w:eastAsia="bg-BG"/>
             </w:rPr>
           </w:pPr>
-          <w:hyperlink w:anchor="_Toc196675028" w:history="1">
+          <w:hyperlink w:anchor="_Toc196683378" w:history="1">
             <w:r>
               <w:rPr>
                 <w:rStyle w:val="Hyperlink"/>
@@ -293,7 +293,7 @@
                 <w:noProof/>
                 <w:webHidden/>
               </w:rPr>
-              <w:instrText xml:space="preserve"> PAGEREF _Toc196675028 \h </w:instrText>
+              <w:instrText xml:space="preserve"> PAGEREF _Toc196683378 \h </w:instrText>
             </w:r>
             <w:r>
               <w:rPr>
@@ -313,7 +313,7 @@
                 <w:noProof/>
                 <w:webHidden/>
               </w:rPr>
-              <w:t>7</w:t>
+              <w:t>8</w:t>
             </w:r>
             <w:r>
               <w:rPr>
@@ -339,7 +339,7 @@
               <w:lang w:eastAsia="bg-BG"/>
             </w:rPr>
           </w:pPr>
-          <w:hyperlink w:anchor="_Toc196675029" w:history="1">
+          <w:hyperlink w:anchor="_Toc196683379" w:history="1">
             <w:r>
               <w:rPr>
                 <w:rStyle w:val="Hyperlink"/>
@@ -387,7 +387,7 @@
                 <w:noProof/>
                 <w:webHidden/>
               </w:rPr>
-              <w:instrText xml:space="preserve"> PAGEREF _Toc196675029 \h </w:instrText>
+              <w:instrText xml:space="preserve"> PAGEREF _Toc196683379 \h </w:instrText>
             </w:r>
             <w:r>
               <w:rPr>
@@ -407,7 +407,7 @@
                 <w:noProof/>
                 <w:webHidden/>
               </w:rPr>
-              <w:t>8</w:t>
+              <w:t>10</w:t>
             </w:r>
             <w:r>
               <w:rPr>
@@ -433,7 +433,7 @@
               <w:lang w:eastAsia="bg-BG"/>
             </w:rPr>
           </w:pPr>
-          <w:hyperlink w:anchor="_Toc196675030" w:history="1">
+          <w:hyperlink w:anchor="_Toc196683380" w:history="1">
             <w:r>
               <w:rPr>
                 <w:rStyle w:val="Hyperlink"/>
@@ -481,7 +481,7 @@
                 <w:noProof/>
                 <w:webHidden/>
               </w:rPr>
-              <w:instrText xml:space="preserve"> PAGEREF _Toc196675030 \h </w:instrText>
+              <w:instrText xml:space="preserve"> PAGEREF _Toc196683380 \h </w:instrText>
             </w:r>
             <w:r>
               <w:rPr>
@@ -501,7 +501,7 @@
                 <w:noProof/>
                 <w:webHidden/>
               </w:rPr>
-              <w:t>8</w:t>
+              <w:t>10</w:t>
             </w:r>
             <w:r>
               <w:rPr>
@@ -514,7 +514,7 @@
         </w:p>
         <w:p>
           <w:pPr>
-            <w:pStyle w:val="TOC3"/>
+            <w:pStyle w:val="TOC2"/>
             <w:tabs>
               <w:tab w:val="left" w:pos="1760"/>
               <w:tab w:val="right" w:leader="dot" w:pos="9062"/>
@@ -527,16 +527,15 @@
               <w:lang w:eastAsia="bg-BG"/>
             </w:rPr>
           </w:pPr>
-          <w:hyperlink w:anchor="_Toc196675031" w:history="1">
+          <w:hyperlink w:anchor="_Toc196683381" w:history="1">
             <w:r>
               <w:rPr>
                 <w:rStyle w:val="Hyperlink"/>
-                <w:rFonts w:ascii="Symbol" w:eastAsia="Times New Roman" w:hAnsi="Symbol" w:cs="Segoe UI"/>
-                <w:bCs/>
+                <w:rFonts w:eastAsia="Times New Roman"/>
                 <w:noProof/>
                 <w:lang w:eastAsia="bg-BG"/>
               </w:rPr>
-              <w:t></w:t>
+              <w:t>4.2.</w:t>
             </w:r>
             <w:r>
               <w:rPr>
@@ -551,13 +550,11 @@
             <w:r>
               <w:rPr>
                 <w:rStyle w:val="Hyperlink"/>
-                <w:rFonts w:ascii="var(--gpts-font-family)" w:eastAsia="Times New Roman" w:hAnsi="var(--gpts-font-family)" w:cs="Segoe UI"/>
-                <w:b/>
-                <w:bCs/>
+                <w:rFonts w:eastAsia="Times New Roman"/>
                 <w:noProof/>
                 <w:lang w:eastAsia="bg-BG"/>
               </w:rPr>
-              <w:t>2.4. WSGI сървърите и Gunicorn</w:t>
+              <w:t>WSGI сървърите и Gunicorn</w:t>
             </w:r>
             <w:r>
               <w:rPr>
@@ -578,7 +575,7 @@
                 <w:noProof/>
                 <w:webHidden/>
               </w:rPr>
-              <w:instrText xml:space="preserve"> PAGEREF _Toc196675031 \h </w:instrText>
+              <w:instrText xml:space="preserve"> PAGEREF _Toc196683381 \h </w:instrText>
             </w:r>
             <w:r>
               <w:rPr>
@@ -598,7 +595,7 @@
                 <w:noProof/>
                 <w:webHidden/>
               </w:rPr>
-              <w:t>9</w:t>
+              <w:t>11</w:t>
             </w:r>
             <w:r>
               <w:rPr>
@@ -624,7 +621,7 @@
               <w:lang w:eastAsia="bg-BG"/>
             </w:rPr>
           </w:pPr>
-          <w:hyperlink w:anchor="_Toc196675032" w:history="1">
+          <w:hyperlink w:anchor="_Toc196683382" w:history="1">
             <w:r>
               <w:rPr>
                 <w:rStyle w:val="Hyperlink"/>
@@ -672,7 +669,7 @@
                 <w:noProof/>
                 <w:webHidden/>
               </w:rPr>
-              <w:instrText xml:space="preserve"> PAGEREF _Toc196675032 \h </w:instrText>
+              <w:instrText xml:space="preserve"> PAGEREF _Toc196683382 \h </w:instrText>
             </w:r>
             <w:r>
               <w:rPr>
@@ -692,7 +689,7 @@
                 <w:noProof/>
                 <w:webHidden/>
               </w:rPr>
-              <w:t>10</w:t>
+              <w:t>13</w:t>
             </w:r>
             <w:r>
               <w:rPr>
@@ -718,7 +715,7 @@
               <w:lang w:eastAsia="bg-BG"/>
             </w:rPr>
           </w:pPr>
-          <w:hyperlink w:anchor="_Toc196675033" w:history="1">
+          <w:hyperlink w:anchor="_Toc196683383" w:history="1">
             <w:r>
               <w:rPr>
                 <w:rStyle w:val="Hyperlink"/>
@@ -766,7 +763,7 @@
                 <w:noProof/>
                 <w:webHidden/>
               </w:rPr>
-              <w:instrText xml:space="preserve"> PAGEREF _Toc196675033 \h </w:instrText>
+              <w:instrText xml:space="preserve"> PAGEREF _Toc196683383 \h </w:instrText>
             </w:r>
             <w:r>
               <w:rPr>
@@ -786,7 +783,7 @@
                 <w:noProof/>
                 <w:webHidden/>
               </w:rPr>
-              <w:t>11</w:t>
+              <w:t>14</w:t>
             </w:r>
             <w:r>
               <w:rPr>
@@ -812,7 +809,7 @@
               <w:lang w:eastAsia="bg-BG"/>
             </w:rPr>
           </w:pPr>
-          <w:hyperlink w:anchor="_Toc196675034" w:history="1">
+          <w:hyperlink w:anchor="_Toc196683384" w:history="1">
             <w:r>
               <w:rPr>
                 <w:rStyle w:val="Hyperlink"/>
@@ -860,7 +857,7 @@
                 <w:noProof/>
                 <w:webHidden/>
               </w:rPr>
-              <w:instrText xml:space="preserve"> PAGEREF _Toc196675034 \h </w:instrText>
+              <w:instrText xml:space="preserve"> PAGEREF _Toc196683384 \h </w:instrText>
             </w:r>
             <w:r>
               <w:rPr>
@@ -880,7 +877,7 @@
                 <w:noProof/>
                 <w:webHidden/>
               </w:rPr>
-              <w:t>12</w:t>
+              <w:t>16</w:t>
             </w:r>
             <w:r>
               <w:rPr>
@@ -906,7 +903,7 @@
               <w:lang w:eastAsia="bg-BG"/>
             </w:rPr>
           </w:pPr>
-          <w:hyperlink w:anchor="_Toc196675035" w:history="1">
+          <w:hyperlink w:anchor="_Toc196683385" w:history="1">
             <w:r>
               <w:rPr>
                 <w:rStyle w:val="Hyperlink"/>
@@ -954,7 +951,7 @@
                 <w:noProof/>
                 <w:webHidden/>
               </w:rPr>
-              <w:instrText xml:space="preserve"> PAGEREF _Toc196675035 \h </w:instrText>
+              <w:instrText xml:space="preserve"> PAGEREF _Toc196683385 \h </w:instrText>
             </w:r>
             <w:r>
               <w:rPr>
@@ -974,7 +971,7 @@
                 <w:noProof/>
                 <w:webHidden/>
               </w:rPr>
-              <w:t>12</w:t>
+              <w:t>16</w:t>
             </w:r>
             <w:r>
               <w:rPr>
@@ -1000,7 +997,7 @@
               <w:lang w:eastAsia="bg-BG"/>
             </w:rPr>
           </w:pPr>
-          <w:hyperlink w:anchor="_Toc196675036" w:history="1">
+          <w:hyperlink w:anchor="_Toc196683386" w:history="1">
             <w:r>
               <w:rPr>
                 <w:rStyle w:val="Hyperlink"/>
@@ -1048,7 +1045,7 @@
                 <w:noProof/>
                 <w:webHidden/>
               </w:rPr>
-              <w:instrText xml:space="preserve"> PAGEREF _Toc196675036 \h </w:instrText>
+              <w:instrText xml:space="preserve"> PAGEREF _Toc196683386 \h </w:instrText>
             </w:r>
             <w:r>
               <w:rPr>
@@ -1068,7 +1065,7 @@
                 <w:noProof/>
                 <w:webHidden/>
               </w:rPr>
-              <w:t>12</w:t>
+              <w:t>19</w:t>
             </w:r>
             <w:r>
               <w:rPr>
@@ -1094,7 +1091,7 @@
               <w:lang w:eastAsia="bg-BG"/>
             </w:rPr>
           </w:pPr>
-          <w:hyperlink w:anchor="_Toc196675037" w:history="1">
+          <w:hyperlink w:anchor="_Toc196683387" w:history="1">
             <w:r>
               <w:rPr>
                 <w:rStyle w:val="Hyperlink"/>
@@ -1142,7 +1139,7 @@
                 <w:noProof/>
                 <w:webHidden/>
               </w:rPr>
-              <w:instrText xml:space="preserve"> PAGEREF _Toc196675037 \h </w:instrText>
+              <w:instrText xml:space="preserve"> PAGEREF _Toc196683387 \h </w:instrText>
             </w:r>
             <w:r>
               <w:rPr>
@@ -1162,7 +1159,7 @@
                 <w:noProof/>
                 <w:webHidden/>
               </w:rPr>
-              <w:t>13</w:t>
+              <w:t>19</w:t>
             </w:r>
             <w:r>
               <w:rPr>
@@ -1188,7 +1185,7 @@
               <w:lang w:eastAsia="bg-BG"/>
             </w:rPr>
           </w:pPr>
-          <w:hyperlink w:anchor="_Toc196675038" w:history="1">
+          <w:hyperlink w:anchor="_Toc196683388" w:history="1">
             <w:r>
               <w:rPr>
                 <w:rStyle w:val="Hyperlink"/>
@@ -1236,7 +1233,7 @@
                 <w:noProof/>
                 <w:webHidden/>
               </w:rPr>
-              <w:instrText xml:space="preserve"> PAGEREF _Toc196675038 \h </w:instrText>
+              <w:instrText xml:space="preserve"> PAGEREF _Toc196683388 \h </w:instrText>
             </w:r>
             <w:r>
               <w:rPr>
@@ -1256,7 +1253,7 @@
                 <w:noProof/>
                 <w:webHidden/>
               </w:rPr>
-              <w:t>13</w:t>
+              <w:t>19</w:t>
             </w:r>
             <w:r>
               <w:rPr>
@@ -1282,7 +1279,7 @@
               <w:lang w:eastAsia="bg-BG"/>
             </w:rPr>
           </w:pPr>
-          <w:hyperlink w:anchor="_Toc196675039" w:history="1">
+          <w:hyperlink w:anchor="_Toc196683389" w:history="1">
             <w:r>
               <w:rPr>
                 <w:rStyle w:val="Hyperlink"/>
@@ -1330,7 +1327,7 @@
                 <w:noProof/>
                 <w:webHidden/>
               </w:rPr>
-              <w:instrText xml:space="preserve"> PAGEREF _Toc196675039 \h </w:instrText>
+              <w:instrText xml:space="preserve"> PAGEREF _Toc196683389 \h </w:instrText>
             </w:r>
             <w:r>
               <w:rPr>
@@ -1350,7 +1347,7 @@
                 <w:noProof/>
                 <w:webHidden/>
               </w:rPr>
-              <w:t>14</w:t>
+              <w:t>20</w:t>
             </w:r>
             <w:r>
               <w:rPr>
@@ -1376,7 +1373,7 @@
               <w:lang w:eastAsia="bg-BG"/>
             </w:rPr>
           </w:pPr>
-          <w:hyperlink w:anchor="_Toc196675040" w:history="1">
+          <w:hyperlink w:anchor="_Toc196683390" w:history="1">
             <w:r>
               <w:rPr>
                 <w:rStyle w:val="Hyperlink"/>
@@ -1424,7 +1421,7 @@
                 <w:noProof/>
                 <w:webHidden/>
               </w:rPr>
-              <w:instrText xml:space="preserve"> PAGEREF _Toc196675040 \h </w:instrText>
+              <w:instrText xml:space="preserve"> PAGEREF _Toc196683390 \h </w:instrText>
             </w:r>
             <w:r>
               <w:rPr>
@@ -1444,7 +1441,7 @@
                 <w:noProof/>
                 <w:webHidden/>
               </w:rPr>
-              <w:t>14</w:t>
+              <w:t>20</w:t>
             </w:r>
             <w:r>
               <w:rPr>
@@ -1457,7 +1454,7 @@
         </w:p>
         <w:p>
           <w:pPr>
-            <w:pStyle w:val="TOC3"/>
+            <w:pStyle w:val="TOC2"/>
             <w:tabs>
               <w:tab w:val="left" w:pos="1760"/>
               <w:tab w:val="right" w:leader="dot" w:pos="9062"/>
@@ -1470,16 +1467,15 @@
               <w:lang w:eastAsia="bg-BG"/>
             </w:rPr>
           </w:pPr>
-          <w:hyperlink w:anchor="_Toc196675041" w:history="1">
+          <w:hyperlink w:anchor="_Toc196683391" w:history="1">
             <w:r>
               <w:rPr>
                 <w:rStyle w:val="Hyperlink"/>
-                <w:rFonts w:ascii="Symbol" w:eastAsia="Times New Roman" w:hAnsi="Symbol" w:cs="Segoe UI"/>
-                <w:bCs/>
+                <w:rFonts w:eastAsia="Times New Roman"/>
                 <w:noProof/>
                 <w:lang w:eastAsia="bg-BG"/>
               </w:rPr>
-              <w:t></w:t>
+              <w:t>7.7.</w:t>
             </w:r>
             <w:r>
               <w:rPr>
@@ -1494,13 +1490,11 @@
             <w:r>
               <w:rPr>
                 <w:rStyle w:val="Hyperlink"/>
-                <w:rFonts w:ascii="var(--gpts-font-family)" w:eastAsia="Times New Roman" w:hAnsi="var(--gpts-font-family)" w:cs="Segoe UI"/>
-                <w:b/>
-                <w:bCs/>
+                <w:rFonts w:eastAsia="Times New Roman"/>
                 <w:noProof/>
                 <w:lang w:eastAsia="bg-BG"/>
               </w:rPr>
-              <w:t>2.8. Заключителни акценти от теоретичната част</w:t>
+              <w:t>Заключителни акценти от теоретичната част</w:t>
             </w:r>
             <w:r>
               <w:rPr>
@@ -1521,7 +1515,7 @@
                 <w:noProof/>
                 <w:webHidden/>
               </w:rPr>
-              <w:instrText xml:space="preserve"> PAGEREF _Toc196675041 \h </w:instrText>
+              <w:instrText xml:space="preserve"> PAGEREF _Toc196683391 \h </w:instrText>
             </w:r>
             <w:r>
               <w:rPr>
@@ -1541,7 +1535,7 @@
                 <w:noProof/>
                 <w:webHidden/>
               </w:rPr>
-              <w:t>15</w:t>
+              <w:t>22</w:t>
             </w:r>
             <w:r>
               <w:rPr>
@@ -1567,7 +1561,7 @@
               <w:lang w:eastAsia="bg-BG"/>
             </w:rPr>
           </w:pPr>
-          <w:hyperlink w:anchor="_Toc196675042" w:history="1">
+          <w:hyperlink w:anchor="_Toc196683392" w:history="1">
             <w:r>
               <w:rPr>
                 <w:rStyle w:val="Hyperlink"/>
@@ -1611,7 +1605,7 @@
                 <w:noProof/>
                 <w:webHidden/>
               </w:rPr>
-              <w:instrText xml:space="preserve"> PAGEREF _Toc196675042 \h </w:instrText>
+              <w:instrText xml:space="preserve"> PAGEREF _Toc196683392 \h </w:instrText>
             </w:r>
             <w:r>
               <w:rPr>
@@ -1631,7 +1625,7 @@
                 <w:noProof/>
                 <w:webHidden/>
               </w:rPr>
-              <w:t>15</w:t>
+              <w:t>22</w:t>
             </w:r>
             <w:r>
               <w:rPr>
@@ -1657,7 +1651,7 @@
               <w:lang w:eastAsia="bg-BG"/>
             </w:rPr>
           </w:pPr>
-          <w:hyperlink w:anchor="_Toc196675043" w:history="1">
+          <w:hyperlink w:anchor="_Toc196683393" w:history="1">
             <w:r>
               <w:rPr>
                 <w:rStyle w:val="Hyperlink"/>
@@ -1701,7 +1695,7 @@
                 <w:noProof/>
                 <w:webHidden/>
               </w:rPr>
-              <w:instrText xml:space="preserve"> PAGEREF _Toc196675043 \h </w:instrText>
+              <w:instrText xml:space="preserve"> PAGEREF _Toc196683393 \h </w:instrText>
             </w:r>
             <w:r>
               <w:rPr>
@@ -1721,7 +1715,7 @@
                 <w:noProof/>
                 <w:webHidden/>
               </w:rPr>
-              <w:t>16</w:t>
+              <w:t>23</w:t>
             </w:r>
             <w:r>
               <w:rPr>
@@ -1747,7 +1741,7 @@
               <w:lang w:eastAsia="bg-BG"/>
             </w:rPr>
           </w:pPr>
-          <w:hyperlink w:anchor="_Toc196675044" w:history="1">
+          <w:hyperlink w:anchor="_Toc196683394" w:history="1">
             <w:r>
               <w:rPr>
                 <w:rStyle w:val="Hyperlink"/>
@@ -1791,7 +1785,7 @@
                 <w:noProof/>
                 <w:webHidden/>
               </w:rPr>
-              <w:instrText xml:space="preserve"> PAGEREF _Toc196675044 \h </w:instrText>
+              <w:instrText xml:space="preserve"> PAGEREF _Toc196683394 \h </w:instrText>
             </w:r>
             <w:r>
               <w:rPr>
@@ -1811,7 +1805,7 @@
                 <w:noProof/>
                 <w:webHidden/>
               </w:rPr>
-              <w:t>16</w:t>
+              <w:t>23</w:t>
             </w:r>
             <w:r>
               <w:rPr>
@@ -1837,7 +1831,7 @@
               <w:lang w:eastAsia="bg-BG"/>
             </w:rPr>
           </w:pPr>
-          <w:hyperlink w:anchor="_Toc196675045" w:history="1">
+          <w:hyperlink w:anchor="_Toc196683395" w:history="1">
             <w:r>
               <w:rPr>
                 <w:rStyle w:val="Hyperlink"/>
@@ -1881,7 +1875,7 @@
                 <w:noProof/>
                 <w:webHidden/>
               </w:rPr>
-              <w:instrText xml:space="preserve"> PAGEREF _Toc196675045 \h </w:instrText>
+              <w:instrText xml:space="preserve"> PAGEREF _Toc196683395 \h </w:instrText>
             </w:r>
             <w:r>
               <w:rPr>
@@ -1901,7 +1895,7 @@
                 <w:noProof/>
                 <w:webHidden/>
               </w:rPr>
-              <w:t>16</w:t>
+              <w:t>23</w:t>
             </w:r>
             <w:r>
               <w:rPr>
@@ -1927,7 +1921,7 @@
               <w:lang w:eastAsia="bg-BG"/>
             </w:rPr>
           </w:pPr>
-          <w:hyperlink w:anchor="_Toc196675046" w:history="1">
+          <w:hyperlink w:anchor="_Toc196683396" w:history="1">
             <w:r>
               <w:rPr>
                 <w:rStyle w:val="Hyperlink"/>
@@ -1971,7 +1965,7 @@
                 <w:noProof/>
                 <w:webHidden/>
               </w:rPr>
-              <w:instrText xml:space="preserve"> PAGEREF _Toc196675046 \h </w:instrText>
+              <w:instrText xml:space="preserve"> PAGEREF _Toc196683396 \h </w:instrText>
             </w:r>
             <w:r>
               <w:rPr>
@@ -1991,7 +1985,7 @@
                 <w:noProof/>
                 <w:webHidden/>
               </w:rPr>
-              <w:t>17</w:t>
+              <w:t>24</w:t>
             </w:r>
             <w:r>
               <w:rPr>
@@ -2017,7 +2011,7 @@
               <w:lang w:eastAsia="bg-BG"/>
             </w:rPr>
           </w:pPr>
-          <w:hyperlink w:anchor="_Toc196675047" w:history="1">
+          <w:hyperlink w:anchor="_Toc196683397" w:history="1">
             <w:r>
               <w:rPr>
                 <w:rStyle w:val="Hyperlink"/>
@@ -2061,7 +2055,7 @@
                 <w:noProof/>
                 <w:webHidden/>
               </w:rPr>
-              <w:instrText xml:space="preserve"> PAGEREF _Toc196675047 \h </w:instrText>
+              <w:instrText xml:space="preserve"> PAGEREF _Toc196683397 \h </w:instrText>
             </w:r>
             <w:r>
               <w:rPr>
@@ -2081,7 +2075,7 @@
                 <w:noProof/>
                 <w:webHidden/>
               </w:rPr>
-              <w:t>18</w:t>
+              <w:t>25</w:t>
             </w:r>
             <w:r>
               <w:rPr>
@@ -2107,7 +2101,7 @@
               <w:lang w:eastAsia="bg-BG"/>
             </w:rPr>
           </w:pPr>
-          <w:hyperlink w:anchor="_Toc196675048" w:history="1">
+          <w:hyperlink w:anchor="_Toc196683398" w:history="1">
             <w:r>
               <w:rPr>
                 <w:rStyle w:val="Hyperlink"/>
@@ -2151,7 +2145,7 @@
                 <w:noProof/>
                 <w:webHidden/>
               </w:rPr>
-              <w:instrText xml:space="preserve"> PAGEREF _Toc196675048 \h </w:instrText>
+              <w:instrText xml:space="preserve"> PAGEREF _Toc196683398 \h </w:instrText>
             </w:r>
             <w:r>
               <w:rPr>
@@ -2171,7 +2165,7 @@
                 <w:noProof/>
                 <w:webHidden/>
               </w:rPr>
-              <w:t>18</w:t>
+              <w:t>25</w:t>
             </w:r>
             <w:r>
               <w:rPr>
@@ -2197,7 +2191,7 @@
               <w:lang w:eastAsia="bg-BG"/>
             </w:rPr>
           </w:pPr>
-          <w:hyperlink w:anchor="_Toc196675049" w:history="1">
+          <w:hyperlink w:anchor="_Toc196683399" w:history="1">
             <w:r>
               <w:rPr>
                 <w:rStyle w:val="Hyperlink"/>
@@ -2241,7 +2235,7 @@
                 <w:noProof/>
                 <w:webHidden/>
               </w:rPr>
-              <w:instrText xml:space="preserve"> PAGEREF _Toc196675049 \h </w:instrText>
+              <w:instrText xml:space="preserve"> PAGEREF _Toc196683399 \h </w:instrText>
             </w:r>
             <w:r>
               <w:rPr>
@@ -2261,7 +2255,7 @@
                 <w:noProof/>
                 <w:webHidden/>
               </w:rPr>
-              <w:t>19</w:t>
+              <w:t>26</w:t>
             </w:r>
             <w:r>
               <w:rPr>
@@ -2287,7 +2281,7 @@
               <w:lang w:eastAsia="bg-BG"/>
             </w:rPr>
           </w:pPr>
-          <w:hyperlink w:anchor="_Toc196675050" w:history="1">
+          <w:hyperlink w:anchor="_Toc196683400" w:history="1">
             <w:r>
               <w:rPr>
                 <w:rStyle w:val="Hyperlink"/>
@@ -2331,7 +2325,7 @@
                 <w:noProof/>
                 <w:webHidden/>
               </w:rPr>
-              <w:instrText xml:space="preserve"> PAGEREF _Toc196675050 \h </w:instrText>
+              <w:instrText xml:space="preserve"> PAGEREF _Toc196683400 \h </w:instrText>
             </w:r>
             <w:r>
               <w:rPr>
@@ -2351,7 +2345,7 @@
                 <w:noProof/>
                 <w:webHidden/>
               </w:rPr>
-              <w:t>20</w:t>
+              <w:t>27</w:t>
             </w:r>
             <w:r>
               <w:rPr>
@@ -2377,7 +2371,7 @@
               <w:lang w:eastAsia="bg-BG"/>
             </w:rPr>
           </w:pPr>
-          <w:hyperlink w:anchor="_Toc196675051" w:history="1">
+          <w:hyperlink w:anchor="_Toc196683401" w:history="1">
             <w:r>
               <w:rPr>
                 <w:rStyle w:val="Hyperlink"/>
@@ -2421,7 +2415,7 @@
                 <w:noProof/>
                 <w:webHidden/>
               </w:rPr>
-              <w:instrText xml:space="preserve"> PAGEREF _Toc196675051 \h </w:instrText>
+              <w:instrText xml:space="preserve"> PAGEREF _Toc196683401 \h </w:instrText>
             </w:r>
             <w:r>
               <w:rPr>
@@ -2441,7 +2435,7 @@
                 <w:noProof/>
                 <w:webHidden/>
               </w:rPr>
-              <w:t>21</w:t>
+              <w:t>28</w:t>
             </w:r>
             <w:r>
               <w:rPr>
@@ -2467,7 +2461,7 @@
               <w:lang w:eastAsia="bg-BG"/>
             </w:rPr>
           </w:pPr>
-          <w:hyperlink w:anchor="_Toc196675052" w:history="1">
+          <w:hyperlink w:anchor="_Toc196683402" w:history="1">
             <w:r>
               <w:rPr>
                 <w:rStyle w:val="Hyperlink"/>
@@ -2515,7 +2509,7 @@
                 <w:noProof/>
                 <w:webHidden/>
               </w:rPr>
-              <w:instrText xml:space="preserve"> PAGEREF _Toc196675052 \h </w:instrText>
+              <w:instrText xml:space="preserve"> PAGEREF _Toc196683402 \h </w:instrText>
             </w:r>
             <w:r>
               <w:rPr>
@@ -2535,7 +2529,7 @@
                 <w:noProof/>
                 <w:webHidden/>
               </w:rPr>
-              <w:t>22</w:t>
+              <w:t>28</w:t>
             </w:r>
             <w:r>
               <w:rPr>
@@ -2561,7 +2555,7 @@
               <w:lang w:eastAsia="bg-BG"/>
             </w:rPr>
           </w:pPr>
-          <w:hyperlink w:anchor="_Toc196675053" w:history="1">
+          <w:hyperlink w:anchor="_Toc196683403" w:history="1">
             <w:r>
               <w:rPr>
                 <w:rStyle w:val="Hyperlink"/>
@@ -2605,7 +2599,7 @@
                 <w:noProof/>
                 <w:webHidden/>
               </w:rPr>
-              <w:instrText xml:space="preserve"> PAGEREF _Toc196675053 \h </w:instrText>
+              <w:instrText xml:space="preserve"> PAGEREF _Toc196683403 \h </w:instrText>
             </w:r>
             <w:r>
               <w:rPr>
@@ -2625,7 +2619,7 @@
                 <w:noProof/>
                 <w:webHidden/>
               </w:rPr>
-              <w:t>24</w:t>
+              <w:t>30</w:t>
             </w:r>
             <w:r>
               <w:rPr>
@@ -2676,7 +2670,7 @@
           <w:numId w:val="3"/>
         </w:numPr>
       </w:pPr>
-      <w:bookmarkStart w:id="0" w:name="_Toc196675026"/>
+      <w:bookmarkStart w:id="0" w:name="_Toc196683376"/>
       <w:r>
         <w:lastRenderedPageBreak/>
         <w:t>Увод</w:t>
@@ -2705,7 +2699,11 @@
     </w:p>
     <w:p>
       <w:r>
-        <w:t>Основната цел на дипломната работа е да се покаже на практика как се изгражда и конфигурира сървърна среда, подходяща за уеб приложения, като се използват съвременни и широко разпространени технологии – операционна система Linux (Ubuntu Server), уеб сървър Nginx, WSGI сървър Gunicorn, езикът Python с фреймуърка Django, система за управление на бази данни MySQL и инструментът phpMyAdmin. Изборът на тези компоненти е продиктуван от тяхната популярност, стабилност и подходящост за учебни цели.</w:t>
+        <w:t xml:space="preserve">Основната цел на дипломната работа е да се покаже на практика как се изгражда и конфигурира сървърна среда, подходяща за уеб приложения, като се </w:t>
+      </w:r>
+      <w:r>
+        <w:lastRenderedPageBreak/>
+        <w:t>използват съвременни и широко разпространени технологии – операционна система Linux (Ubuntu Server), уеб сървър Nginx, WSGI сървър Gunicorn, езикът Python с фреймуърка Django, система за управление на бази данни MySQL и инструментът phpMyAdmin. Изборът на тези компоненти е продиктуван от тяхната популярност, стабилност и подходящост за учебни цели.</w:t>
       </w:r>
     </w:p>
     <w:p>
@@ -2784,7 +2782,11 @@
     </w:p>
     <w:p>
       <w:r>
-        <w:t>В работата са използвани и редица съвременни инструменти и технологии – PyCharm като интегрирана среда за разработка, Git за контрол на версиите, Bootstrap за изграждане на модерен потребителски интерфейс, както и виртуални среди за Python за по-добро управление на зависимостите.</w:t>
+        <w:t xml:space="preserve">В работата са използвани и редица съвременни инструменти и технологии – PyCharm като интегрирана среда за разработка, Git за контрол на версиите, Bootstrap за </w:t>
+      </w:r>
+      <w:r>
+        <w:lastRenderedPageBreak/>
+        <w:t>изграждане на модерен потребителски интерфейс, както и виртуални среди за Python за по-добро управление на зависимостите.</w:t>
       </w:r>
     </w:p>
     <w:p>
@@ -2805,7 +2807,7 @@
           <w:lang w:eastAsia="bg-BG"/>
         </w:rPr>
       </w:pPr>
-      <w:bookmarkStart w:id="1" w:name="_Toc196675027"/>
+      <w:bookmarkStart w:id="1" w:name="_Toc196683377"/>
       <w:r>
         <w:rPr>
           <w:rFonts w:eastAsia="Times New Roman"/>
@@ -2857,21 +2859,29 @@
           <w:rFonts w:eastAsia="Times New Roman"/>
           <w:lang w:eastAsia="bg-BG"/>
         </w:rPr>
-        <w:t>Паралелно с подобряването на хардуера и появата на по-бързи интернет връзки, архитектурите на софтуерните системи също започват да се усложняват. В началото всяка уеб страница била самостоятелен HTML файл, но бързо става ясно, че за по-големи проекти този подход не е удобен и води до множество проблеми по поддръжката.</w:t>
-      </w:r>
-    </w:p>
-    <w:p>
-      <w:pPr>
+        <w:t xml:space="preserve">Паралелно с подобряването на хардуера и появата на по-бързи интернет връзки, архитектурите на софтуерните системи също започват да се усложняват. В </w:t>
+      </w:r>
+      <w:r>
         <w:rPr>
           <w:rFonts w:eastAsia="Times New Roman"/>
           <w:lang w:eastAsia="bg-BG"/>
         </w:rPr>
-      </w:pPr>
-      <w:r>
+        <w:lastRenderedPageBreak/>
+        <w:t>началото всяка уеб страница била самостоятелен HTML файл, но бързо става ясно, че за по-големи проекти този подход не е удобен и води до множество проблеми по поддръжката.</w:t>
+      </w:r>
+    </w:p>
+    <w:p>
+      <w:pPr>
         <w:rPr>
           <w:rFonts w:eastAsia="Times New Roman"/>
           <w:lang w:eastAsia="bg-BG"/>
         </w:rPr>
+      </w:pPr>
+      <w:r>
+        <w:rPr>
+          <w:rFonts w:eastAsia="Times New Roman"/>
+          <w:lang w:eastAsia="bg-BG"/>
+        </w:rPr>
         <w:t>Точно тук започва да се използва така наречената клиент-сървър архитектура. В тази архитектура клиентите (най-често чрез уеб браузър) изпращат заявки (HTTP requests) към уеб сървър, който отговаря, като им връща информация или изпълнява определени действия. Уеб сървърът може да комуникира и с база данни, за да предостави най-актуалното съдържание. С излизането напред на динамичното съдържание, разработчиците започват да използват езици като PHP, ASP, Python и JavaScript от страна на сървъра.</w:t>
       </w:r>
     </w:p>
@@ -2887,8 +2897,93 @@
           <w:rFonts w:eastAsia="Times New Roman"/>
           <w:lang w:eastAsia="bg-BG"/>
         </w:rPr>
+        <w:t>Появата на първите покрайни езици за програмиране позволява създаването на интерактивни сайтове с възможност за запазване на информация, регистриране на потребители, коментари и други форми на комуникация. Примери на ранни уеб сървъри са CERN httpd, NCSA HTTPd (по-късно станал Apache) и IIS на Microsoft.</w:t>
+      </w:r>
+    </w:p>
+    <w:p>
+      <w:pPr>
+        <w:ind w:firstLine="0"/>
+        <w:rPr>
+          <w:rFonts w:eastAsia="Times New Roman"/>
+          <w:lang w:eastAsia="bg-BG"/>
+        </w:rPr>
+      </w:pPr>
+      <w:r>
+        <w:rPr>
+          <w:noProof/>
+          <w:lang w:eastAsia="bg-BG"/>
+        </w:rPr>
+        <w:drawing>
+          <wp:inline distT="0" distB="0" distL="0" distR="0" wp14:anchorId="1212E5A6" wp14:editId="7A00DACE">
+            <wp:extent cx="5664200" cy="4248150"/>
+            <wp:effectExtent l="114300" t="114300" r="107950" b="114300"/>
+            <wp:docPr id="2" name="Picture 2" descr="The World's First Web Server | In a glass case at CERN is an… | Flickr"/>
+            <wp:cNvGraphicFramePr>
+              <a:graphicFrameLocks xmlns:a="http://schemas.openxmlformats.org/drawingml/2006/main" noChangeAspect="1"/>
+            </wp:cNvGraphicFramePr>
+            <a:graphic xmlns:a="http://schemas.openxmlformats.org/drawingml/2006/main">
+              <a:graphicData uri="http://schemas.openxmlformats.org/drawingml/2006/picture">
+                <pic:pic xmlns:pic="http://schemas.openxmlformats.org/drawingml/2006/picture">
+                  <pic:nvPicPr>
+                    <pic:cNvPr id="0" name="Picture 6" descr="The World's First Web Server | In a glass case at CERN is an… | Flickr"/>
+                    <pic:cNvPicPr>
+                      <a:picLocks noChangeAspect="1" noChangeArrowheads="1"/>
+                    </pic:cNvPicPr>
+                  </pic:nvPicPr>
+                  <pic:blipFill>
+                    <a:blip r:embed="rId8">
+                      <a:extLst>
+                        <a:ext uri="{28A0092B-C50C-407E-A947-70E740481C1C}">
+                          <a14:useLocalDpi xmlns:a14="http://schemas.microsoft.com/office/drawing/2010/main" val="0"/>
+                        </a:ext>
+                      </a:extLst>
+                    </a:blip>
+                    <a:srcRect/>
+                    <a:stretch>
+                      <a:fillRect/>
+                    </a:stretch>
+                  </pic:blipFill>
+                  <pic:spPr bwMode="auto">
+                    <a:xfrm>
+                      <a:off x="0" y="0"/>
+                      <a:ext cx="5664200" cy="4248150"/>
+                    </a:xfrm>
+                    <a:prstGeom prst="rect">
+                      <a:avLst/>
+                    </a:prstGeom>
+                    <a:noFill/>
+                    <a:ln>
+                      <a:noFill/>
+                    </a:ln>
+                    <a:effectLst>
+                      <a:outerShdw blurRad="63500" sx="102000" sy="102000" algn="ctr" rotWithShape="0">
+                        <a:prstClr val="black">
+                          <a:alpha val="40000"/>
+                        </a:prstClr>
+                      </a:outerShdw>
+                    </a:effectLst>
+                  </pic:spPr>
+                </pic:pic>
+              </a:graphicData>
+            </a:graphic>
+          </wp:inline>
+        </w:drawing>
+      </w:r>
+    </w:p>
+    <w:p>
+      <w:pPr>
+        <w:rPr>
+          <w:rFonts w:eastAsia="Times New Roman"/>
+          <w:lang w:eastAsia="bg-BG"/>
+        </w:rPr>
+      </w:pPr>
+      <w:r>
+        <w:rPr>
+          <w:rFonts w:eastAsia="Times New Roman"/>
+          <w:lang w:eastAsia="bg-BG"/>
+        </w:rPr>
         <w:lastRenderedPageBreak/>
-        <w:t>Появата на първите покрайни езици за програмиране позволява създаването на интерактивни сайтове с възможност за запазване на информация, регистриране на потребители, коментари и други форми на комуникация. Примери на ранни уеб сървъри са CERN httpd, NCSA HTTPd (по-късно станал Apache) и IIS на Microsoft.</w:t>
+        <w:t>С течение на времето интернет става все по-достъпен и бърз, а нуждите на потребителите и бизнеса растат. Вече се създават не само статични страници, а и цели платформи за електронна търговия, социални мрежи, корпоративни портали. Това води до възникването на множество концепции и архитектурни модели за изграждане на уеб приложения, които да бъдат надеждни, безопасни и лесни за поддръжка – сред тях са MVC, клиент-сървър, трислойни архитектури и други.</w:t>
       </w:r>
     </w:p>
     <w:p>
@@ -2903,11 +2998,12 @@
           <w:rFonts w:eastAsia="Times New Roman"/>
           <w:lang w:eastAsia="bg-BG"/>
         </w:rPr>
-        <w:t>С течение на времето интернет става все по-достъпен и бърз, а нуждите на потребителите и бизнеса растат. Вече се създават не само статични страници, а и цели платформи за електронна търговия, социални мрежи, корпоративни портали. Това води до възникването на множество концепции и архитектурни модели за изграждане на уеб приложения, които да бъдат надеждни, безопасни и лесни за поддръжка – сред тях са MVC, клиент-сървър, трислойни архитектури и други.</w:t>
-      </w:r>
-    </w:p>
-    <w:p>
-      <w:pPr>
+        <w:t>Днес уеб сървърите са много повече от просто програми, които „раздават файлове“. Те обработват заявки, контролират достъпа до ресурси, работят с бази данни, изпълняват програмен код, кешират съдържание и поддържат мащабируемост. Използват се различни технологии за ускоряване на зареждането на страници, за баланс на товар, за автоматично обновяване на съдържанието и много други.</w:t>
+      </w:r>
+    </w:p>
+    <w:p>
+      <w:pPr>
+        <w:ind w:firstLine="0"/>
         <w:rPr>
           <w:rFonts w:eastAsia="Times New Roman"/>
           <w:lang w:eastAsia="bg-BG"/>
@@ -2915,19 +3011,65 @@
       </w:pPr>
       <w:r>
         <w:rPr>
-          <w:rFonts w:eastAsia="Times New Roman"/>
-          <w:lang w:eastAsia="bg-BG"/>
-        </w:rPr>
-        <w:t>Днес уеб сървърите са много повече от просто програми, които „раздават файлове“. Те обработват заявки, контролират достъпа до ресурси, работят с бази данни, изпълняват програмен код, кешират съдържание и поддържат мащабируемост. Използват се различни технологии за ускоряване на зареждането на страници, за баланс на товар, за автоматично обновяване на съдържанието и много други.</w:t>
-      </w:r>
-    </w:p>
-    <w:p>
-      <w:pPr>
-        <w:rPr>
-          <w:rFonts w:eastAsia="Times New Roman"/>
-          <w:lang w:eastAsia="bg-BG"/>
-        </w:rPr>
-      </w:pPr>
+          <w:noProof/>
+          <w:lang w:eastAsia="bg-BG"/>
+        </w:rPr>
+        <w:drawing>
+          <wp:inline distT="0" distB="0" distL="0" distR="0" wp14:anchorId="0DD7184F" wp14:editId="0FCC51C3">
+            <wp:extent cx="5760720" cy="3238500"/>
+            <wp:effectExtent l="114300" t="114300" r="106680" b="114300"/>
+            <wp:docPr id="1" name="Picture 1" descr="https://cerncourier.com/wp-content/uploads/2024/01/Serwery-online_frontis-635x357.jpg"/>
+            <wp:cNvGraphicFramePr>
+              <a:graphicFrameLocks xmlns:a="http://schemas.openxmlformats.org/drawingml/2006/main" noChangeAspect="1"/>
+            </wp:cNvGraphicFramePr>
+            <a:graphic xmlns:a="http://schemas.openxmlformats.org/drawingml/2006/main">
+              <a:graphicData uri="http://schemas.openxmlformats.org/drawingml/2006/picture">
+                <pic:pic xmlns:pic="http://schemas.openxmlformats.org/drawingml/2006/picture">
+                  <pic:nvPicPr>
+                    <pic:cNvPr id="0" name="Picture 2" descr="https://cerncourier.com/wp-content/uploads/2024/01/Serwery-online_frontis-635x357.jpg"/>
+                    <pic:cNvPicPr>
+                      <a:picLocks noChangeAspect="1" noChangeArrowheads="1"/>
+                    </pic:cNvPicPr>
+                  </pic:nvPicPr>
+                  <pic:blipFill>
+                    <a:blip r:embed="rId9">
+                      <a:extLst>
+                        <a:ext uri="{28A0092B-C50C-407E-A947-70E740481C1C}">
+                          <a14:useLocalDpi xmlns:a14="http://schemas.microsoft.com/office/drawing/2010/main" val="0"/>
+                        </a:ext>
+                      </a:extLst>
+                    </a:blip>
+                    <a:srcRect/>
+                    <a:stretch>
+                      <a:fillRect/>
+                    </a:stretch>
+                  </pic:blipFill>
+                  <pic:spPr bwMode="auto">
+                    <a:xfrm>
+                      <a:off x="0" y="0"/>
+                      <a:ext cx="5760720" cy="3238500"/>
+                    </a:xfrm>
+                    <a:prstGeom prst="rect">
+                      <a:avLst/>
+                    </a:prstGeom>
+                    <a:noFill/>
+                    <a:ln>
+                      <a:noFill/>
+                    </a:ln>
+                    <a:effectLst>
+                      <a:outerShdw blurRad="63500" sx="102000" sy="102000" algn="ctr" rotWithShape="0">
+                        <a:prstClr val="black">
+                          <a:alpha val="40000"/>
+                        </a:prstClr>
+                      </a:outerShdw>
+                    </a:effectLst>
+                  </pic:spPr>
+                </pic:pic>
+              </a:graphicData>
+            </a:graphic>
+          </wp:inline>
+        </w:drawing>
+      </w:r>
       <w:r>
         <w:rPr>
           <w:rFonts w:eastAsia="Times New Roman"/>
@@ -2944,11 +3086,19 @@
         <w:jc w:val="left"/>
         <w:rPr>
           <w:rFonts w:ascii="var(--gpts-font-family)" w:eastAsia="Times New Roman" w:hAnsi="var(--gpts-font-family)" w:cs="Segoe UI"/>
+          <w:b/>
+          <w:bCs/>
           <w:highlight w:val="yellow"/>
           <w:lang w:eastAsia="bg-BG"/>
         </w:rPr>
       </w:pPr>
-      <w:r>
+    </w:p>
+    <w:p>
+      <w:pPr>
+        <w:shd w:val="clear" w:color="auto" w:fill="FFFFFF"/>
+        <w:spacing w:line="240" w:lineRule="auto"/>
+        <w:ind w:firstLine="0"/>
+        <w:jc w:val="left"/>
         <w:rPr>
           <w:rFonts w:ascii="var(--gpts-font-family)" w:eastAsia="Times New Roman" w:hAnsi="var(--gpts-font-family)" w:cs="Segoe UI"/>
           <w:b/>
@@ -2956,173 +3106,7 @@
           <w:highlight w:val="yellow"/>
           <w:lang w:eastAsia="bg-BG"/>
         </w:rPr>
-        <w:t>Препоръка за илюстрация:</w:t>
-      </w:r>
-    </w:p>
-    <w:p>
-      <w:pPr>
-        <w:numPr>
-          <w:ilvl w:val="0"/>
-          <w:numId w:val="30"/>
-        </w:numPr>
-        <w:shd w:val="clear" w:color="auto" w:fill="FFFFFF"/>
-        <w:spacing w:before="100" w:beforeAutospacing="1" w:after="100" w:afterAutospacing="1" w:line="240" w:lineRule="auto"/>
-        <w:jc w:val="left"/>
-        <w:rPr>
-          <w:rFonts w:ascii="var(--gpts-font-family)" w:eastAsia="Times New Roman" w:hAnsi="var(--gpts-font-family)" w:cs="Segoe UI"/>
-          <w:highlight w:val="yellow"/>
-          <w:lang w:eastAsia="bg-BG"/>
-        </w:rPr>
-      </w:pPr>
-      <w:r>
-        <w:rPr>
-          <w:rFonts w:ascii="var(--gpts-font-family)" w:eastAsia="Times New Roman" w:hAnsi="var(--gpts-font-family)" w:cs="Segoe UI"/>
-          <w:highlight w:val="yellow"/>
-          <w:lang w:eastAsia="bg-BG"/>
-        </w:rPr>
-        <w:t>Снимка на първия уеб сървър (CERN).</w:t>
-      </w:r>
-    </w:p>
-    <w:p>
-      <w:pPr>
-        <w:numPr>
-          <w:ilvl w:val="0"/>
-          <w:numId w:val="30"/>
-        </w:numPr>
-        <w:shd w:val="clear" w:color="auto" w:fill="FFFFFF"/>
-        <w:spacing w:before="60" w:after="100" w:afterAutospacing="1" w:line="240" w:lineRule="auto"/>
-        <w:jc w:val="left"/>
-        <w:rPr>
-          <w:rFonts w:ascii="var(--gpts-font-family)" w:eastAsia="Times New Roman" w:hAnsi="var(--gpts-font-family)" w:cs="Segoe UI"/>
-          <w:highlight w:val="yellow"/>
-          <w:lang w:eastAsia="bg-BG"/>
-        </w:rPr>
-      </w:pPr>
-      <w:r>
-        <w:rPr>
-          <w:rFonts w:ascii="var(--gpts-font-family)" w:eastAsia="Times New Roman" w:hAnsi="var(--gpts-font-family)" w:cs="Segoe UI"/>
-          <w:highlight w:val="yellow"/>
-          <w:lang w:eastAsia="bg-BG"/>
-        </w:rPr>
-        <w:t>Схематична диаграма „Клиент-Сървър архитектура“ (браузър – сървър – база данни).</w:t>
-      </w:r>
-    </w:p>
-    <w:p>
-      <w:pPr>
-        <w:shd w:val="clear" w:color="auto" w:fill="FFFFFF"/>
-        <w:spacing w:before="360" w:after="360" w:line="240" w:lineRule="auto"/>
-        <w:ind w:firstLine="0"/>
-        <w:jc w:val="left"/>
-        <w:rPr>
-          <w:rFonts w:ascii="var(--gpts-font-family)" w:eastAsia="Times New Roman" w:hAnsi="var(--gpts-font-family)" w:cs="Segoe UI"/>
-          <w:b/>
-          <w:bCs/>
-          <w:lang w:eastAsia="bg-BG"/>
-        </w:rPr>
-      </w:pPr>
-      <w:r>
-        <w:rPr>
-          <w:rFonts w:ascii="var(--gpts-font-family)" w:eastAsia="Times New Roman" w:hAnsi="var(--gpts-font-family)" w:cs="Segoe UI"/>
-          <w:b/>
-          <w:bCs/>
-          <w:lang w:eastAsia="bg-BG"/>
-        </w:rPr>
-        <w:t>Ще продължа с точка 2.2. Операционна система Linux и дистрибуции. Ако си съгласен с подхода, потвърди и ще продължа нататък, или ако желаеш – директно ще предоставя целия текст за теоретичната част в подобен стил.</w:t>
-      </w:r>
-    </w:p>
-    <w:p>
-      <w:pPr>
-        <w:pStyle w:val="Heading1"/>
-        <w:rPr>
-          <w:rFonts w:eastAsia="Times New Roman"/>
-          <w:lang w:eastAsia="bg-BG"/>
-        </w:rPr>
-      </w:pPr>
-      <w:bookmarkStart w:id="2" w:name="_Toc196675028"/>
-      <w:r>
-        <w:rPr>
-          <w:rFonts w:eastAsia="Times New Roman"/>
-          <w:lang w:eastAsia="bg-BG"/>
-        </w:rPr>
-        <w:lastRenderedPageBreak/>
-        <w:t>Операционна система Linux и дистрибуции</w:t>
-      </w:r>
-      <w:bookmarkEnd w:id="2"/>
-    </w:p>
-    <w:p>
-      <w:pPr>
-        <w:rPr>
-          <w:rFonts w:eastAsia="Times New Roman"/>
-          <w:lang w:eastAsia="bg-BG"/>
-        </w:rPr>
-      </w:pPr>
-      <w:r>
-        <w:rPr>
-          <w:rFonts w:eastAsia="Times New Roman"/>
-          <w:lang w:eastAsia="bg-BG"/>
-        </w:rPr>
-        <w:t>Когато започнах да се занимавам с уеб програмиране, бързо разбрах, че една от най-важните части на всеки сървър е операционната система. В повечето случаи, когато става въпрос за уеб сървъри, най-често се използва Linux. Това не е случайно – Linux е безплатна, сигурна, стабилна и много гъвкава операционна система, която се използва от най-големите компании в света.</w:t>
-      </w:r>
-    </w:p>
-    <w:p>
-      <w:pPr>
-        <w:rPr>
-          <w:rFonts w:eastAsia="Times New Roman"/>
-          <w:lang w:eastAsia="bg-BG"/>
-        </w:rPr>
-      </w:pPr>
-      <w:r>
-        <w:rPr>
-          <w:rFonts w:eastAsia="Times New Roman"/>
-          <w:lang w:eastAsia="bg-BG"/>
-        </w:rPr>
-        <w:t>Историята на Linux започва през 1991 година, когато Линус Торвалдс, студент от Финландия, създава свое ядро, вдъхновено от UNIX. UNIX е операционна система, разработена още през 70-те години в AT&amp;T Bell Labs, която поставя основите на много от днешните ОС. UNIX е била скъпа и затворена, докато Linux е с отворен код и всеки може да я използва и модифицира.</w:t>
-      </w:r>
-    </w:p>
-    <w:p>
-      <w:pPr>
-        <w:rPr>
-          <w:rFonts w:eastAsia="Times New Roman"/>
-          <w:lang w:eastAsia="bg-BG"/>
-        </w:rPr>
-      </w:pPr>
-      <w:r>
-        <w:rPr>
-          <w:rFonts w:eastAsia="Times New Roman"/>
-          <w:lang w:eastAsia="bg-BG"/>
-        </w:rPr>
-        <w:t>С времето около ядрото на Linux се появяват различни дистрибуции. Дистрибуция (или „дистро“) е пакет от ядрото на Linux плюс различни програми, инструменти и графични среди. Така се появяват семейства като Red Hat, Fedora, SUSE, Arch, Debian и други. Всяка дистрибуция има своите особености, но всички използват едно и също ядро.</w:t>
-      </w:r>
-    </w:p>
-    <w:p>
-      <w:pPr>
-        <w:rPr>
-          <w:rFonts w:eastAsia="Times New Roman"/>
-          <w:lang w:eastAsia="bg-BG"/>
-        </w:rPr>
-      </w:pPr>
-      <w:r>
-        <w:rPr>
-          <w:rFonts w:eastAsia="Times New Roman"/>
-          <w:lang w:eastAsia="bg-BG"/>
-        </w:rPr>
-        <w:t>Debian е една от най-старите и стабилни дистрибуции. Тя е известна със своята сигурност и стабилност, което я прави предпочитан избор за сървъри. От Debian произлиза и Ubuntu – дистрибуция, която е много популярна както за десктоп, така и за сървърни решения. Ubuntu Server е специално създадена за работа на сървъри – тя няма графична среда по подразбиране, което я прави по-лека и бърза.</w:t>
-      </w:r>
-    </w:p>
-    <w:p>
-      <w:pPr>
-        <w:rPr>
-          <w:rFonts w:eastAsia="Times New Roman"/>
-          <w:lang w:eastAsia="bg-BG"/>
-        </w:rPr>
-      </w:pPr>
-      <w:r>
-        <w:rPr>
-          <w:rFonts w:eastAsia="Times New Roman"/>
-          <w:lang w:eastAsia="bg-BG"/>
-        </w:rPr>
-        <w:t>Причините да избера Ubuntu Server за моя проект са няколко. Първо, тя е лесна за инсталиране и настройване, има огромна общност и много документация. Второ, повечето хостинг компании и облачни услуги предлагат Ubuntu като стандартен избор. Трето, поддръжката на пакети и обновления е много добра, а сигурността е на високо ниво. Това прави Ubuntu Server идеална за деплой на уеб приложения, особено когато се работи с Python и Django.</w:t>
-      </w:r>
+      </w:pPr>
     </w:p>
     <w:p>
       <w:pPr>
@@ -3132,67 +3116,66 @@
         <w:jc w:val="left"/>
         <w:rPr>
           <w:rFonts w:ascii="var(--gpts-font-family)" w:eastAsia="Times New Roman" w:hAnsi="var(--gpts-font-family)" w:cs="Segoe UI"/>
-          <w:highlight w:val="yellow"/>
-          <w:lang w:eastAsia="bg-BG"/>
-        </w:rPr>
-      </w:pPr>
-      <w:r>
-        <w:rPr>
-          <w:rFonts w:ascii="var(--gpts-font-family)" w:eastAsia="Times New Roman" w:hAnsi="var(--gpts-font-family)" w:cs="Segoe UI"/>
           <w:b/>
           <w:bCs/>
           <w:highlight w:val="yellow"/>
           <w:lang w:eastAsia="bg-BG"/>
         </w:rPr>
-        <w:t>Препоръчителен screenshot:</w:t>
-      </w:r>
-    </w:p>
-    <w:p>
-      <w:pPr>
-        <w:numPr>
-          <w:ilvl w:val="0"/>
-          <w:numId w:val="31"/>
-        </w:numPr>
-        <w:shd w:val="clear" w:color="auto" w:fill="FFFFFF"/>
-        <w:spacing w:before="100" w:beforeAutospacing="1" w:after="100" w:afterAutospacing="1" w:line="240" w:lineRule="auto"/>
-        <w:jc w:val="left"/>
-        <w:rPr>
-          <w:rFonts w:ascii="var(--gpts-font-family)" w:eastAsia="Times New Roman" w:hAnsi="var(--gpts-font-family)" w:cs="Segoe UI"/>
-          <w:highlight w:val="yellow"/>
-          <w:lang w:eastAsia="bg-BG"/>
-        </w:rPr>
-      </w:pPr>
-      <w:r>
-        <w:rPr>
-          <w:rFonts w:ascii="var(--gpts-font-family)" w:eastAsia="Times New Roman" w:hAnsi="var(--gpts-font-family)" w:cs="Segoe UI"/>
-          <w:highlight w:val="yellow"/>
-          <w:lang w:eastAsia="bg-BG"/>
-        </w:rPr>
-        <w:t>Инсталационен екран на Ubuntu Server</w:t>
-      </w:r>
-    </w:p>
-    <w:p>
-      <w:pPr>
-        <w:numPr>
-          <w:ilvl w:val="0"/>
-          <w:numId w:val="31"/>
-        </w:numPr>
-        <w:shd w:val="clear" w:color="auto" w:fill="FFFFFF"/>
-        <w:spacing w:before="60" w:after="100" w:afterAutospacing="1" w:line="240" w:lineRule="auto"/>
-        <w:jc w:val="left"/>
-        <w:rPr>
-          <w:rFonts w:ascii="var(--gpts-font-family)" w:eastAsia="Times New Roman" w:hAnsi="var(--gpts-font-family)" w:cs="Segoe UI"/>
-          <w:lang w:eastAsia="bg-BG"/>
-        </w:rPr>
-      </w:pPr>
-      <w:r>
-        <w:rPr>
-          <w:rFonts w:ascii="var(--gpts-font-family)" w:eastAsia="Times New Roman" w:hAnsi="var(--gpts-font-family)" w:cs="Segoe UI"/>
-          <w:highlight w:val="yellow"/>
+      </w:pPr>
+      <w:r>
+        <w:rPr>
+          <w:noProof/>
           <w:lang w:eastAsia="bg-BG"/>
         </w:rPr>
         <w:lastRenderedPageBreak/>
-        <w:t>Команден ред след успешен вход</w:t>
+        <w:drawing>
+          <wp:inline distT="0" distB="0" distL="0" distR="0" wp14:anchorId="2C696F1F" wp14:editId="63D8C476">
+            <wp:extent cx="5760720" cy="1681480"/>
+            <wp:effectExtent l="0" t="0" r="0" b="0"/>
+            <wp:docPr id="7" name="Picture 7" descr="Архитектура на системите за управление на съдържанието | WordPress"/>
+            <wp:cNvGraphicFramePr>
+              <a:graphicFrameLocks xmlns:a="http://schemas.openxmlformats.org/drawingml/2006/main" noChangeAspect="1"/>
+            </wp:cNvGraphicFramePr>
+            <a:graphic xmlns:a="http://schemas.openxmlformats.org/drawingml/2006/main">
+              <a:graphicData uri="http://schemas.openxmlformats.org/drawingml/2006/picture">
+                <pic:pic xmlns:pic="http://schemas.openxmlformats.org/drawingml/2006/picture">
+                  <pic:nvPicPr>
+                    <pic:cNvPr id="0" name="Picture 2" descr="Архитектура на системите за управление на съдържанието | WordPress"/>
+                    <pic:cNvPicPr>
+                      <a:picLocks noChangeAspect="1" noChangeArrowheads="1"/>
+                    </pic:cNvPicPr>
+                  </pic:nvPicPr>
+                  <pic:blipFill>
+                    <a:blip r:embed="rId10">
+                      <a:extLst>
+                        <a:ext uri="{28A0092B-C50C-407E-A947-70E740481C1C}">
+                          <a14:useLocalDpi xmlns:a14="http://schemas.microsoft.com/office/drawing/2010/main" val="0"/>
+                        </a:ext>
+                      </a:extLst>
+                    </a:blip>
+                    <a:srcRect/>
+                    <a:stretch>
+                      <a:fillRect/>
+                    </a:stretch>
+                  </pic:blipFill>
+                  <pic:spPr bwMode="auto">
+                    <a:xfrm>
+                      <a:off x="0" y="0"/>
+                      <a:ext cx="5760720" cy="1681480"/>
+                    </a:xfrm>
+                    <a:prstGeom prst="rect">
+                      <a:avLst/>
+                    </a:prstGeom>
+                    <a:noFill/>
+                    <a:ln>
+                      <a:noFill/>
+                    </a:ln>
+                  </pic:spPr>
+                </pic:pic>
+              </a:graphicData>
+            </a:graphic>
+          </wp:inline>
+        </w:drawing>
       </w:r>
     </w:p>
     <w:p>
@@ -3203,12 +3186,235 @@
           <w:lang w:eastAsia="bg-BG"/>
         </w:rPr>
       </w:pPr>
-      <w:bookmarkStart w:id="3" w:name="_Toc196675029"/>
+      <w:bookmarkStart w:id="2" w:name="_Toc196683378"/>
       <w:r>
         <w:rPr>
           <w:rFonts w:eastAsia="Times New Roman"/>
           <w:lang w:eastAsia="bg-BG"/>
         </w:rPr>
+        <w:t>Операционна система Linux и дистрибуции</w:t>
+      </w:r>
+      <w:bookmarkEnd w:id="2"/>
+    </w:p>
+    <w:p>
+      <w:pPr>
+        <w:rPr>
+          <w:rFonts w:eastAsia="Times New Roman"/>
+          <w:lang w:eastAsia="bg-BG"/>
+        </w:rPr>
+      </w:pPr>
+      <w:r>
+        <w:rPr>
+          <w:rFonts w:eastAsia="Times New Roman"/>
+          <w:lang w:eastAsia="bg-BG"/>
+        </w:rPr>
+        <w:t>Когато започнах да се занимавам с уеб програмиране, бързо разбрах, че една от най-важните части на всеки сървър е операционната система. В повечето случаи, когато става въпрос за уеб сървъри, най-често се използва Linux. Това не е случайно – Linux е безплатна, сигурна, стабилна и много гъвкава операционна система, която се използва от най-големите компании в света.</w:t>
+      </w:r>
+    </w:p>
+    <w:p>
+      <w:pPr>
+        <w:rPr>
+          <w:rFonts w:eastAsia="Times New Roman"/>
+          <w:lang w:eastAsia="bg-BG"/>
+        </w:rPr>
+      </w:pPr>
+      <w:r>
+        <w:rPr>
+          <w:rFonts w:eastAsia="Times New Roman"/>
+          <w:lang w:eastAsia="bg-BG"/>
+        </w:rPr>
+        <w:t>Историята на Linux започва през 1991 година, когато Линус Торвалдс, студент от Финландия, създава свое ядро, вдъхновено от UNIX. UNIX е операционна система, разработена още през 70-те години в AT&amp;T Bell Labs, която поставя основите на много от днешните ОС. UNIX е била скъпа и затворена, докато Linux е с отворен код и всеки може да я използва и модифицира.</w:t>
+      </w:r>
+    </w:p>
+    <w:p>
+      <w:pPr>
+        <w:ind w:firstLine="0"/>
+        <w:jc w:val="center"/>
+        <w:rPr>
+          <w:rFonts w:eastAsia="Times New Roman"/>
+          <w:lang w:eastAsia="bg-BG"/>
+        </w:rPr>
+      </w:pPr>
+      <w:r>
+        <w:rPr>
+          <w:noProof/>
+          <w:lang w:eastAsia="bg-BG"/>
+        </w:rPr>
+        <w:drawing>
+          <wp:inline distT="0" distB="0" distL="0" distR="0" wp14:anchorId="0DF5D8A8" wp14:editId="2B856D30">
+            <wp:extent cx="4181475" cy="2722606"/>
+            <wp:effectExtent l="95250" t="95250" r="85725" b="97155"/>
+            <wp:docPr id="9" name="Picture 9" descr="Ubuntu Server (samba) домашен NAS сървър от стар компютър – АЙТИСЪРВИС"/>
+            <wp:cNvGraphicFramePr>
+              <a:graphicFrameLocks xmlns:a="http://schemas.openxmlformats.org/drawingml/2006/main" noChangeAspect="1"/>
+            </wp:cNvGraphicFramePr>
+            <a:graphic xmlns:a="http://schemas.openxmlformats.org/drawingml/2006/main">
+              <a:graphicData uri="http://schemas.openxmlformats.org/drawingml/2006/picture">
+                <pic:pic xmlns:pic="http://schemas.openxmlformats.org/drawingml/2006/picture">
+                  <pic:nvPicPr>
+                    <pic:cNvPr id="0" name="Picture 1" descr="Ubuntu Server (samba) домашен NAS сървър от стар компютър – АЙТИСЪРВИС"/>
+                    <pic:cNvPicPr>
+                      <a:picLocks noChangeAspect="1" noChangeArrowheads="1"/>
+                    </pic:cNvPicPr>
+                  </pic:nvPicPr>
+                  <pic:blipFill>
+                    <a:blip r:embed="rId11">
+                      <a:extLst>
+                        <a:ext uri="{28A0092B-C50C-407E-A947-70E740481C1C}">
+                          <a14:useLocalDpi xmlns:a14="http://schemas.microsoft.com/office/drawing/2010/main" val="0"/>
+                        </a:ext>
+                      </a:extLst>
+                    </a:blip>
+                    <a:srcRect/>
+                    <a:stretch>
+                      <a:fillRect/>
+                    </a:stretch>
+                  </pic:blipFill>
+                  <pic:spPr bwMode="auto">
+                    <a:xfrm>
+                      <a:off x="0" y="0"/>
+                      <a:ext cx="4217782" cy="2746246"/>
+                    </a:xfrm>
+                    <a:prstGeom prst="rect">
+                      <a:avLst/>
+                    </a:prstGeom>
+                    <a:noFill/>
+                    <a:ln>
+                      <a:noFill/>
+                    </a:ln>
+                    <a:effectLst>
+                      <a:outerShdw blurRad="63500" sx="102000" sy="102000" algn="ctr" rotWithShape="0">
+                        <a:prstClr val="black">
+                          <a:alpha val="40000"/>
+                        </a:prstClr>
+                      </a:outerShdw>
+                    </a:effectLst>
+                  </pic:spPr>
+                </pic:pic>
+              </a:graphicData>
+            </a:graphic>
+          </wp:inline>
+        </w:drawing>
+      </w:r>
+    </w:p>
+    <w:p>
+      <w:pPr>
+        <w:rPr>
+          <w:rFonts w:eastAsia="Times New Roman"/>
+          <w:lang w:eastAsia="bg-BG"/>
+        </w:rPr>
+      </w:pPr>
+      <w:r>
+        <w:rPr>
+          <w:rFonts w:eastAsia="Times New Roman"/>
+          <w:lang w:eastAsia="bg-BG"/>
+        </w:rPr>
+        <w:lastRenderedPageBreak/>
+        <w:t>С времето около ядрото на Linux се появяват различни дистрибуции. Дистрибуция (или „дистро“) е пакет от ядрото на Linux плюс различни програми, инструменти и графични среди. Така се появяват семейства като Red Hat, Fedora, SUSE, Arch, Debian и други. Всяка дистрибуция има своите особености, но всички използват едно и също ядро.</w:t>
+      </w:r>
+    </w:p>
+    <w:p>
+      <w:pPr>
+        <w:rPr>
+          <w:rFonts w:eastAsia="Times New Roman"/>
+          <w:lang w:eastAsia="bg-BG"/>
+        </w:rPr>
+      </w:pPr>
+      <w:r>
+        <w:rPr>
+          <w:rFonts w:eastAsia="Times New Roman"/>
+          <w:lang w:eastAsia="bg-BG"/>
+        </w:rPr>
+        <w:t>Debian е една от най-старите и стабилни дистрибуции. Тя е известна със своята сигурност и стабилност, което я прави предпочитан избор за сървъри. От Debian произлиза и Ubuntu – дистрибуция, която е много популярна както за десктоп, така и за сървърни решения. Ubuntu Server е специално създадена за работа на сървъри – тя няма графична среда по подразбиране, което я прави по-лека и бърза.</w:t>
+      </w:r>
+    </w:p>
+    <w:p>
+      <w:pPr>
+        <w:rPr>
+          <w:rFonts w:eastAsia="Times New Roman"/>
+          <w:lang w:eastAsia="bg-BG"/>
+        </w:rPr>
+      </w:pPr>
+      <w:r>
+        <w:rPr>
+          <w:rFonts w:eastAsia="Times New Roman"/>
+          <w:lang w:eastAsia="bg-BG"/>
+        </w:rPr>
+        <w:t>Причините да избера Ubuntu Server за моя проект са няколко. Първо, тя е лесна за инсталиране и настройване, има огромна общност и много документация. Второ, повечето хостинг компании и облачни услуги предлагат Ubuntu като стандартен избор. Трето, поддръжката на пакети и обновления е много добра, а сигурността е на високо ниво. Това прави Ubuntu Server идеална за деплой на уеб приложения, особено когато се работи с Python и Django.</w:t>
+      </w:r>
+    </w:p>
+    <w:p>
+      <w:pPr>
+        <w:ind w:firstLine="0"/>
+        <w:rPr>
+          <w:rFonts w:eastAsia="Times New Roman"/>
+          <w:lang w:eastAsia="bg-BG"/>
+        </w:rPr>
+      </w:pPr>
+      <w:r>
+        <w:rPr>
+          <w:rFonts w:eastAsia="Times New Roman"/>
+          <w:lang w:eastAsia="bg-BG"/>
+        </w:rPr>
+        <w:drawing>
+          <wp:inline distT="0" distB="0" distL="0" distR="0" wp14:anchorId="38BAA135" wp14:editId="6AC72EC4">
+            <wp:extent cx="5760720" cy="3606800"/>
+            <wp:effectExtent l="114300" t="114300" r="125730" b="107950"/>
+            <wp:docPr id="8" name="Picture 8"/>
+            <wp:cNvGraphicFramePr>
+              <a:graphicFrameLocks xmlns:a="http://schemas.openxmlformats.org/drawingml/2006/main" noChangeAspect="1"/>
+            </wp:cNvGraphicFramePr>
+            <a:graphic xmlns:a="http://schemas.openxmlformats.org/drawingml/2006/main">
+              <a:graphicData uri="http://schemas.openxmlformats.org/drawingml/2006/picture">
+                <pic:pic xmlns:pic="http://schemas.openxmlformats.org/drawingml/2006/picture">
+                  <pic:nvPicPr>
+                    <pic:cNvPr id="1" name=""/>
+                    <pic:cNvPicPr/>
+                  </pic:nvPicPr>
+                  <pic:blipFill>
+                    <a:blip r:embed="rId12"/>
+                    <a:stretch>
+                      <a:fillRect/>
+                    </a:stretch>
+                  </pic:blipFill>
+                  <pic:spPr>
+                    <a:xfrm>
+                      <a:off x="0" y="0"/>
+                      <a:ext cx="5760720" cy="3606800"/>
+                    </a:xfrm>
+                    <a:prstGeom prst="rect">
+                      <a:avLst/>
+                    </a:prstGeom>
+                    <a:effectLst>
+                      <a:outerShdw blurRad="63500" sx="102000" sy="102000" algn="ctr" rotWithShape="0">
+                        <a:prstClr val="black">
+                          <a:alpha val="40000"/>
+                        </a:prstClr>
+                      </a:outerShdw>
+                    </a:effectLst>
+                  </pic:spPr>
+                </pic:pic>
+              </a:graphicData>
+            </a:graphic>
+          </wp:inline>
+        </w:drawing>
+      </w:r>
+    </w:p>
+    <w:p>
+      <w:pPr>
+        <w:pStyle w:val="Heading1"/>
+        <w:rPr>
+          <w:rFonts w:eastAsia="Times New Roman"/>
+          <w:lang w:eastAsia="bg-BG"/>
+        </w:rPr>
+      </w:pPr>
+      <w:bookmarkStart w:id="3" w:name="_Toc196683379"/>
+      <w:r>
+        <w:rPr>
+          <w:rFonts w:eastAsia="Times New Roman"/>
+          <w:lang w:eastAsia="bg-BG"/>
+        </w:rPr>
+        <w:lastRenderedPageBreak/>
         <w:t>Уеб сървъри: концепции и примери</w:t>
       </w:r>
       <w:bookmarkEnd w:id="3"/>
@@ -3266,7 +3472,7 @@
           <w:lang w:eastAsia="bg-BG"/>
         </w:rPr>
       </w:pPr>
-      <w:bookmarkStart w:id="4" w:name="_Toc196675030"/>
+      <w:bookmarkStart w:id="4" w:name="_Toc196683380"/>
       <w:r>
         <w:rPr>
           <w:rFonts w:eastAsia="Times New Roman"/>
@@ -3287,6 +3493,14 @@
       <w:tblPr>
         <w:tblW w:w="0" w:type="auto"/>
         <w:tblCellSpacing w:w="15" w:type="dxa"/>
+        <w:tblBorders>
+          <w:top w:val="single" w:sz="4" w:space="0" w:color="auto"/>
+          <w:left w:val="single" w:sz="4" w:space="0" w:color="auto"/>
+          <w:bottom w:val="single" w:sz="4" w:space="0" w:color="auto"/>
+          <w:right w:val="single" w:sz="4" w:space="0" w:color="auto"/>
+          <w:insideH w:val="single" w:sz="4" w:space="0" w:color="auto"/>
+          <w:insideV w:val="single" w:sz="4" w:space="0" w:color="auto"/>
+        </w:tblBorders>
         <w:tblCellMar>
           <w:top w:w="15" w:type="dxa"/>
           <w:left w:w="15" w:type="dxa"/>
@@ -3296,9 +3510,9 @@
         <w:tblLook w:val="04A0" w:firstRow="1" w:lastRow="0" w:firstColumn="1" w:lastColumn="0" w:noHBand="0" w:noVBand="1"/>
       </w:tblPr>
       <w:tblGrid>
-        <w:gridCol w:w="3680"/>
-        <w:gridCol w:w="2287"/>
-        <w:gridCol w:w="3585"/>
+        <w:gridCol w:w="3681"/>
+        <w:gridCol w:w="2291"/>
+        <w:gridCol w:w="3570"/>
       </w:tblGrid>
       <w:tr>
         <w:trPr>
@@ -3308,11 +3522,6 @@
         <w:tc>
           <w:tcPr>
             <w:tcW w:w="0" w:type="auto"/>
-            <w:tcBorders>
-              <w:top w:val="single" w:sz="6" w:space="0" w:color="D0D7DE"/>
-              <w:left w:val="single" w:sz="6" w:space="0" w:color="D0D7DE"/>
-              <w:bottom w:val="single" w:sz="6" w:space="0" w:color="D0D7DE"/>
-            </w:tcBorders>
             <w:shd w:val="clear" w:color="auto" w:fill="FFFFFF"/>
             <w:tcMar>
               <w:top w:w="90" w:type="dxa"/>
@@ -3349,11 +3558,6 @@
         <w:tc>
           <w:tcPr>
             <w:tcW w:w="0" w:type="auto"/>
-            <w:tcBorders>
-              <w:top w:val="single" w:sz="6" w:space="0" w:color="D0D7DE"/>
-              <w:left w:val="single" w:sz="6" w:space="0" w:color="D0D7DE"/>
-              <w:bottom w:val="single" w:sz="6" w:space="0" w:color="D0D7DE"/>
-            </w:tcBorders>
             <w:shd w:val="clear" w:color="auto" w:fill="FFFFFF"/>
             <w:tcMar>
               <w:top w:w="90" w:type="dxa"/>
@@ -3390,12 +3594,6 @@
         <w:tc>
           <w:tcPr>
             <w:tcW w:w="0" w:type="auto"/>
-            <w:tcBorders>
-              <w:top w:val="single" w:sz="6" w:space="0" w:color="D0D7DE"/>
-              <w:left w:val="single" w:sz="6" w:space="0" w:color="D0D7DE"/>
-              <w:bottom w:val="single" w:sz="6" w:space="0" w:color="D0D7DE"/>
-              <w:right w:val="single" w:sz="6" w:space="0" w:color="D0D7DE"/>
-            </w:tcBorders>
             <w:shd w:val="clear" w:color="auto" w:fill="FFFFFF"/>
             <w:tcMar>
               <w:top w:w="90" w:type="dxa"/>
@@ -3437,10 +3635,6 @@
         <w:tc>
           <w:tcPr>
             <w:tcW w:w="0" w:type="auto"/>
-            <w:tcBorders>
-              <w:left w:val="single" w:sz="6" w:space="0" w:color="D0D7DE"/>
-              <w:bottom w:val="single" w:sz="6" w:space="0" w:color="D0D7DE"/>
-            </w:tcBorders>
             <w:shd w:val="clear" w:color="auto" w:fill="FFFFFF"/>
             <w:tcMar>
               <w:top w:w="90" w:type="dxa"/>
@@ -3473,10 +3667,6 @@
         <w:tc>
           <w:tcPr>
             <w:tcW w:w="0" w:type="auto"/>
-            <w:tcBorders>
-              <w:left w:val="single" w:sz="6" w:space="0" w:color="D0D7DE"/>
-              <w:bottom w:val="single" w:sz="6" w:space="0" w:color="D0D7DE"/>
-            </w:tcBorders>
             <w:shd w:val="clear" w:color="auto" w:fill="FFFFFF"/>
             <w:tcMar>
               <w:top w:w="90" w:type="dxa"/>
@@ -3509,11 +3699,6 @@
         <w:tc>
           <w:tcPr>
             <w:tcW w:w="0" w:type="auto"/>
-            <w:tcBorders>
-              <w:left w:val="single" w:sz="6" w:space="0" w:color="D0D7DE"/>
-              <w:bottom w:val="single" w:sz="6" w:space="0" w:color="D0D7DE"/>
-              <w:right w:val="single" w:sz="6" w:space="0" w:color="D0D7DE"/>
-            </w:tcBorders>
             <w:shd w:val="clear" w:color="auto" w:fill="FFFFFF"/>
             <w:tcMar>
               <w:top w:w="90" w:type="dxa"/>
@@ -3551,10 +3736,6 @@
         <w:tc>
           <w:tcPr>
             <w:tcW w:w="0" w:type="auto"/>
-            <w:tcBorders>
-              <w:left w:val="single" w:sz="6" w:space="0" w:color="D0D7DE"/>
-              <w:bottom w:val="single" w:sz="6" w:space="0" w:color="D0D7DE"/>
-            </w:tcBorders>
             <w:shd w:val="clear" w:color="auto" w:fill="F6F8FA"/>
             <w:tcMar>
               <w:top w:w="90" w:type="dxa"/>
@@ -3587,10 +3768,6 @@
         <w:tc>
           <w:tcPr>
             <w:tcW w:w="0" w:type="auto"/>
-            <w:tcBorders>
-              <w:left w:val="single" w:sz="6" w:space="0" w:color="D0D7DE"/>
-              <w:bottom w:val="single" w:sz="6" w:space="0" w:color="D0D7DE"/>
-            </w:tcBorders>
             <w:shd w:val="clear" w:color="auto" w:fill="F6F8FA"/>
             <w:tcMar>
               <w:top w:w="90" w:type="dxa"/>
@@ -3623,11 +3800,6 @@
         <w:tc>
           <w:tcPr>
             <w:tcW w:w="0" w:type="auto"/>
-            <w:tcBorders>
-              <w:left w:val="single" w:sz="6" w:space="0" w:color="D0D7DE"/>
-              <w:bottom w:val="single" w:sz="6" w:space="0" w:color="D0D7DE"/>
-              <w:right w:val="single" w:sz="6" w:space="0" w:color="D0D7DE"/>
-            </w:tcBorders>
             <w:shd w:val="clear" w:color="auto" w:fill="F6F8FA"/>
             <w:tcMar>
               <w:top w:w="90" w:type="dxa"/>
@@ -3665,10 +3837,6 @@
         <w:tc>
           <w:tcPr>
             <w:tcW w:w="0" w:type="auto"/>
-            <w:tcBorders>
-              <w:left w:val="single" w:sz="6" w:space="0" w:color="D0D7DE"/>
-              <w:bottom w:val="single" w:sz="6" w:space="0" w:color="D0D7DE"/>
-            </w:tcBorders>
             <w:shd w:val="clear" w:color="auto" w:fill="FFFFFF"/>
             <w:tcMar>
               <w:top w:w="90" w:type="dxa"/>
@@ -3701,10 +3869,6 @@
         <w:tc>
           <w:tcPr>
             <w:tcW w:w="0" w:type="auto"/>
-            <w:tcBorders>
-              <w:left w:val="single" w:sz="6" w:space="0" w:color="D0D7DE"/>
-              <w:bottom w:val="single" w:sz="6" w:space="0" w:color="D0D7DE"/>
-            </w:tcBorders>
             <w:shd w:val="clear" w:color="auto" w:fill="FFFFFF"/>
             <w:tcMar>
               <w:top w:w="90" w:type="dxa"/>
@@ -3737,11 +3901,6 @@
         <w:tc>
           <w:tcPr>
             <w:tcW w:w="0" w:type="auto"/>
-            <w:tcBorders>
-              <w:left w:val="single" w:sz="6" w:space="0" w:color="D0D7DE"/>
-              <w:bottom w:val="single" w:sz="6" w:space="0" w:color="D0D7DE"/>
-              <w:right w:val="single" w:sz="6" w:space="0" w:color="D0D7DE"/>
-            </w:tcBorders>
             <w:shd w:val="clear" w:color="auto" w:fill="FFFFFF"/>
             <w:tcMar>
               <w:top w:w="90" w:type="dxa"/>
@@ -3779,10 +3938,6 @@
         <w:tc>
           <w:tcPr>
             <w:tcW w:w="0" w:type="auto"/>
-            <w:tcBorders>
-              <w:left w:val="single" w:sz="6" w:space="0" w:color="D0D7DE"/>
-              <w:bottom w:val="single" w:sz="6" w:space="0" w:color="D0D7DE"/>
-            </w:tcBorders>
             <w:shd w:val="clear" w:color="auto" w:fill="F6F8FA"/>
             <w:tcMar>
               <w:top w:w="90" w:type="dxa"/>
@@ -3815,10 +3970,6 @@
         <w:tc>
           <w:tcPr>
             <w:tcW w:w="0" w:type="auto"/>
-            <w:tcBorders>
-              <w:left w:val="single" w:sz="6" w:space="0" w:color="D0D7DE"/>
-              <w:bottom w:val="single" w:sz="6" w:space="0" w:color="D0D7DE"/>
-            </w:tcBorders>
             <w:shd w:val="clear" w:color="auto" w:fill="F6F8FA"/>
             <w:tcMar>
               <w:top w:w="90" w:type="dxa"/>
@@ -3851,11 +4002,6 @@
         <w:tc>
           <w:tcPr>
             <w:tcW w:w="0" w:type="auto"/>
-            <w:tcBorders>
-              <w:left w:val="single" w:sz="6" w:space="0" w:color="D0D7DE"/>
-              <w:bottom w:val="single" w:sz="6" w:space="0" w:color="D0D7DE"/>
-              <w:right w:val="single" w:sz="6" w:space="0" w:color="D0D7DE"/>
-            </w:tcBorders>
             <w:shd w:val="clear" w:color="auto" w:fill="F6F8FA"/>
             <w:tcMar>
               <w:top w:w="90" w:type="dxa"/>
@@ -3893,10 +4039,6 @@
         <w:tc>
           <w:tcPr>
             <w:tcW w:w="0" w:type="auto"/>
-            <w:tcBorders>
-              <w:left w:val="single" w:sz="6" w:space="0" w:color="D0D7DE"/>
-              <w:bottom w:val="single" w:sz="6" w:space="0" w:color="D0D7DE"/>
-            </w:tcBorders>
             <w:shd w:val="clear" w:color="auto" w:fill="FFFFFF"/>
             <w:tcMar>
               <w:top w:w="90" w:type="dxa"/>
@@ -3929,10 +4071,6 @@
         <w:tc>
           <w:tcPr>
             <w:tcW w:w="0" w:type="auto"/>
-            <w:tcBorders>
-              <w:left w:val="single" w:sz="6" w:space="0" w:color="D0D7DE"/>
-              <w:bottom w:val="single" w:sz="6" w:space="0" w:color="D0D7DE"/>
-            </w:tcBorders>
             <w:shd w:val="clear" w:color="auto" w:fill="FFFFFF"/>
             <w:tcMar>
               <w:top w:w="90" w:type="dxa"/>
@@ -3965,11 +4103,6 @@
         <w:tc>
           <w:tcPr>
             <w:tcW w:w="0" w:type="auto"/>
-            <w:tcBorders>
-              <w:left w:val="single" w:sz="6" w:space="0" w:color="D0D7DE"/>
-              <w:bottom w:val="single" w:sz="6" w:space="0" w:color="D0D7DE"/>
-              <w:right w:val="single" w:sz="6" w:space="0" w:color="D0D7DE"/>
-            </w:tcBorders>
             <w:shd w:val="clear" w:color="auto" w:fill="FFFFFF"/>
             <w:tcMar>
               <w:top w:w="90" w:type="dxa"/>
@@ -4016,12 +4149,90 @@
           <w:lang w:eastAsia="bg-BG"/>
         </w:rPr>
       </w:pPr>
-      <w:r>
+    </w:p>
+    <w:p>
+      <w:pPr>
+        <w:ind w:firstLine="0"/>
         <w:rPr>
           <w:rFonts w:eastAsia="Times New Roman"/>
           <w:lang w:eastAsia="bg-BG"/>
         </w:rPr>
+      </w:pPr>
+      <w:r>
+        <w:rPr>
+          <w:noProof/>
+          <w:lang w:eastAsia="bg-BG"/>
+        </w:rPr>
         <w:lastRenderedPageBreak/>
+        <w:drawing>
+          <wp:inline distT="0" distB="0" distL="0" distR="0" wp14:anchorId="7659FE1A" wp14:editId="757610AC">
+            <wp:extent cx="5760720" cy="2880360"/>
+            <wp:effectExtent l="114300" t="95250" r="106680" b="91440"/>
+            <wp:docPr id="10" name="Picture 10" descr="Nginx Status Explained - KeyCDN Support"/>
+            <wp:cNvGraphicFramePr>
+              <a:graphicFrameLocks xmlns:a="http://schemas.openxmlformats.org/drawingml/2006/main" noChangeAspect="1"/>
+            </wp:cNvGraphicFramePr>
+            <a:graphic xmlns:a="http://schemas.openxmlformats.org/drawingml/2006/main">
+              <a:graphicData uri="http://schemas.openxmlformats.org/drawingml/2006/picture">
+                <pic:pic xmlns:pic="http://schemas.openxmlformats.org/drawingml/2006/picture">
+                  <pic:nvPicPr>
+                    <pic:cNvPr id="0" name="Picture 2" descr="Nginx Status Explained - KeyCDN Support"/>
+                    <pic:cNvPicPr>
+                      <a:picLocks noChangeAspect="1" noChangeArrowheads="1"/>
+                    </pic:cNvPicPr>
+                  </pic:nvPicPr>
+                  <pic:blipFill>
+                    <a:blip r:embed="rId13" cstate="print">
+                      <a:extLst>
+                        <a:ext uri="{28A0092B-C50C-407E-A947-70E740481C1C}">
+                          <a14:useLocalDpi xmlns:a14="http://schemas.microsoft.com/office/drawing/2010/main" val="0"/>
+                        </a:ext>
+                      </a:extLst>
+                    </a:blip>
+                    <a:srcRect/>
+                    <a:stretch>
+                      <a:fillRect/>
+                    </a:stretch>
+                  </pic:blipFill>
+                  <pic:spPr bwMode="auto">
+                    <a:xfrm>
+                      <a:off x="0" y="0"/>
+                      <a:ext cx="5760720" cy="2880360"/>
+                    </a:xfrm>
+                    <a:prstGeom prst="rect">
+                      <a:avLst/>
+                    </a:prstGeom>
+                    <a:noFill/>
+                    <a:ln>
+                      <a:noFill/>
+                    </a:ln>
+                    <a:effectLst>
+                      <a:outerShdw blurRad="63500" sx="102000" sy="102000" algn="ctr" rotWithShape="0">
+                        <a:prstClr val="black">
+                          <a:alpha val="40000"/>
+                        </a:prstClr>
+                      </a:outerShdw>
+                    </a:effectLst>
+                  </pic:spPr>
+                </pic:pic>
+              </a:graphicData>
+            </a:graphic>
+          </wp:inline>
+        </w:drawing>
+      </w:r>
+    </w:p>
+    <w:p>
+      <w:pPr>
+        <w:rPr>
+          <w:rFonts w:eastAsia="Times New Roman"/>
+          <w:lang w:eastAsia="bg-BG"/>
+        </w:rPr>
+      </w:pPr>
+      <w:r>
+        <w:rPr>
+          <w:rFonts w:eastAsia="Times New Roman"/>
+          <w:lang w:eastAsia="bg-BG"/>
+        </w:rPr>
         <w:t>В моя проект избрах Nginx, защото е по-лек, по-бърз и се интегрира отлично с Python приложения чрез Gunicorn. Освен това, конфигурацията му за основни уеб приложения е по-лесна и има много примери онлайн.</w:t>
       </w:r>
     </w:p>
@@ -4033,103 +4244,89 @@
         <w:jc w:val="left"/>
         <w:rPr>
           <w:rFonts w:ascii="var(--gpts-font-family)" w:eastAsia="Times New Roman" w:hAnsi="var(--gpts-font-family)" w:cs="Segoe UI"/>
-          <w:highlight w:val="yellow"/>
-          <w:lang w:eastAsia="bg-BG"/>
-        </w:rPr>
-      </w:pPr>
-      <w:r>
-        <w:rPr>
-          <w:rFonts w:ascii="var(--gpts-font-family)" w:eastAsia="Times New Roman" w:hAnsi="var(--gpts-font-family)" w:cs="Segoe UI"/>
           <w:b/>
           <w:bCs/>
           <w:highlight w:val="yellow"/>
           <w:lang w:eastAsia="bg-BG"/>
         </w:rPr>
-        <w:t>Препоръчителен screenshot:</w:t>
-      </w:r>
-    </w:p>
-    <w:p>
-      <w:pPr>
-        <w:numPr>
-          <w:ilvl w:val="0"/>
-          <w:numId w:val="32"/>
-        </w:numPr>
-        <w:shd w:val="clear" w:color="auto" w:fill="FFFFFF"/>
-        <w:spacing w:before="100" w:beforeAutospacing="1" w:after="100" w:afterAutospacing="1" w:line="240" w:lineRule="auto"/>
-        <w:jc w:val="left"/>
-        <w:rPr>
-          <w:rFonts w:ascii="var(--gpts-font-family)" w:eastAsia="Times New Roman" w:hAnsi="var(--gpts-font-family)" w:cs="Segoe UI"/>
-          <w:highlight w:val="yellow"/>
-          <w:lang w:eastAsia="bg-BG"/>
-        </w:rPr>
-      </w:pPr>
-      <w:r>
-        <w:rPr>
-          <w:rFonts w:ascii="var(--gpts-font-family)" w:eastAsia="Times New Roman" w:hAnsi="var(--gpts-font-family)" w:cs="Segoe UI"/>
-          <w:highlight w:val="yellow"/>
-          <w:lang w:eastAsia="bg-BG"/>
-        </w:rPr>
-        <w:t>Конфигурационен файл на Nginx</w:t>
-      </w:r>
-    </w:p>
-    <w:p>
-      <w:pPr>
-        <w:numPr>
-          <w:ilvl w:val="0"/>
-          <w:numId w:val="32"/>
-        </w:numPr>
-        <w:shd w:val="clear" w:color="auto" w:fill="FFFFFF"/>
-        <w:spacing w:before="60" w:after="100" w:afterAutospacing="1" w:line="240" w:lineRule="auto"/>
-        <w:jc w:val="left"/>
-        <w:rPr>
-          <w:rFonts w:ascii="var(--gpts-font-family)" w:eastAsia="Times New Roman" w:hAnsi="var(--gpts-font-family)" w:cs="Segoe UI"/>
-          <w:highlight w:val="yellow"/>
-          <w:lang w:eastAsia="bg-BG"/>
-        </w:rPr>
-      </w:pPr>
-      <w:r>
-        <w:rPr>
-          <w:rFonts w:ascii="var(--gpts-font-family)" w:eastAsia="Times New Roman" w:hAnsi="var(--gpts-font-family)" w:cs="Segoe UI"/>
-          <w:highlight w:val="yellow"/>
-          <w:lang w:eastAsia="bg-BG"/>
-        </w:rPr>
-        <w:t>Страница „Welcome to Nginx!“</w:t>
-      </w:r>
-    </w:p>
-    <w:p>
-      <w:pPr>
-        <w:numPr>
-          <w:ilvl w:val="0"/>
-          <w:numId w:val="30"/>
-        </w:numPr>
-        <w:shd w:val="clear" w:color="auto" w:fill="FFFFFF"/>
-        <w:tabs>
-          <w:tab w:val="clear" w:pos="720"/>
-        </w:tabs>
-        <w:spacing w:before="360" w:line="240" w:lineRule="auto"/>
-        <w:ind w:left="0" w:firstLine="0"/>
-        <w:jc w:val="left"/>
-        <w:outlineLvl w:val="2"/>
-        <w:rPr>
-          <w:rFonts w:ascii="var(--gpts-font-family)" w:eastAsia="Times New Roman" w:hAnsi="var(--gpts-font-family)" w:cs="Segoe UI"/>
-          <w:b/>
-          <w:bCs/>
-          <w:sz w:val="30"/>
-          <w:szCs w:val="30"/>
-          <w:lang w:eastAsia="bg-BG"/>
-        </w:rPr>
-      </w:pPr>
-      <w:bookmarkStart w:id="5" w:name="_Toc196675031"/>
-      <w:r>
-        <w:rPr>
-          <w:rFonts w:ascii="var(--gpts-font-family)" w:eastAsia="Times New Roman" w:hAnsi="var(--gpts-font-family)" w:cs="Segoe UI"/>
-          <w:b/>
-          <w:bCs/>
-          <w:sz w:val="30"/>
-          <w:szCs w:val="30"/>
-          <w:lang w:eastAsia="bg-BG"/>
-        </w:rPr>
-        <w:t>2.4. WSGI сървърите и Gunicorn</w:t>
+      </w:pPr>
+      <w:r>
+        <w:rPr>
+          <w:noProof/>
+          <w:lang w:eastAsia="bg-BG"/>
+        </w:rPr>
+        <w:drawing>
+          <wp:inline distT="0" distB="0" distL="0" distR="0" wp14:anchorId="4D6A7F9C" wp14:editId="09AE5785">
+            <wp:extent cx="5760720" cy="3137610"/>
+            <wp:effectExtent l="114300" t="95250" r="106680" b="100965"/>
+            <wp:docPr id="11" name="Picture 11" descr="Welcome to nginx on Ubuntu! - Mozilla Firefox_001 | Unixmen"/>
+            <wp:cNvGraphicFramePr>
+              <a:graphicFrameLocks xmlns:a="http://schemas.openxmlformats.org/drawingml/2006/main" noChangeAspect="1"/>
+            </wp:cNvGraphicFramePr>
+            <a:graphic xmlns:a="http://schemas.openxmlformats.org/drawingml/2006/main">
+              <a:graphicData uri="http://schemas.openxmlformats.org/drawingml/2006/picture">
+                <pic:pic xmlns:pic="http://schemas.openxmlformats.org/drawingml/2006/picture">
+                  <pic:nvPicPr>
+                    <pic:cNvPr id="0" name="Picture 1" descr="Welcome to nginx on Ubuntu! - Mozilla Firefox_001 | Unixmen"/>
+                    <pic:cNvPicPr>
+                      <a:picLocks noChangeAspect="1" noChangeArrowheads="1"/>
+                    </pic:cNvPicPr>
+                  </pic:nvPicPr>
+                  <pic:blipFill>
+                    <a:blip r:embed="rId14">
+                      <a:extLst>
+                        <a:ext uri="{28A0092B-C50C-407E-A947-70E740481C1C}">
+                          <a14:useLocalDpi xmlns:a14="http://schemas.microsoft.com/office/drawing/2010/main" val="0"/>
+                        </a:ext>
+                      </a:extLst>
+                    </a:blip>
+                    <a:srcRect/>
+                    <a:stretch>
+                      <a:fillRect/>
+                    </a:stretch>
+                  </pic:blipFill>
+                  <pic:spPr bwMode="auto">
+                    <a:xfrm>
+                      <a:off x="0" y="0"/>
+                      <a:ext cx="5760720" cy="3137610"/>
+                    </a:xfrm>
+                    <a:prstGeom prst="rect">
+                      <a:avLst/>
+                    </a:prstGeom>
+                    <a:noFill/>
+                    <a:ln>
+                      <a:noFill/>
+                    </a:ln>
+                    <a:effectLst>
+                      <a:outerShdw blurRad="63500" sx="102000" sy="102000" algn="ctr" rotWithShape="0">
+                        <a:prstClr val="black">
+                          <a:alpha val="40000"/>
+                        </a:prstClr>
+                      </a:outerShdw>
+                    </a:effectLst>
+                  </pic:spPr>
+                </pic:pic>
+              </a:graphicData>
+            </a:graphic>
+          </wp:inline>
+        </w:drawing>
+      </w:r>
+    </w:p>
+    <w:p>
+      <w:pPr>
+        <w:pStyle w:val="Heading2"/>
+        <w:rPr>
+          <w:rFonts w:eastAsia="Times New Roman"/>
+          <w:lang w:eastAsia="bg-BG"/>
+        </w:rPr>
+      </w:pPr>
+      <w:bookmarkStart w:id="5" w:name="_Toc196683381"/>
+      <w:r>
+        <w:rPr>
+          <w:rFonts w:eastAsia="Times New Roman"/>
+          <w:lang w:eastAsia="bg-BG"/>
+        </w:rPr>
+        <w:t>WSGI сървърите и Gunicorn</w:t>
       </w:r>
       <w:bookmarkEnd w:id="5"/>
     </w:p>
@@ -4145,7 +4342,15 @@
           <w:rFonts w:eastAsia="Times New Roman"/>
           <w:lang w:eastAsia="bg-BG"/>
         </w:rPr>
-        <w:t>Когато пишем уеб приложения на Python, трябва да има програма, която да „разговаря“ между уеб сървъра (Nginx) и нашето приложение. Тази програма се нарича WSGI сървър. WSGI (Web Server Gateway Interface) е стандарт, който позволява Python приложенията да работят с различни уеб сървъри.</w:t>
+        <w:t xml:space="preserve">Когато пишем уеб приложения на Python, трябва да има програма, която да „разговаря“ между уеб сървъра (Nginx) и нашето приложение. Тази програма се нарича </w:t>
+      </w:r>
+      <w:r>
+        <w:rPr>
+          <w:rFonts w:eastAsia="Times New Roman"/>
+          <w:lang w:eastAsia="bg-BG"/>
+        </w:rPr>
+        <w:lastRenderedPageBreak/>
+        <w:t>WSGI сървър. WSGI (Web Server Gateway Interface) е стандарт, който позволява Python приложенията да работят с различни уеб сървъри.</w:t>
       </w:r>
     </w:p>
     <w:p>
@@ -4241,82 +4446,43 @@
     <w:p>
       <w:pPr>
         <w:shd w:val="clear" w:color="auto" w:fill="FFFFFF"/>
-        <w:spacing w:line="240" w:lineRule="auto"/>
+        <w:spacing w:before="360" w:after="0" w:line="240" w:lineRule="auto"/>
         <w:ind w:firstLine="0"/>
-        <w:jc w:val="left"/>
+        <w:jc w:val="center"/>
         <w:rPr>
           <w:rFonts w:ascii="var(--gpts-font-family)" w:eastAsia="Times New Roman" w:hAnsi="var(--gpts-font-family)" w:cs="Segoe UI"/>
-          <w:highlight w:val="yellow"/>
-          <w:lang w:eastAsia="bg-BG"/>
+          <w:lang w:val="en-US" w:eastAsia="bg-BG"/>
         </w:rPr>
       </w:pPr>
       <w:r>
         <w:rPr>
           <w:rFonts w:ascii="var(--gpts-font-family)" w:eastAsia="Times New Roman" w:hAnsi="var(--gpts-font-family)" w:cs="Segoe UI"/>
-          <w:b/>
-          <w:bCs/>
-          <w:highlight w:val="yellow"/>
-          <w:lang w:eastAsia="bg-BG"/>
-        </w:rPr>
-        <w:t>Препоръчителен screenshot:</w:t>
-      </w:r>
-    </w:p>
-    <w:p>
-      <w:pPr>
-        <w:numPr>
-          <w:ilvl w:val="0"/>
-          <w:numId w:val="33"/>
-        </w:numPr>
-        <w:shd w:val="clear" w:color="auto" w:fill="FFFFFF"/>
-        <w:spacing w:before="100" w:beforeAutospacing="1" w:after="100" w:afterAutospacing="1" w:line="240" w:lineRule="auto"/>
-        <w:jc w:val="left"/>
+          <w:lang w:eastAsia="bg-BG"/>
+        </w:rPr>
+        <w:t>Тест</w:t>
+      </w:r>
+      <w:r>
         <w:rPr>
           <w:rFonts w:ascii="var(--gpts-font-family)" w:eastAsia="Times New Roman" w:hAnsi="var(--gpts-font-family)" w:cs="Segoe UI"/>
-          <w:highlight w:val="yellow"/>
-          <w:lang w:eastAsia="bg-BG"/>
-        </w:rPr>
-      </w:pPr>
+          <w:lang w:val="en-US" w:eastAsia="bg-BG"/>
+        </w:rPr>
+        <w:t xml:space="preserve"> </w:t>
+      </w:r>
+      <w:bookmarkStart w:id="6" w:name="_GoBack"/>
+      <w:bookmarkEnd w:id="6"/>
       <w:r>
         <w:rPr>
           <w:rFonts w:ascii="var(--gpts-font-family)" w:eastAsia="Times New Roman" w:hAnsi="var(--gpts-font-family)" w:cs="Segoe UI"/>
-          <w:highlight w:val="yellow"/>
-          <w:lang w:eastAsia="bg-BG"/>
-        </w:rPr>
-        <w:t>Стартиране на Gunicorn в терминала</w:t>
-      </w:r>
-    </w:p>
-    <w:p>
-      <w:pPr>
-        <w:numPr>
-          <w:ilvl w:val="0"/>
-          <w:numId w:val="33"/>
-        </w:numPr>
-        <w:shd w:val="clear" w:color="auto" w:fill="FFFFFF"/>
-        <w:spacing w:after="0" w:afterAutospacing="1" w:line="240" w:lineRule="auto"/>
-        <w:jc w:val="left"/>
+          <w:lang w:eastAsia="bg-BG"/>
+        </w:rPr>
+        <w:t xml:space="preserve">на работата на </w:t>
+      </w:r>
+      <w:r>
         <w:rPr>
           <w:rFonts w:ascii="var(--gpts-font-family)" w:eastAsia="Times New Roman" w:hAnsi="var(--gpts-font-family)" w:cs="Segoe UI"/>
-          <w:highlight w:val="yellow"/>
-          <w:lang w:eastAsia="bg-BG"/>
-        </w:rPr>
-      </w:pPr>
-      <w:r>
-        <w:rPr>
-          <w:rFonts w:ascii="var(--gpts-font-family)" w:eastAsia="Times New Roman" w:hAnsi="var(--gpts-font-family)" w:cs="Segoe UI"/>
-          <w:highlight w:val="yellow"/>
-          <w:lang w:eastAsia="bg-BG"/>
-        </w:rPr>
-        <w:t>Проверка на работещ процес с </w:t>
-      </w:r>
-      <w:r>
-        <w:rPr>
-          <w:rFonts w:ascii="Consolas" w:eastAsia="Times New Roman" w:hAnsi="Consolas" w:cs="Courier New"/>
-          <w:sz w:val="22"/>
-          <w:szCs w:val="22"/>
-          <w:highlight w:val="yellow"/>
-          <w:lang w:eastAsia="bg-BG"/>
-        </w:rPr>
-        <w:t>ps aux | grep gunicorn</w:t>
+          <w:lang w:val="en-US" w:eastAsia="bg-BG"/>
+        </w:rPr>
+        <w:t>Nginx</w:t>
       </w:r>
     </w:p>
     <w:p>
@@ -4324,12 +4490,154 @@
         <w:shd w:val="clear" w:color="auto" w:fill="FFFFFF"/>
         <w:spacing w:before="360" w:after="360" w:line="240" w:lineRule="auto"/>
         <w:ind w:firstLine="0"/>
-        <w:jc w:val="left"/>
+        <w:jc w:val="center"/>
         <w:rPr>
           <w:rFonts w:ascii="var(--gpts-font-family)" w:eastAsia="Times New Roman" w:hAnsi="var(--gpts-font-family)" w:cs="Segoe UI"/>
           <w:lang w:eastAsia="bg-BG"/>
         </w:rPr>
       </w:pPr>
+      <w:r>
+        <w:rPr>
+          <w:noProof/>
+          <w:lang w:eastAsia="bg-BG"/>
+        </w:rPr>
+        <w:drawing>
+          <wp:inline distT="0" distB="0" distL="0" distR="0" wp14:anchorId="0060469D" wp14:editId="0881987B">
+            <wp:extent cx="5086350" cy="3191864"/>
+            <wp:effectExtent l="133350" t="114300" r="133350" b="123190"/>
+            <wp:docPr id="13" name="Picture 13"/>
+            <wp:cNvGraphicFramePr>
+              <a:graphicFrameLocks xmlns:a="http://schemas.openxmlformats.org/drawingml/2006/main" noChangeAspect="1"/>
+            </wp:cNvGraphicFramePr>
+            <a:graphic xmlns:a="http://schemas.openxmlformats.org/drawingml/2006/main">
+              <a:graphicData uri="http://schemas.openxmlformats.org/drawingml/2006/picture">
+                <pic:pic xmlns:pic="http://schemas.openxmlformats.org/drawingml/2006/picture">
+                  <pic:nvPicPr>
+                    <pic:cNvPr id="1" name=""/>
+                    <pic:cNvPicPr/>
+                  </pic:nvPicPr>
+                  <pic:blipFill>
+                    <a:blip r:embed="rId15"/>
+                    <a:stretch>
+                      <a:fillRect/>
+                    </a:stretch>
+                  </pic:blipFill>
+                  <pic:spPr>
+                    <a:xfrm>
+                      <a:off x="0" y="0"/>
+                      <a:ext cx="5099063" cy="3199842"/>
+                    </a:xfrm>
+                    <a:prstGeom prst="rect">
+                      <a:avLst/>
+                    </a:prstGeom>
+                    <a:effectLst>
+                      <a:outerShdw blurRad="63500" sx="102000" sy="102000" algn="ctr" rotWithShape="0">
+                        <a:prstClr val="black">
+                          <a:alpha val="40000"/>
+                        </a:prstClr>
+                      </a:outerShdw>
+                    </a:effectLst>
+                  </pic:spPr>
+                </pic:pic>
+              </a:graphicData>
+            </a:graphic>
+          </wp:inline>
+        </w:drawing>
+      </w:r>
+    </w:p>
+    <w:p>
+      <w:pPr>
+        <w:shd w:val="clear" w:color="auto" w:fill="FFFFFF"/>
+        <w:spacing w:before="360" w:after="0" w:line="240" w:lineRule="auto"/>
+        <w:ind w:firstLine="0"/>
+        <w:jc w:val="center"/>
+        <w:rPr>
+          <w:rFonts w:ascii="var(--gpts-font-family)" w:eastAsia="Times New Roman" w:hAnsi="var(--gpts-font-family)" w:cs="Segoe UI"/>
+          <w:lang w:val="en-US" w:eastAsia="bg-BG"/>
+        </w:rPr>
+      </w:pPr>
+      <w:r>
+        <w:rPr>
+          <w:rFonts w:ascii="var(--gpts-font-family)" w:eastAsia="Times New Roman" w:hAnsi="var(--gpts-font-family)" w:cs="Segoe UI" w:hint="eastAsia"/>
+          <w:lang w:eastAsia="bg-BG"/>
+        </w:rPr>
+        <w:lastRenderedPageBreak/>
+        <w:t>С</w:t>
+      </w:r>
+      <w:r>
+        <w:rPr>
+          <w:rFonts w:ascii="var(--gpts-font-family)" w:eastAsia="Times New Roman" w:hAnsi="var(--gpts-font-family)" w:cs="Segoe UI"/>
+          <w:lang w:eastAsia="bg-BG"/>
+        </w:rPr>
+        <w:t xml:space="preserve">тартиране на </w:t>
+      </w:r>
+      <w:r>
+        <w:rPr>
+          <w:rFonts w:ascii="var(--gpts-font-family)" w:eastAsia="Times New Roman" w:hAnsi="var(--gpts-font-family)" w:cs="Segoe UI"/>
+          <w:lang w:val="en-US" w:eastAsia="bg-BG"/>
+        </w:rPr>
+        <w:t>Gunicorn</w:t>
+      </w:r>
+    </w:p>
+    <w:p>
+      <w:pPr>
+        <w:shd w:val="clear" w:color="auto" w:fill="FFFFFF"/>
+        <w:spacing w:before="360" w:after="360" w:line="240" w:lineRule="auto"/>
+        <w:ind w:firstLine="0"/>
+        <w:jc w:val="center"/>
+        <w:rPr>
+          <w:rFonts w:ascii="var(--gpts-font-family)" w:eastAsia="Times New Roman" w:hAnsi="var(--gpts-font-family)" w:cs="Segoe UI"/>
+          <w:lang w:val="en-US" w:eastAsia="bg-BG"/>
+        </w:rPr>
+      </w:pPr>
+      <w:r>
+        <w:rPr>
+          <w:noProof/>
+          <w:lang w:eastAsia="bg-BG"/>
+        </w:rPr>
+        <w:drawing>
+          <wp:inline distT="0" distB="0" distL="0" distR="0" wp14:anchorId="6EC356F0" wp14:editId="56EB1C81">
+            <wp:extent cx="5760720" cy="3065780"/>
+            <wp:effectExtent l="114300" t="95250" r="125730" b="96520"/>
+            <wp:docPr id="14" name="Picture 14"/>
+            <wp:cNvGraphicFramePr>
+              <a:graphicFrameLocks xmlns:a="http://schemas.openxmlformats.org/drawingml/2006/main" noChangeAspect="1"/>
+            </wp:cNvGraphicFramePr>
+            <a:graphic xmlns:a="http://schemas.openxmlformats.org/drawingml/2006/main">
+              <a:graphicData uri="http://schemas.openxmlformats.org/drawingml/2006/picture">
+                <pic:pic xmlns:pic="http://schemas.openxmlformats.org/drawingml/2006/picture">
+                  <pic:nvPicPr>
+                    <pic:cNvPr id="1" name=""/>
+                    <pic:cNvPicPr/>
+                  </pic:nvPicPr>
+                  <pic:blipFill>
+                    <a:blip r:embed="rId16"/>
+                    <a:stretch>
+                      <a:fillRect/>
+                    </a:stretch>
+                  </pic:blipFill>
+                  <pic:spPr>
+                    <a:xfrm>
+                      <a:off x="0" y="0"/>
+                      <a:ext cx="5760720" cy="3065780"/>
+                    </a:xfrm>
+                    <a:prstGeom prst="rect">
+                      <a:avLst/>
+                    </a:prstGeom>
+                    <a:effectLst>
+                      <a:outerShdw blurRad="63500" sx="102000" sy="102000" algn="ctr" rotWithShape="0">
+                        <a:prstClr val="black">
+                          <a:alpha val="40000"/>
+                        </a:prstClr>
+                      </a:outerShdw>
+                    </a:effectLst>
+                  </pic:spPr>
+                </pic:pic>
+              </a:graphicData>
+            </a:graphic>
+          </wp:inline>
+        </w:drawing>
+      </w:r>
     </w:p>
     <w:p>
       <w:pPr>
@@ -4339,16 +4647,15 @@
           <w:lang w:eastAsia="bg-BG"/>
         </w:rPr>
       </w:pPr>
-      <w:bookmarkStart w:id="6" w:name="_Toc196675032"/>
+      <w:bookmarkStart w:id="7" w:name="_Toc196683382"/>
       <w:r>
         <w:rPr>
           <w:rFonts w:eastAsia="Times New Roman"/>
           <w:lang w:eastAsia="bg-BG"/>
         </w:rPr>
-        <w:lastRenderedPageBreak/>
         <w:t>Системи за управление на бази данни (СУБД)</w:t>
       </w:r>
-      <w:bookmarkEnd w:id="6"/>
+      <w:bookmarkEnd w:id="7"/>
     </w:p>
     <w:p>
       <w:pPr>
@@ -4394,6 +4701,22 @@
         </w:rPr>
         <w:t>В моя проект избрах MySQL, защото е широко разпространена, има много документация и се интегрира лесно с Django. Освен това, с помощта на phpMyAdmin мога лесно да управлявам базата данни през уеб интерфейс, което е много удобно за начинаещи.</w:t>
       </w:r>
+    </w:p>
+    <w:p>
+      <w:pPr>
+        <w:rPr>
+          <w:rFonts w:eastAsia="Times New Roman"/>
+          <w:lang w:eastAsia="bg-BG"/>
+        </w:rPr>
+      </w:pPr>
+    </w:p>
+    <w:p>
+      <w:pPr>
+        <w:rPr>
+          <w:rFonts w:eastAsia="Times New Roman"/>
+          <w:lang w:eastAsia="bg-BG"/>
+        </w:rPr>
+      </w:pPr>
     </w:p>
     <w:p>
       <w:pPr>
@@ -4413,6 +4736,7 @@
           <w:bCs/>
           <w:lang w:eastAsia="bg-BG"/>
         </w:rPr>
+        <w:lastRenderedPageBreak/>
         <w:t>Сравнение между MySQL и PostgreSQL:</w:t>
       </w:r>
     </w:p>
@@ -4420,6 +4744,14 @@
       <w:tblPr>
         <w:tblW w:w="0" w:type="auto"/>
         <w:tblCellSpacing w:w="15" w:type="dxa"/>
+        <w:tblBorders>
+          <w:top w:val="single" w:sz="4" w:space="0" w:color="auto"/>
+          <w:left w:val="single" w:sz="4" w:space="0" w:color="auto"/>
+          <w:bottom w:val="single" w:sz="4" w:space="0" w:color="auto"/>
+          <w:right w:val="single" w:sz="4" w:space="0" w:color="auto"/>
+          <w:insideH w:val="single" w:sz="4" w:space="0" w:color="auto"/>
+          <w:insideV w:val="single" w:sz="4" w:space="0" w:color="auto"/>
+        </w:tblBorders>
         <w:tblCellMar>
           <w:top w:w="15" w:type="dxa"/>
           <w:left w:w="15" w:type="dxa"/>
@@ -4429,9 +4761,9 @@
         <w:tblLook w:val="04A0" w:firstRow="1" w:lastRow="0" w:firstColumn="1" w:lastColumn="0" w:noHBand="0" w:noVBand="1"/>
       </w:tblPr>
       <w:tblGrid>
-        <w:gridCol w:w="3215"/>
-        <w:gridCol w:w="2547"/>
-        <w:gridCol w:w="3096"/>
+        <w:gridCol w:w="3220"/>
+        <w:gridCol w:w="2552"/>
+        <w:gridCol w:w="3086"/>
       </w:tblGrid>
       <w:tr>
         <w:trPr>
@@ -4441,11 +4773,6 @@
         <w:tc>
           <w:tcPr>
             <w:tcW w:w="0" w:type="auto"/>
-            <w:tcBorders>
-              <w:top w:val="single" w:sz="6" w:space="0" w:color="D0D7DE"/>
-              <w:left w:val="single" w:sz="6" w:space="0" w:color="D0D7DE"/>
-              <w:bottom w:val="single" w:sz="6" w:space="0" w:color="D0D7DE"/>
-            </w:tcBorders>
             <w:shd w:val="clear" w:color="auto" w:fill="FFFFFF"/>
             <w:tcMar>
               <w:top w:w="90" w:type="dxa"/>
@@ -4482,11 +4809,6 @@
         <w:tc>
           <w:tcPr>
             <w:tcW w:w="0" w:type="auto"/>
-            <w:tcBorders>
-              <w:top w:val="single" w:sz="6" w:space="0" w:color="D0D7DE"/>
-              <w:left w:val="single" w:sz="6" w:space="0" w:color="D0D7DE"/>
-              <w:bottom w:val="single" w:sz="6" w:space="0" w:color="D0D7DE"/>
-            </w:tcBorders>
             <w:shd w:val="clear" w:color="auto" w:fill="FFFFFF"/>
             <w:tcMar>
               <w:top w:w="90" w:type="dxa"/>
@@ -4523,12 +4845,6 @@
         <w:tc>
           <w:tcPr>
             <w:tcW w:w="0" w:type="auto"/>
-            <w:tcBorders>
-              <w:top w:val="single" w:sz="6" w:space="0" w:color="D0D7DE"/>
-              <w:left w:val="single" w:sz="6" w:space="0" w:color="D0D7DE"/>
-              <w:bottom w:val="single" w:sz="6" w:space="0" w:color="D0D7DE"/>
-              <w:right w:val="single" w:sz="6" w:space="0" w:color="D0D7DE"/>
-            </w:tcBorders>
             <w:shd w:val="clear" w:color="auto" w:fill="FFFFFF"/>
             <w:tcMar>
               <w:top w:w="90" w:type="dxa"/>
@@ -4570,10 +4886,6 @@
         <w:tc>
           <w:tcPr>
             <w:tcW w:w="0" w:type="auto"/>
-            <w:tcBorders>
-              <w:left w:val="single" w:sz="6" w:space="0" w:color="D0D7DE"/>
-              <w:bottom w:val="single" w:sz="6" w:space="0" w:color="D0D7DE"/>
-            </w:tcBorders>
             <w:shd w:val="clear" w:color="auto" w:fill="FFFFFF"/>
             <w:tcMar>
               <w:top w:w="90" w:type="dxa"/>
@@ -4606,10 +4918,6 @@
         <w:tc>
           <w:tcPr>
             <w:tcW w:w="0" w:type="auto"/>
-            <w:tcBorders>
-              <w:left w:val="single" w:sz="6" w:space="0" w:color="D0D7DE"/>
-              <w:bottom w:val="single" w:sz="6" w:space="0" w:color="D0D7DE"/>
-            </w:tcBorders>
             <w:shd w:val="clear" w:color="auto" w:fill="FFFFFF"/>
             <w:tcMar>
               <w:top w:w="90" w:type="dxa"/>
@@ -4642,11 +4950,6 @@
         <w:tc>
           <w:tcPr>
             <w:tcW w:w="0" w:type="auto"/>
-            <w:tcBorders>
-              <w:left w:val="single" w:sz="6" w:space="0" w:color="D0D7DE"/>
-              <w:bottom w:val="single" w:sz="6" w:space="0" w:color="D0D7DE"/>
-              <w:right w:val="single" w:sz="6" w:space="0" w:color="D0D7DE"/>
-            </w:tcBorders>
             <w:shd w:val="clear" w:color="auto" w:fill="FFFFFF"/>
             <w:tcMar>
               <w:top w:w="90" w:type="dxa"/>
@@ -4684,10 +4987,6 @@
         <w:tc>
           <w:tcPr>
             <w:tcW w:w="0" w:type="auto"/>
-            <w:tcBorders>
-              <w:left w:val="single" w:sz="6" w:space="0" w:color="D0D7DE"/>
-              <w:bottom w:val="single" w:sz="6" w:space="0" w:color="D0D7DE"/>
-            </w:tcBorders>
             <w:shd w:val="clear" w:color="auto" w:fill="F6F8FA"/>
             <w:tcMar>
               <w:top w:w="90" w:type="dxa"/>
@@ -4720,10 +5019,6 @@
         <w:tc>
           <w:tcPr>
             <w:tcW w:w="0" w:type="auto"/>
-            <w:tcBorders>
-              <w:left w:val="single" w:sz="6" w:space="0" w:color="D0D7DE"/>
-              <w:bottom w:val="single" w:sz="6" w:space="0" w:color="D0D7DE"/>
-            </w:tcBorders>
             <w:shd w:val="clear" w:color="auto" w:fill="F6F8FA"/>
             <w:tcMar>
               <w:top w:w="90" w:type="dxa"/>
@@ -4756,11 +5051,6 @@
         <w:tc>
           <w:tcPr>
             <w:tcW w:w="0" w:type="auto"/>
-            <w:tcBorders>
-              <w:left w:val="single" w:sz="6" w:space="0" w:color="D0D7DE"/>
-              <w:bottom w:val="single" w:sz="6" w:space="0" w:color="D0D7DE"/>
-              <w:right w:val="single" w:sz="6" w:space="0" w:color="D0D7DE"/>
-            </w:tcBorders>
             <w:shd w:val="clear" w:color="auto" w:fill="F6F8FA"/>
             <w:tcMar>
               <w:top w:w="90" w:type="dxa"/>
@@ -4798,10 +5088,6 @@
         <w:tc>
           <w:tcPr>
             <w:tcW w:w="0" w:type="auto"/>
-            <w:tcBorders>
-              <w:left w:val="single" w:sz="6" w:space="0" w:color="D0D7DE"/>
-              <w:bottom w:val="single" w:sz="6" w:space="0" w:color="D0D7DE"/>
-            </w:tcBorders>
             <w:shd w:val="clear" w:color="auto" w:fill="FFFFFF"/>
             <w:tcMar>
               <w:top w:w="90" w:type="dxa"/>
@@ -4834,10 +5120,6 @@
         <w:tc>
           <w:tcPr>
             <w:tcW w:w="0" w:type="auto"/>
-            <w:tcBorders>
-              <w:left w:val="single" w:sz="6" w:space="0" w:color="D0D7DE"/>
-              <w:bottom w:val="single" w:sz="6" w:space="0" w:color="D0D7DE"/>
-            </w:tcBorders>
             <w:shd w:val="clear" w:color="auto" w:fill="FFFFFF"/>
             <w:tcMar>
               <w:top w:w="90" w:type="dxa"/>
@@ -4870,11 +5152,6 @@
         <w:tc>
           <w:tcPr>
             <w:tcW w:w="0" w:type="auto"/>
-            <w:tcBorders>
-              <w:left w:val="single" w:sz="6" w:space="0" w:color="D0D7DE"/>
-              <w:bottom w:val="single" w:sz="6" w:space="0" w:color="D0D7DE"/>
-              <w:right w:val="single" w:sz="6" w:space="0" w:color="D0D7DE"/>
-            </w:tcBorders>
             <w:shd w:val="clear" w:color="auto" w:fill="FFFFFF"/>
             <w:tcMar>
               <w:top w:w="90" w:type="dxa"/>
@@ -4912,10 +5189,6 @@
         <w:tc>
           <w:tcPr>
             <w:tcW w:w="0" w:type="auto"/>
-            <w:tcBorders>
-              <w:left w:val="single" w:sz="6" w:space="0" w:color="D0D7DE"/>
-              <w:bottom w:val="single" w:sz="6" w:space="0" w:color="D0D7DE"/>
-            </w:tcBorders>
             <w:shd w:val="clear" w:color="auto" w:fill="F6F8FA"/>
             <w:tcMar>
               <w:top w:w="90" w:type="dxa"/>
@@ -4948,10 +5221,6 @@
         <w:tc>
           <w:tcPr>
             <w:tcW w:w="0" w:type="auto"/>
-            <w:tcBorders>
-              <w:left w:val="single" w:sz="6" w:space="0" w:color="D0D7DE"/>
-              <w:bottom w:val="single" w:sz="6" w:space="0" w:color="D0D7DE"/>
-            </w:tcBorders>
             <w:shd w:val="clear" w:color="auto" w:fill="F6F8FA"/>
             <w:tcMar>
               <w:top w:w="90" w:type="dxa"/>
@@ -4984,11 +5253,6 @@
         <w:tc>
           <w:tcPr>
             <w:tcW w:w="0" w:type="auto"/>
-            <w:tcBorders>
-              <w:left w:val="single" w:sz="6" w:space="0" w:color="D0D7DE"/>
-              <w:bottom w:val="single" w:sz="6" w:space="0" w:color="D0D7DE"/>
-              <w:right w:val="single" w:sz="6" w:space="0" w:color="D0D7DE"/>
-            </w:tcBorders>
             <w:shd w:val="clear" w:color="auto" w:fill="F6F8FA"/>
             <w:tcMar>
               <w:top w:w="90" w:type="dxa"/>
@@ -5028,11 +5292,19 @@
         <w:jc w:val="left"/>
         <w:rPr>
           <w:rFonts w:ascii="var(--gpts-font-family)" w:eastAsia="Times New Roman" w:hAnsi="var(--gpts-font-family)" w:cs="Segoe UI"/>
+          <w:b/>
+          <w:bCs/>
           <w:highlight w:val="yellow"/>
           <w:lang w:eastAsia="bg-BG"/>
         </w:rPr>
       </w:pPr>
-      <w:r>
+    </w:p>
+    <w:p>
+      <w:pPr>
+        <w:shd w:val="clear" w:color="auto" w:fill="FFFFFF"/>
+        <w:spacing w:line="240" w:lineRule="auto"/>
+        <w:ind w:left="-284" w:firstLine="0"/>
+        <w:jc w:val="left"/>
         <w:rPr>
           <w:rFonts w:ascii="var(--gpts-font-family)" w:eastAsia="Times New Roman" w:hAnsi="var(--gpts-font-family)" w:cs="Segoe UI"/>
           <w:b/>
@@ -5040,117 +5312,67 @@
           <w:highlight w:val="yellow"/>
           <w:lang w:eastAsia="bg-BG"/>
         </w:rPr>
-        <w:t>Препоръчителен screenshot:</w:t>
-      </w:r>
-    </w:p>
-    <w:p>
-      <w:pPr>
-        <w:numPr>
-          <w:ilvl w:val="0"/>
-          <w:numId w:val="34"/>
-        </w:numPr>
-        <w:shd w:val="clear" w:color="auto" w:fill="FFFFFF"/>
-        <w:spacing w:before="100" w:beforeAutospacing="1" w:after="100" w:afterAutospacing="1" w:line="240" w:lineRule="auto"/>
-        <w:jc w:val="left"/>
-        <w:rPr>
-          <w:rFonts w:ascii="var(--gpts-font-family)" w:eastAsia="Times New Roman" w:hAnsi="var(--gpts-font-family)" w:cs="Segoe UI"/>
-          <w:highlight w:val="yellow"/>
-          <w:lang w:eastAsia="bg-BG"/>
-        </w:rPr>
-      </w:pPr>
-      <w:r>
-        <w:rPr>
-          <w:rFonts w:ascii="var(--gpts-font-family)" w:eastAsia="Times New Roman" w:hAnsi="var(--gpts-font-family)" w:cs="Segoe UI"/>
-          <w:highlight w:val="yellow"/>
-          <w:lang w:eastAsia="bg-BG"/>
-        </w:rPr>
-        <w:t>phpMyAdmin – екран с таблицата на задачите</w:t>
-      </w:r>
-    </w:p>
-    <w:p>
-      <w:pPr>
-        <w:numPr>
-          <w:ilvl w:val="0"/>
-          <w:numId w:val="34"/>
-        </w:numPr>
-        <w:shd w:val="clear" w:color="auto" w:fill="FFFFFF"/>
-        <w:spacing w:before="60" w:after="100" w:afterAutospacing="1" w:line="240" w:lineRule="auto"/>
-        <w:jc w:val="left"/>
-        <w:rPr>
-          <w:rFonts w:ascii="var(--gpts-font-family)" w:eastAsia="Times New Roman" w:hAnsi="var(--gpts-font-family)" w:cs="Segoe UI"/>
-          <w:lang w:eastAsia="bg-BG"/>
-        </w:rPr>
-      </w:pPr>
-      <w:r>
-        <w:rPr>
-          <w:rFonts w:ascii="var(--gpts-font-family)" w:eastAsia="Times New Roman" w:hAnsi="var(--gpts-font-family)" w:cs="Segoe UI"/>
-          <w:highlight w:val="yellow"/>
-          <w:lang w:eastAsia="bg-BG"/>
-        </w:rPr>
-        <w:t>Конфигурация на връзката в settings.py</w:t>
-      </w:r>
-    </w:p>
-    <w:p>
-      <w:pPr>
-        <w:pStyle w:val="Heading1"/>
-        <w:rPr>
-          <w:rFonts w:eastAsia="Times New Roman"/>
-          <w:lang w:eastAsia="bg-BG"/>
-        </w:rPr>
-      </w:pPr>
-      <w:bookmarkStart w:id="7" w:name="_Toc196675033"/>
-      <w:r>
-        <w:rPr>
-          <w:rFonts w:eastAsia="Times New Roman"/>
-          <w:lang w:eastAsia="bg-BG"/>
-        </w:rPr>
-        <w:t>Е</w:t>
-      </w:r>
-      <w:r>
-        <w:rPr>
-          <w:rFonts w:eastAsia="Times New Roman"/>
-          <w:lang w:eastAsia="bg-BG"/>
-        </w:rPr>
-        <w:t>зикът Python и фреймуъркът Django</w:t>
-      </w:r>
-      <w:bookmarkEnd w:id="7"/>
-    </w:p>
-    <w:p>
-      <w:pPr>
-        <w:rPr>
-          <w:rFonts w:eastAsia="Times New Roman"/>
-          <w:lang w:eastAsia="bg-BG"/>
-        </w:rPr>
-      </w:pPr>
-      <w:r>
-        <w:rPr>
-          <w:rFonts w:eastAsia="Times New Roman"/>
-          <w:lang w:eastAsia="bg-BG"/>
-        </w:rPr>
-        <w:t xml:space="preserve">Python е един от най-популярните езици за програмиране в света. Той е създаден през 1991 г. от Гуидо ван Росум и е известен със своята четимост, простота и </w:t>
-      </w:r>
-      <w:r>
-        <w:rPr>
-          <w:rFonts w:eastAsia="Times New Roman"/>
-          <w:lang w:eastAsia="bg-BG"/>
-        </w:rPr>
-        <w:lastRenderedPageBreak/>
-        <w:t>огромна общност. Python се използва за уеб програмиране, анализ на данни, изкуствен интелект, автоматизация и още много други области.</w:t>
-      </w:r>
-    </w:p>
-    <w:p>
-      <w:pPr>
-        <w:rPr>
-          <w:rFonts w:eastAsia="Times New Roman"/>
-          <w:lang w:eastAsia="bg-BG"/>
-        </w:rPr>
-      </w:pPr>
-      <w:r>
-        <w:rPr>
-          <w:rFonts w:eastAsia="Times New Roman"/>
-          <w:lang w:eastAsia="bg-BG"/>
-        </w:rPr>
-        <w:t>Django е уеб фреймуърк за Python, който позволява бързо и сигурно създаване на уеб приложения. Django следва принципа „Don’t Repeat Yourself“ (DRY) и предоставя много готови инструменти – ORM за работа с бази данни, система за шаблони, административен панел, механизми за сигурност и др.</w:t>
+      </w:pPr>
+      <w:r>
+        <w:rPr>
+          <w:noProof/>
+          <w:lang w:eastAsia="bg-BG"/>
+        </w:rPr>
+        <w:drawing>
+          <wp:inline distT="0" distB="0" distL="0" distR="0" wp14:anchorId="14B15E01" wp14:editId="736FF75F">
+            <wp:extent cx="5619750" cy="2607564"/>
+            <wp:effectExtent l="114300" t="95250" r="114300" b="97790"/>
+            <wp:docPr id="15" name="Picture 15" descr="xampp - phpmyadmin no longer showing table structures or data - Stack  Overflow"/>
+            <wp:cNvGraphicFramePr>
+              <a:graphicFrameLocks xmlns:a="http://schemas.openxmlformats.org/drawingml/2006/main" noChangeAspect="1"/>
+            </wp:cNvGraphicFramePr>
+            <a:graphic xmlns:a="http://schemas.openxmlformats.org/drawingml/2006/main">
+              <a:graphicData uri="http://schemas.openxmlformats.org/drawingml/2006/picture">
+                <pic:pic xmlns:pic="http://schemas.openxmlformats.org/drawingml/2006/picture">
+                  <pic:nvPicPr>
+                    <pic:cNvPr id="0" name="Picture 2" descr="xampp - phpmyadmin no longer showing table structures or data - Stack  Overflow"/>
+                    <pic:cNvPicPr>
+                      <a:picLocks noChangeAspect="1" noChangeArrowheads="1"/>
+                    </pic:cNvPicPr>
+                  </pic:nvPicPr>
+                  <pic:blipFill>
+                    <a:blip r:embed="rId17" cstate="print">
+                      <a:extLst>
+                        <a:ext uri="{28A0092B-C50C-407E-A947-70E740481C1C}">
+                          <a14:useLocalDpi xmlns:a14="http://schemas.microsoft.com/office/drawing/2010/main" val="0"/>
+                        </a:ext>
+                      </a:extLst>
+                    </a:blip>
+                    <a:srcRect/>
+                    <a:stretch>
+                      <a:fillRect/>
+                    </a:stretch>
+                  </pic:blipFill>
+                  <pic:spPr bwMode="auto">
+                    <a:xfrm>
+                      <a:off x="0" y="0"/>
+                      <a:ext cx="5623009" cy="2609076"/>
+                    </a:xfrm>
+                    <a:prstGeom prst="rect">
+                      <a:avLst/>
+                    </a:prstGeom>
+                    <a:noFill/>
+                    <a:ln>
+                      <a:noFill/>
+                    </a:ln>
+                    <a:effectLst>
+                      <a:outerShdw blurRad="63500" sx="102000" sy="102000" algn="ctr" rotWithShape="0">
+                        <a:prstClr val="black">
+                          <a:alpha val="40000"/>
+                        </a:prstClr>
+                      </a:outerShdw>
+                    </a:effectLst>
+                  </pic:spPr>
+                </pic:pic>
+              </a:graphicData>
+            </a:graphic>
+          </wp:inline>
+        </w:drawing>
       </w:r>
     </w:p>
     <w:p>
@@ -5161,127 +5383,74 @@
         <w:jc w:val="left"/>
         <w:rPr>
           <w:rFonts w:ascii="var(--gpts-font-family)" w:eastAsia="Times New Roman" w:hAnsi="var(--gpts-font-family)" w:cs="Segoe UI"/>
-          <w:lang w:eastAsia="bg-BG"/>
-        </w:rPr>
-      </w:pPr>
-      <w:r>
-        <w:rPr>
-          <w:rFonts w:ascii="var(--gpts-font-family)" w:eastAsia="Times New Roman" w:hAnsi="var(--gpts-font-family)" w:cs="Segoe UI"/>
-          <w:lang w:eastAsia="bg-BG"/>
-        </w:rPr>
-        <w:t>Структурата на един Django проект обикновено изглежда така:</w:t>
-      </w:r>
-    </w:p>
-    <w:p>
-      <w:pPr>
-        <w:pStyle w:val="a0"/>
-      </w:pPr>
-      <w:r>
-        <w:t xml:space="preserve">myproject/  </w:t>
-      </w:r>
-    </w:p>
-    <w:p>
-      <w:pPr>
-        <w:pStyle w:val="a0"/>
-      </w:pPr>
-      <w:r>
-        <w:t xml:space="preserve">    manage.py  </w:t>
-      </w:r>
-    </w:p>
-    <w:p>
-      <w:pPr>
-        <w:pStyle w:val="a0"/>
-      </w:pPr>
-      <w:r>
-        <w:t xml:space="preserve">    myproject/  </w:t>
-      </w:r>
-    </w:p>
-    <w:p>
-      <w:pPr>
-        <w:pStyle w:val="a0"/>
-      </w:pPr>
-      <w:r>
-        <w:t xml:space="preserve">        settings.py  </w:t>
-      </w:r>
-    </w:p>
-    <w:p>
-      <w:pPr>
-        <w:pStyle w:val="a0"/>
-      </w:pPr>
-      <w:r>
-        <w:t xml:space="preserve">        urls.py  </w:t>
-      </w:r>
-    </w:p>
-    <w:p>
-      <w:pPr>
-        <w:pStyle w:val="a0"/>
-      </w:pPr>
-      <w:r>
-        <w:t xml:space="preserve">        wsgi.py  </w:t>
-      </w:r>
-    </w:p>
-    <w:p>
-      <w:pPr>
-        <w:pStyle w:val="a0"/>
-      </w:pPr>
-      <w:r>
-        <w:t xml:space="preserve">    app/  </w:t>
-      </w:r>
-    </w:p>
-    <w:p>
-      <w:pPr>
-        <w:pStyle w:val="a0"/>
-      </w:pPr>
-      <w:r>
-        <w:t xml:space="preserve">        models.py  </w:t>
-      </w:r>
-    </w:p>
-    <w:p>
-      <w:pPr>
-        <w:pStyle w:val="a0"/>
-      </w:pPr>
-      <w:r>
-        <w:t xml:space="preserve">        views.py  </w:t>
-      </w:r>
-    </w:p>
-    <w:p>
-      <w:pPr>
-        <w:pStyle w:val="a0"/>
-      </w:pPr>
-      <w:r>
-        <w:t xml:space="preserve">        templates/  </w:t>
-      </w:r>
-    </w:p>
-    <w:p>
-      <w:pPr>
-        <w:pStyle w:val="a1"/>
-      </w:pPr>
-      <w:r>
-        <w:t xml:space="preserve">        </w:t>
-      </w:r>
-      <w:r>
-        <w:rPr>
-          <w:color w:val="D73A49"/>
-        </w:rPr>
-        <w:t>static</w:t>
-      </w:r>
-      <w:r>
-        <w:t xml:space="preserve">/  </w:t>
-      </w:r>
-    </w:p>
-    <w:p>
-      <w:pPr>
+          <w:b/>
+          <w:bCs/>
+          <w:highlight w:val="yellow"/>
+          <w:lang w:eastAsia="bg-BG"/>
+        </w:rPr>
+      </w:pPr>
+    </w:p>
+    <w:p>
+      <w:pPr>
+        <w:pStyle w:val="Heading1"/>
         <w:rPr>
           <w:rFonts w:eastAsia="Times New Roman"/>
           <w:lang w:eastAsia="bg-BG"/>
         </w:rPr>
       </w:pPr>
+      <w:bookmarkStart w:id="8" w:name="_Toc196683383"/>
       <w:r>
         <w:rPr>
           <w:rFonts w:eastAsia="Times New Roman"/>
           <w:lang w:eastAsia="bg-BG"/>
         </w:rPr>
-        <w:t>Django има огромен брой модули и плъгини – за автентикация, REST API, кеширане, изпращане на имейли и др. Това го прави много подходящ за учебни и реални проекти.</w:t>
+        <w:t>Е</w:t>
+      </w:r>
+      <w:r>
+        <w:rPr>
+          <w:rFonts w:eastAsia="Times New Roman"/>
+          <w:lang w:eastAsia="bg-BG"/>
+        </w:rPr>
+        <w:t>зикът Python и фреймуъркът Django</w:t>
+      </w:r>
+      <w:bookmarkEnd w:id="8"/>
+    </w:p>
+    <w:p>
+      <w:pPr>
+        <w:rPr>
+          <w:rFonts w:eastAsia="Times New Roman"/>
+          <w:lang w:eastAsia="bg-BG"/>
+        </w:rPr>
+      </w:pPr>
+      <w:r>
+        <w:rPr>
+          <w:rFonts w:eastAsia="Times New Roman"/>
+          <w:lang w:eastAsia="bg-BG"/>
+        </w:rPr>
+        <w:t>Python е един от най-популярните езици за програмиране в света. Той е създаден през 1991 г. от Гуидо ван Росум и е известен със своята четимост, простота и огромна общност. Python се използва за уеб програмиране, анализ на данни, изкуствен интелект, автоматизация и още много други области.</w:t>
+      </w:r>
+    </w:p>
+    <w:p>
+      <w:pPr>
+        <w:rPr>
+          <w:rFonts w:eastAsia="Times New Roman"/>
+          <w:lang w:eastAsia="bg-BG"/>
+        </w:rPr>
+      </w:pPr>
+      <w:r>
+        <w:rPr>
+          <w:rFonts w:eastAsia="Times New Roman"/>
+          <w:lang w:eastAsia="bg-BG"/>
+        </w:rPr>
+        <w:t xml:space="preserve">Django е уеб фреймуърк за Python, който позволява бързо и сигурно създаване на уеб приложения. Django следва принципа „Don’t Repeat Yourself“ (DRY) и </w:t>
+      </w:r>
+      <w:r>
+        <w:rPr>
+          <w:rFonts w:eastAsia="Times New Roman"/>
+          <w:lang w:eastAsia="bg-BG"/>
+        </w:rPr>
+        <w:lastRenderedPageBreak/>
+        <w:t>предоставя много готови инструменти – ORM за работа с бази данни, система за шаблони, административен панел, механизми за сигурност и др.</w:t>
       </w:r>
     </w:p>
     <w:p>
@@ -5298,11 +5467,9 @@
       <w:r>
         <w:rPr>
           <w:rFonts w:ascii="var(--gpts-font-family)" w:eastAsia="Times New Roman" w:hAnsi="var(--gpts-font-family)" w:cs="Segoe UI"/>
-          <w:b/>
-          <w:bCs/>
-          <w:lang w:eastAsia="bg-BG"/>
-        </w:rPr>
-        <w:t>Примерен модел в Django:</w:t>
+          <w:lang w:eastAsia="bg-BG"/>
+        </w:rPr>
+        <w:t>Структурата на един Django проект обикновено изглежда така:</w:t>
       </w:r>
     </w:p>
     <w:p>
@@ -5310,176 +5477,111 @@
         <w:pStyle w:val="a0"/>
       </w:pPr>
       <w:r>
+        <w:t xml:space="preserve">myproject/  </w:t>
+      </w:r>
+    </w:p>
+    <w:p>
+      <w:pPr>
+        <w:pStyle w:val="a0"/>
+      </w:pPr>
+      <w:r>
+        <w:t xml:space="preserve">    manage.py  </w:t>
+      </w:r>
+    </w:p>
+    <w:p>
+      <w:pPr>
+        <w:pStyle w:val="a0"/>
+      </w:pPr>
+      <w:r>
+        <w:t xml:space="preserve">    myproject/  </w:t>
+      </w:r>
+    </w:p>
+    <w:p>
+      <w:pPr>
+        <w:pStyle w:val="a0"/>
+      </w:pPr>
+      <w:r>
+        <w:t xml:space="preserve">        settings.py  </w:t>
+      </w:r>
+    </w:p>
+    <w:p>
+      <w:pPr>
+        <w:pStyle w:val="a0"/>
+      </w:pPr>
+      <w:r>
+        <w:t xml:space="preserve">        urls.py  </w:t>
+      </w:r>
+    </w:p>
+    <w:p>
+      <w:pPr>
+        <w:pStyle w:val="a0"/>
+      </w:pPr>
+      <w:r>
+        <w:t xml:space="preserve">        wsgi.py  </w:t>
+      </w:r>
+    </w:p>
+    <w:p>
+      <w:pPr>
+        <w:pStyle w:val="a0"/>
+      </w:pPr>
+      <w:r>
+        <w:t xml:space="preserve">    app/  </w:t>
+      </w:r>
+    </w:p>
+    <w:p>
+      <w:pPr>
+        <w:pStyle w:val="a0"/>
+      </w:pPr>
+      <w:r>
+        <w:t xml:space="preserve">        models.py  </w:t>
+      </w:r>
+    </w:p>
+    <w:p>
+      <w:pPr>
+        <w:pStyle w:val="a0"/>
+      </w:pPr>
+      <w:r>
+        <w:t xml:space="preserve">        views.py  </w:t>
+      </w:r>
+    </w:p>
+    <w:p>
+      <w:pPr>
+        <w:pStyle w:val="a0"/>
+      </w:pPr>
+      <w:r>
+        <w:t xml:space="preserve">        templates/  </w:t>
+      </w:r>
+    </w:p>
+    <w:p>
+      <w:pPr>
+        <w:pStyle w:val="a1"/>
+      </w:pPr>
+      <w:r>
+        <w:t xml:space="preserve">        </w:t>
+      </w:r>
+      <w:r>
         <w:rPr>
           <w:color w:val="D73A49"/>
         </w:rPr>
-        <w:t>from</w:t>
-      </w:r>
-      <w:r>
-        <w:t xml:space="preserve"> django.db </w:t>
-      </w:r>
-      <w:r>
-        <w:rPr>
-          <w:color w:val="D73A49"/>
-        </w:rPr>
-        <w:t>import</w:t>
-      </w:r>
-      <w:r>
-        <w:t xml:space="preserve"> models  </w:t>
-      </w:r>
-    </w:p>
-    <w:p>
-      <w:pPr>
-        <w:pStyle w:val="a0"/>
-      </w:pPr>
-      <w:r>
-        <w:rPr>
-          <w:color w:val="D73A49"/>
-        </w:rPr>
-        <w:t>class</w:t>
-      </w:r>
-      <w:r>
-        <w:t xml:space="preserve"> </w:t>
-      </w:r>
-      <w:r>
-        <w:rPr>
-          <w:color w:val="6F42C1"/>
-        </w:rPr>
-        <w:t>Task</w:t>
-      </w:r>
-      <w:r>
-        <w:t xml:space="preserve">(models.Model):  </w:t>
-      </w:r>
-    </w:p>
-    <w:p>
-      <w:pPr>
-        <w:pStyle w:val="a0"/>
-      </w:pPr>
-      <w:r>
-        <w:t xml:space="preserve">    title = models.CharField(max_length=</w:t>
-      </w:r>
-      <w:r>
-        <w:rPr>
-          <w:color w:val="005CC5"/>
-        </w:rPr>
-        <w:t>100</w:t>
-      </w:r>
-      <w:r>
-        <w:t xml:space="preserve">)  </w:t>
-      </w:r>
-    </w:p>
-    <w:p>
-      <w:pPr>
-        <w:pStyle w:val="a0"/>
-      </w:pPr>
-      <w:r>
-        <w:t xml:space="preserve">    description = models.TextField(blank=</w:t>
-      </w:r>
-      <w:r>
-        <w:rPr>
-          <w:color w:val="005CC5"/>
-        </w:rPr>
-        <w:t>True</w:t>
-      </w:r>
-      <w:r>
-        <w:t xml:space="preserve">)  </w:t>
-      </w:r>
-    </w:p>
-    <w:p>
-      <w:pPr>
-        <w:pStyle w:val="a0"/>
-      </w:pPr>
-      <w:r>
-        <w:t xml:space="preserve">    status = models.CharField(max_length=</w:t>
-      </w:r>
-      <w:r>
-        <w:rPr>
-          <w:color w:val="005CC5"/>
-        </w:rPr>
-        <w:t>20</w:t>
-      </w:r>
-      <w:r>
-        <w:t>, choices=[(</w:t>
-      </w:r>
-      <w:r>
-        <w:rPr>
-          <w:color w:val="032F62"/>
-        </w:rPr>
-        <w:t>'new'</w:t>
-      </w:r>
-      <w:r>
-        <w:t xml:space="preserve">, </w:t>
-      </w:r>
-      <w:r>
-        <w:rPr>
-          <w:color w:val="032F62"/>
-        </w:rPr>
-        <w:t>'Нова'</w:t>
-      </w:r>
-      <w:r>
-        <w:t>), (</w:t>
-      </w:r>
-      <w:r>
-        <w:rPr>
-          <w:color w:val="032F62"/>
-        </w:rPr>
-        <w:t>'in_progress'</w:t>
-      </w:r>
-      <w:r>
-        <w:t xml:space="preserve">, </w:t>
-      </w:r>
-      <w:r>
-        <w:rPr>
-          <w:color w:val="032F62"/>
-        </w:rPr>
-        <w:t>'Текуща'</w:t>
-      </w:r>
-      <w:r>
-        <w:t>), (</w:t>
-      </w:r>
-      <w:r>
-        <w:rPr>
-          <w:color w:val="032F62"/>
-        </w:rPr>
-        <w:t>'completed'</w:t>
-      </w:r>
-      <w:r>
-        <w:t xml:space="preserve">, </w:t>
-      </w:r>
-      <w:r>
-        <w:rPr>
-          <w:color w:val="032F62"/>
-        </w:rPr>
-        <w:t>'Завършена'</w:t>
-      </w:r>
-      <w:r>
-        <w:t>)], default=</w:t>
-      </w:r>
-      <w:r>
-        <w:rPr>
-          <w:color w:val="032F62"/>
-        </w:rPr>
-        <w:t>'new'</w:t>
-      </w:r>
-      <w:r>
-        <w:t xml:space="preserve">)  </w:t>
-      </w:r>
-    </w:p>
-    <w:p>
-      <w:pPr>
-        <w:pStyle w:val="a1"/>
-      </w:pPr>
-      <w:r>
-        <w:t xml:space="preserve">    created_at = models.DateTimeField(auto_now_add=</w:t>
-      </w:r>
-      <w:r>
-        <w:rPr>
-          <w:color w:val="005CC5"/>
-        </w:rPr>
-        <w:t>True</w:t>
-      </w:r>
-      <w:r>
-        <w:t xml:space="preserve">)  </w:t>
+        <w:t>static</w:t>
+      </w:r>
+      <w:r>
+        <w:t xml:space="preserve">/  </w:t>
+      </w:r>
+    </w:p>
+    <w:p>
+      <w:pPr>
+        <w:rPr>
+          <w:rFonts w:eastAsia="Times New Roman"/>
+          <w:lang w:eastAsia="bg-BG"/>
+        </w:rPr>
+      </w:pPr>
+      <w:r>
+        <w:rPr>
+          <w:rFonts w:eastAsia="Times New Roman"/>
+          <w:lang w:eastAsia="bg-BG"/>
+        </w:rPr>
+        <w:t>Django има огромен брой модули и плъгини – за автентикация, REST API, кеширане, изпращане на имейли и др. Това го прави много подходящ за учебни и реални проекти.</w:t>
       </w:r>
     </w:p>
     <w:p>
@@ -5490,11 +5592,202 @@
         <w:jc w:val="left"/>
         <w:rPr>
           <w:rFonts w:ascii="var(--gpts-font-family)" w:eastAsia="Times New Roman" w:hAnsi="var(--gpts-font-family)" w:cs="Segoe UI"/>
-          <w:highlight w:val="yellow"/>
-          <w:lang w:eastAsia="bg-BG"/>
-        </w:rPr>
-      </w:pPr>
-      <w:r>
+          <w:lang w:eastAsia="bg-BG"/>
+        </w:rPr>
+      </w:pPr>
+      <w:r>
+        <w:rPr>
+          <w:rFonts w:ascii="var(--gpts-font-family)" w:eastAsia="Times New Roman" w:hAnsi="var(--gpts-font-family)" w:cs="Segoe UI"/>
+          <w:b/>
+          <w:bCs/>
+          <w:lang w:eastAsia="bg-BG"/>
+        </w:rPr>
+        <w:t>Примерен модел в Django:</w:t>
+      </w:r>
+    </w:p>
+    <w:p>
+      <w:pPr>
+        <w:pStyle w:val="a0"/>
+      </w:pPr>
+      <w:r>
+        <w:rPr>
+          <w:color w:val="D73A49"/>
+        </w:rPr>
+        <w:t>from</w:t>
+      </w:r>
+      <w:r>
+        <w:t xml:space="preserve"> django.db </w:t>
+      </w:r>
+      <w:r>
+        <w:rPr>
+          <w:color w:val="D73A49"/>
+        </w:rPr>
+        <w:t>import</w:t>
+      </w:r>
+      <w:r>
+        <w:t xml:space="preserve"> models  </w:t>
+      </w:r>
+    </w:p>
+    <w:p>
+      <w:pPr>
+        <w:pStyle w:val="a0"/>
+      </w:pPr>
+      <w:r>
+        <w:rPr>
+          <w:color w:val="D73A49"/>
+        </w:rPr>
+        <w:t>class</w:t>
+      </w:r>
+      <w:r>
+        <w:t xml:space="preserve"> </w:t>
+      </w:r>
+      <w:r>
+        <w:rPr>
+          <w:color w:val="6F42C1"/>
+        </w:rPr>
+        <w:t>Task</w:t>
+      </w:r>
+      <w:r>
+        <w:t xml:space="preserve">(models.Model):  </w:t>
+      </w:r>
+    </w:p>
+    <w:p>
+      <w:pPr>
+        <w:pStyle w:val="a0"/>
+      </w:pPr>
+      <w:r>
+        <w:t xml:space="preserve">    title = models.CharField(max_length=</w:t>
+      </w:r>
+      <w:r>
+        <w:rPr>
+          <w:color w:val="005CC5"/>
+        </w:rPr>
+        <w:t>100</w:t>
+      </w:r>
+      <w:r>
+        <w:t xml:space="preserve">)  </w:t>
+      </w:r>
+    </w:p>
+    <w:p>
+      <w:pPr>
+        <w:pStyle w:val="a0"/>
+      </w:pPr>
+      <w:r>
+        <w:t xml:space="preserve">    description = models.TextField(blank=</w:t>
+      </w:r>
+      <w:r>
+        <w:rPr>
+          <w:color w:val="005CC5"/>
+        </w:rPr>
+        <w:t>True</w:t>
+      </w:r>
+      <w:r>
+        <w:t xml:space="preserve">)  </w:t>
+      </w:r>
+    </w:p>
+    <w:p>
+      <w:pPr>
+        <w:pStyle w:val="a0"/>
+      </w:pPr>
+      <w:r>
+        <w:t xml:space="preserve">    status = models.CharField(max_length=</w:t>
+      </w:r>
+      <w:r>
+        <w:rPr>
+          <w:color w:val="005CC5"/>
+        </w:rPr>
+        <w:t>20</w:t>
+      </w:r>
+      <w:r>
+        <w:t>, choices=[(</w:t>
+      </w:r>
+      <w:r>
+        <w:rPr>
+          <w:color w:val="032F62"/>
+        </w:rPr>
+        <w:t>'new'</w:t>
+      </w:r>
+      <w:r>
+        <w:t xml:space="preserve">, </w:t>
+      </w:r>
+      <w:r>
+        <w:rPr>
+          <w:color w:val="032F62"/>
+        </w:rPr>
+        <w:t>'Нова'</w:t>
+      </w:r>
+      <w:r>
+        <w:t>), (</w:t>
+      </w:r>
+      <w:r>
+        <w:rPr>
+          <w:color w:val="032F62"/>
+        </w:rPr>
+        <w:t>'in_progress'</w:t>
+      </w:r>
+      <w:r>
+        <w:t xml:space="preserve">, </w:t>
+      </w:r>
+      <w:r>
+        <w:rPr>
+          <w:color w:val="032F62"/>
+        </w:rPr>
+        <w:t>'Текуща'</w:t>
+      </w:r>
+      <w:r>
+        <w:t>), (</w:t>
+      </w:r>
+      <w:r>
+        <w:rPr>
+          <w:color w:val="032F62"/>
+        </w:rPr>
+        <w:t>'completed'</w:t>
+      </w:r>
+      <w:r>
+        <w:t xml:space="preserve">, </w:t>
+      </w:r>
+      <w:r>
+        <w:rPr>
+          <w:color w:val="032F62"/>
+        </w:rPr>
+        <w:t>'Завършена'</w:t>
+      </w:r>
+      <w:r>
+        <w:t>)], default=</w:t>
+      </w:r>
+      <w:r>
+        <w:rPr>
+          <w:color w:val="032F62"/>
+        </w:rPr>
+        <w:t>'new'</w:t>
+      </w:r>
+      <w:r>
+        <w:t xml:space="preserve">)  </w:t>
+      </w:r>
+    </w:p>
+    <w:p>
+      <w:pPr>
+        <w:pStyle w:val="a1"/>
+      </w:pPr>
+      <w:r>
+        <w:t xml:space="preserve">    created_at = models.DateTimeField(auto_now_add=</w:t>
+      </w:r>
+      <w:r>
+        <w:rPr>
+          <w:color w:val="005CC5"/>
+        </w:rPr>
+        <w:t>True</w:t>
+      </w:r>
+      <w:r>
+        <w:t xml:space="preserve">)  </w:t>
+      </w:r>
+    </w:p>
+    <w:p>
+      <w:pPr>
+        <w:shd w:val="clear" w:color="auto" w:fill="FFFFFF"/>
+        <w:spacing w:line="240" w:lineRule="auto"/>
+        <w:ind w:firstLine="0"/>
+        <w:jc w:val="center"/>
         <w:rPr>
           <w:rFonts w:ascii="var(--gpts-font-family)" w:eastAsia="Times New Roman" w:hAnsi="var(--gpts-font-family)" w:cs="Segoe UI"/>
           <w:b/>
@@ -5502,55 +5795,56 @@
           <w:highlight w:val="yellow"/>
           <w:lang w:eastAsia="bg-BG"/>
         </w:rPr>
-        <w:t>Препоръчителен screenshot:</w:t>
-      </w:r>
-    </w:p>
-    <w:p>
-      <w:pPr>
-        <w:numPr>
-          <w:ilvl w:val="0"/>
-          <w:numId w:val="35"/>
-        </w:numPr>
-        <w:shd w:val="clear" w:color="auto" w:fill="FFFFFF"/>
-        <w:spacing w:before="100" w:beforeAutospacing="1" w:after="100" w:afterAutospacing="1" w:line="240" w:lineRule="auto"/>
-        <w:jc w:val="left"/>
+      </w:pPr>
+      <w:r>
         <w:rPr>
           <w:rFonts w:ascii="var(--gpts-font-family)" w:eastAsia="Times New Roman" w:hAnsi="var(--gpts-font-family)" w:cs="Segoe UI"/>
-          <w:highlight w:val="yellow"/>
-          <w:lang w:eastAsia="bg-BG"/>
-        </w:rPr>
-      </w:pPr>
-      <w:r>
-        <w:rPr>
-          <w:rFonts w:ascii="var(--gpts-font-family)" w:eastAsia="Times New Roman" w:hAnsi="var(--gpts-font-family)" w:cs="Segoe UI"/>
-          <w:highlight w:val="yellow"/>
-          <w:lang w:eastAsia="bg-BG"/>
-        </w:rPr>
-        <w:t>Django admin панел</w:t>
-      </w:r>
-    </w:p>
-    <w:p>
-      <w:pPr>
-        <w:numPr>
-          <w:ilvl w:val="0"/>
-          <w:numId w:val="35"/>
-        </w:numPr>
-        <w:shd w:val="clear" w:color="auto" w:fill="FFFFFF"/>
-        <w:spacing w:before="60" w:after="100" w:afterAutospacing="1" w:line="240" w:lineRule="auto"/>
-        <w:jc w:val="left"/>
-        <w:rPr>
-          <w:rFonts w:ascii="var(--gpts-font-family)" w:eastAsia="Times New Roman" w:hAnsi="var(--gpts-font-family)" w:cs="Segoe UI"/>
-          <w:highlight w:val="yellow"/>
-          <w:lang w:eastAsia="bg-BG"/>
-        </w:rPr>
-      </w:pPr>
-      <w:r>
-        <w:rPr>
-          <w:rFonts w:ascii="var(--gpts-font-family)" w:eastAsia="Times New Roman" w:hAnsi="var(--gpts-font-family)" w:cs="Segoe UI"/>
-          <w:highlight w:val="yellow"/>
-          <w:lang w:eastAsia="bg-BG"/>
-        </w:rPr>
-        <w:t>Страница със списък на задачите</w:t>
+          <w:b/>
+          <w:bCs/>
+          <w:lang w:eastAsia="bg-BG"/>
+        </w:rPr>
+        <w:drawing>
+          <wp:inline distT="0" distB="0" distL="0" distR="0" wp14:anchorId="2971DB65" wp14:editId="0FFA6A1E">
+            <wp:extent cx="5276850" cy="3269530"/>
+            <wp:effectExtent l="133350" t="114300" r="133350" b="121920"/>
+            <wp:docPr id="16" name="Picture 16"/>
+            <wp:cNvGraphicFramePr>
+              <a:graphicFrameLocks xmlns:a="http://schemas.openxmlformats.org/drawingml/2006/main" noChangeAspect="1"/>
+            </wp:cNvGraphicFramePr>
+            <a:graphic xmlns:a="http://schemas.openxmlformats.org/drawingml/2006/main">
+              <a:graphicData uri="http://schemas.openxmlformats.org/drawingml/2006/picture">
+                <pic:pic xmlns:pic="http://schemas.openxmlformats.org/drawingml/2006/picture">
+                  <pic:nvPicPr>
+                    <pic:cNvPr id="1" name=""/>
+                    <pic:cNvPicPr/>
+                  </pic:nvPicPr>
+                  <pic:blipFill>
+                    <a:blip r:embed="rId18"/>
+                    <a:stretch>
+                      <a:fillRect/>
+                    </a:stretch>
+                  </pic:blipFill>
+                  <pic:spPr>
+                    <a:xfrm>
+                      <a:off x="0" y="0"/>
+                      <a:ext cx="5287639" cy="3276215"/>
+                    </a:xfrm>
+                    <a:prstGeom prst="rect">
+                      <a:avLst/>
+                    </a:prstGeom>
+                    <a:effectLst>
+                      <a:outerShdw blurRad="63500" sx="102000" sy="102000" algn="ctr" rotWithShape="0">
+                        <a:prstClr val="black">
+                          <a:alpha val="40000"/>
+                        </a:prstClr>
+                      </a:outerShdw>
+                    </a:effectLst>
+                  </pic:spPr>
+                </pic:pic>
+              </a:graphicData>
+            </a:graphic>
+          </wp:inline>
+        </w:drawing>
       </w:r>
     </w:p>
     <w:p>
@@ -5561,7 +5855,7 @@
           <w:lang w:eastAsia="bg-BG"/>
         </w:rPr>
       </w:pPr>
-      <w:bookmarkStart w:id="8" w:name="_Toc196675034"/>
+      <w:bookmarkStart w:id="9" w:name="_Toc196683384"/>
       <w:r>
         <w:rPr>
           <w:rFonts w:eastAsia="Times New Roman"/>
@@ -5570,7 +5864,7 @@
         <w:lastRenderedPageBreak/>
         <w:t>Инсталиране и конфигуриране на компонентите</w:t>
       </w:r>
-      <w:bookmarkEnd w:id="8"/>
+      <w:bookmarkEnd w:id="9"/>
     </w:p>
     <w:p>
       <w:pPr>
@@ -5580,7 +5874,7 @@
           <w:lang w:eastAsia="bg-BG"/>
         </w:rPr>
       </w:pPr>
-      <w:bookmarkStart w:id="9" w:name="_Toc196675035"/>
+      <w:bookmarkStart w:id="10" w:name="_Toc196683385"/>
       <w:r>
         <w:rPr>
           <w:rFonts w:eastAsia="Times New Roman"/>
@@ -5588,7 +5882,7 @@
         </w:rPr>
         <w:t>Инсталиране и начални настройки на Ubuntu Server</w:t>
       </w:r>
-      <w:bookmarkEnd w:id="9"/>
+      <w:bookmarkEnd w:id="10"/>
     </w:p>
     <w:p>
       <w:pPr>
@@ -5602,7 +5896,7 @@
           <w:rFonts w:eastAsia="Times New Roman"/>
           <w:lang w:eastAsia="bg-BG"/>
         </w:rPr>
-        <w:t>Първата стъпка е да се инсталира Ubuntu Server. Това става чрез записване на ISO файл на флашка и стартиране на компютъра от нея. По време на инсталацията се избира език, часови пояс, мрежови настройки и се създава потребител. Препоръчително е да се използва LTS (Long Term Support) версия за по-дълга поддръжка.</w:t>
+        <w:t>Първата стъпка при работа с Ubuntu Server е нейната инсталация, която започва с изтеглянето на ISO файл от официалния сайт на Ubuntu. За предпочитане е да се избере версия с дългосрочна поддръжка, известна като LTS, тъй като тя осигурява по-дълъг период на обновления и по-стабилна работа на системата. След като файлът бъде свален, трябва да се запише на USB флашка с помощта на специален софтуер, който прави носителя стартиращ. След това компютърът се рестартира и се стартира от флашката, за да започне инсталационният процес.</w:t>
       </w:r>
     </w:p>
     <w:p>
@@ -5617,23 +5911,162 @@
           <w:rFonts w:eastAsia="Times New Roman"/>
           <w:lang w:eastAsia="bg-BG"/>
         </w:rPr>
-        <w:t>След инсталацията е добре да се обновят всички пакети:</w:t>
-      </w:r>
-    </w:p>
-    <w:p>
-      <w:pPr>
-        <w:pStyle w:val="a0"/>
+        <w:t>По време на инсталацията потребителят преминава през няколко важни настройки. Първо се избира език, който ще бъде използван за целия процес на инсталация и последващото ползване на системата, след което се задава часовият пояс, за да бъде времето на сървъра коректно спрямо местоположението. След това идва ред на мрежовите настройки, където се конфигурира IP адрес, мрежова маска, шлюз и DNS сървъри, за да може сървърът да се свърже правилно с външната мрежа. Важна част от процеса е и създаването на основен потребител с администраторски права, който ще има възможност да управлява системата и да я конфигурира по-нататък.</w:t>
+      </w:r>
+    </w:p>
+    <w:p>
+      <w:pPr>
+        <w:rPr>
+          <w:rFonts w:eastAsia="Times New Roman"/>
+          <w:lang w:eastAsia="bg-BG"/>
+        </w:rPr>
+      </w:pPr>
+      <w:r>
+        <w:rPr>
+          <w:rFonts w:eastAsia="Times New Roman"/>
+          <w:lang w:eastAsia="bg-BG"/>
+        </w:rPr>
+        <w:t>След приключване на инсталацията и рестартиране на системата, е добре веднага да се направи обновяване на всички софтуерни пакети чрез командата за актуализация, което гарантира, че сървърът ще работи с най-новите и сигурни версии на приложенията. Използването на LTS версия позволява стабилна и дългосрочна поддръжка, което е особено важно при сървърните решения, тъй като намалява риска от проблеми и нуждата от чести преинсталации. С тези основни стъпки Ubuntu Server е готов да посрещне различни сървърни задачи и да осигури надеждна платформа за работа. Ако се спазват тези препоръки, инсталацията преминава гладко и системата се настройва ефективно още от самото начало.</w:t>
+      </w:r>
+    </w:p>
+    <w:p>
+      <w:pPr>
+        <w:rPr>
+          <w:rFonts w:eastAsia="Times New Roman"/>
+          <w:lang w:eastAsia="bg-BG"/>
+        </w:rPr>
+      </w:pPr>
+      <w:r>
+        <w:rPr>
+          <w:rFonts w:eastAsia="Times New Roman"/>
+          <w:lang w:eastAsia="bg-BG"/>
+        </w:rPr>
+        <w:t>Първото обновяване на пакетите след инсталиране на Ubuntu Server е от ключово значение за стабилността и сигурността на системата. Инсталационният образ често съдържа по-стари версии на софтуера, затова е нужно да се инсталират най-</w:t>
+      </w:r>
+      <w:r>
+        <w:rPr>
+          <w:rFonts w:eastAsia="Times New Roman"/>
+          <w:lang w:eastAsia="bg-BG"/>
+        </w:rPr>
+        <w:lastRenderedPageBreak/>
+        <w:t>новите актуализации, които включват поправки на грешки, подобрения и важни защитни ъпдейти.</w:t>
+      </w:r>
+    </w:p>
+    <w:p>
+      <w:pPr>
+        <w:rPr>
+          <w:rFonts w:eastAsia="Times New Roman"/>
+          <w:lang w:eastAsia="bg-BG"/>
+        </w:rPr>
+      </w:pPr>
+      <w:r>
+        <w:rPr>
+          <w:rFonts w:eastAsia="Times New Roman"/>
+          <w:lang w:eastAsia="bg-BG"/>
+        </w:rPr>
+        <w:t>Процесът започва с командата </w:t>
+      </w:r>
+      <w:r>
+        <w:rPr>
+          <w:rFonts w:ascii="Consolas" w:eastAsia="Times New Roman" w:hAnsi="Consolas" w:cs="Courier New"/>
+          <w:sz w:val="22"/>
+          <w:szCs w:val="22"/>
+          <w:lang w:eastAsia="bg-BG"/>
+        </w:rPr>
+        <w:t>sudo apt update</w:t>
+      </w:r>
+      <w:r>
+        <w:rPr>
+          <w:rFonts w:eastAsia="Times New Roman"/>
+          <w:lang w:eastAsia="bg-BG"/>
+        </w:rPr>
+        <w:t>, която обновява списъка с наличните пакети във всички конфигурирани хранилища и позволява на системата да разбере кои пакети могат да бъдат обновени. След това се изпълнява </w:t>
+      </w:r>
+      <w:r>
+        <w:rPr>
+          <w:rFonts w:ascii="Consolas" w:eastAsia="Times New Roman" w:hAnsi="Consolas" w:cs="Courier New"/>
+          <w:sz w:val="22"/>
+          <w:szCs w:val="22"/>
+          <w:lang w:eastAsia="bg-BG"/>
+        </w:rPr>
+        <w:t>sudo apt upgrade</w:t>
+      </w:r>
+      <w:r>
+        <w:rPr>
+          <w:rFonts w:eastAsia="Times New Roman"/>
+          <w:lang w:eastAsia="bg-BG"/>
+        </w:rPr>
+        <w:t>, която инсталира новите версии на вече инсталираните пакети. Тези команди гарантират, че всички компоненти на системата са в актуално и сигурно състояние.</w:t>
+      </w:r>
+    </w:p>
+    <w:p>
+      <w:pPr>
+        <w:rPr>
+          <w:rFonts w:eastAsia="Times New Roman"/>
+          <w:lang w:eastAsia="bg-BG"/>
+        </w:rPr>
+      </w:pPr>
+      <w:r>
+        <w:rPr>
+          <w:rFonts w:eastAsia="Times New Roman"/>
+          <w:lang w:eastAsia="bg-BG"/>
+        </w:rPr>
+        <w:t>Редовното обновяване е изключително важно, защото чрез ъпдейти се затварят уязвимости и се подобрява производителността на системата. За по-сложни случаи съществува командата </w:t>
+      </w:r>
+      <w:r>
+        <w:rPr>
+          <w:rFonts w:ascii="Consolas" w:eastAsia="Times New Roman" w:hAnsi="Consolas" w:cs="Courier New"/>
+          <w:sz w:val="22"/>
+          <w:szCs w:val="22"/>
+          <w:lang w:eastAsia="bg-BG"/>
+        </w:rPr>
+        <w:t>sudo apt full-upgrade</w:t>
+      </w:r>
+      <w:r>
+        <w:rPr>
+          <w:rFonts w:eastAsia="Times New Roman"/>
+          <w:lang w:eastAsia="bg-BG"/>
+        </w:rPr>
+        <w:t>, която може да премахва или добавя зависимости за по-добра съвместимост, а </w:t>
+      </w:r>
+      <w:r>
+        <w:rPr>
+          <w:rFonts w:ascii="Consolas" w:eastAsia="Times New Roman" w:hAnsi="Consolas" w:cs="Courier New"/>
+          <w:sz w:val="22"/>
+          <w:szCs w:val="22"/>
+          <w:lang w:eastAsia="bg-BG"/>
+        </w:rPr>
+        <w:t>sudo apt autoremove</w:t>
+      </w:r>
+      <w:r>
+        <w:rPr>
+          <w:rFonts w:eastAsia="Times New Roman"/>
+          <w:lang w:eastAsia="bg-BG"/>
+        </w:rPr>
+        <w:t> помага да се изтрият ненужни пакети и да се освободи дисково пространство.</w:t>
+      </w:r>
+    </w:p>
+    <w:p>
+      <w:pPr>
+        <w:rPr>
+          <w:rFonts w:eastAsia="Times New Roman"/>
+          <w:lang w:eastAsia="bg-BG"/>
+        </w:rPr>
+      </w:pPr>
+      <w:r>
+        <w:rPr>
+          <w:rFonts w:eastAsia="Times New Roman"/>
+          <w:lang w:eastAsia="bg-BG"/>
+        </w:rPr>
+        <w:t>Поддържането на Ubuntu Server с редовни ъпдейти е особено важно за сървърната среда, където надеждността и сигурността са приоритет. Освен това обновленията могат да се автоматизират, което намалява риска от пропуски и улеснява управлението на системата. По този начин сървърът остава защитен и стабилен с минимални усилия от страна на администратора.</w:t>
+      </w:r>
+    </w:p>
+    <w:p>
+      <w:pPr>
+        <w:pStyle w:val="a1"/>
       </w:pPr>
       <w:r>
         <w:t xml:space="preserve">sudo apt update  </w:t>
-      </w:r>
-    </w:p>
-    <w:p>
-      <w:pPr>
-        <w:pStyle w:val="a1"/>
-      </w:pPr>
-      <w:r>
-        <w:t xml:space="preserve">sudo apt upgrade  </w:t>
       </w:r>
     </w:p>
     <w:p>
@@ -5644,11 +6077,77 @@
         <w:jc w:val="left"/>
         <w:rPr>
           <w:rFonts w:ascii="var(--gpts-font-family)" w:eastAsia="Times New Roman" w:hAnsi="var(--gpts-font-family)" w:cs="Segoe UI"/>
+          <w:b/>
+          <w:bCs/>
           <w:highlight w:val="yellow"/>
           <w:lang w:eastAsia="bg-BG"/>
         </w:rPr>
       </w:pPr>
       <w:r>
+        <w:rPr>
+          <w:rFonts w:ascii="var(--gpts-font-family)" w:eastAsia="Times New Roman" w:hAnsi="var(--gpts-font-family)" w:cs="Segoe UI"/>
+          <w:b/>
+          <w:bCs/>
+          <w:lang w:eastAsia="bg-BG"/>
+        </w:rPr>
+        <w:drawing>
+          <wp:inline distT="0" distB="0" distL="0" distR="0" wp14:anchorId="14C5ABC3" wp14:editId="7E5B076A">
+            <wp:extent cx="5760720" cy="2905760"/>
+            <wp:effectExtent l="114300" t="95250" r="125730" b="104140"/>
+            <wp:docPr id="17" name="Picture 17"/>
+            <wp:cNvGraphicFramePr>
+              <a:graphicFrameLocks xmlns:a="http://schemas.openxmlformats.org/drawingml/2006/main" noChangeAspect="1"/>
+            </wp:cNvGraphicFramePr>
+            <a:graphic xmlns:a="http://schemas.openxmlformats.org/drawingml/2006/main">
+              <a:graphicData uri="http://schemas.openxmlformats.org/drawingml/2006/picture">
+                <pic:pic xmlns:pic="http://schemas.openxmlformats.org/drawingml/2006/picture">
+                  <pic:nvPicPr>
+                    <pic:cNvPr id="1" name=""/>
+                    <pic:cNvPicPr/>
+                  </pic:nvPicPr>
+                  <pic:blipFill>
+                    <a:blip r:embed="rId19"/>
+                    <a:stretch>
+                      <a:fillRect/>
+                    </a:stretch>
+                  </pic:blipFill>
+                  <pic:spPr>
+                    <a:xfrm>
+                      <a:off x="0" y="0"/>
+                      <a:ext cx="5760720" cy="2905760"/>
+                    </a:xfrm>
+                    <a:prstGeom prst="rect">
+                      <a:avLst/>
+                    </a:prstGeom>
+                    <a:effectLst>
+                      <a:outerShdw blurRad="63500" sx="102000" sy="102000" algn="ctr" rotWithShape="0">
+                        <a:prstClr val="black">
+                          <a:alpha val="40000"/>
+                        </a:prstClr>
+                      </a:outerShdw>
+                    </a:effectLst>
+                  </pic:spPr>
+                </pic:pic>
+              </a:graphicData>
+            </a:graphic>
+          </wp:inline>
+        </w:drawing>
+      </w:r>
+    </w:p>
+    <w:p>
+      <w:pPr>
+        <w:pStyle w:val="a1"/>
+      </w:pPr>
+      <w:r>
+        <w:t xml:space="preserve">sudo apt upgrade  </w:t>
+      </w:r>
+    </w:p>
+    <w:p>
+      <w:pPr>
+        <w:shd w:val="clear" w:color="auto" w:fill="FFFFFF"/>
+        <w:spacing w:line="240" w:lineRule="auto"/>
+        <w:ind w:firstLine="0"/>
+        <w:jc w:val="left"/>
         <w:rPr>
           <w:rFonts w:ascii="var(--gpts-font-family)" w:eastAsia="Times New Roman" w:hAnsi="var(--gpts-font-family)" w:cs="Segoe UI"/>
           <w:b/>
@@ -5656,65 +6155,266 @@
           <w:highlight w:val="yellow"/>
           <w:lang w:eastAsia="bg-BG"/>
         </w:rPr>
-        <w:t>Препоръчителен screenshot:</w:t>
-      </w:r>
-    </w:p>
-    <w:p>
-      <w:pPr>
-        <w:numPr>
-          <w:ilvl w:val="0"/>
-          <w:numId w:val="36"/>
-        </w:numPr>
-        <w:shd w:val="clear" w:color="auto" w:fill="FFFFFF"/>
-        <w:spacing w:before="100" w:beforeAutospacing="1" w:after="100" w:afterAutospacing="1" w:line="240" w:lineRule="auto"/>
-        <w:jc w:val="left"/>
+      </w:pPr>
+      <w:r>
         <w:rPr>
           <w:rFonts w:ascii="var(--gpts-font-family)" w:eastAsia="Times New Roman" w:hAnsi="var(--gpts-font-family)" w:cs="Segoe UI"/>
-          <w:highlight w:val="yellow"/>
-          <w:lang w:eastAsia="bg-BG"/>
-        </w:rPr>
-      </w:pPr>
-      <w:r>
-        <w:rPr>
-          <w:rFonts w:ascii="var(--gpts-font-family)" w:eastAsia="Times New Roman" w:hAnsi="var(--gpts-font-family)" w:cs="Segoe UI"/>
-          <w:highlight w:val="yellow"/>
-          <w:lang w:eastAsia="bg-BG"/>
-        </w:rPr>
-        <w:t>Първи вход в Ubuntu Server</w:t>
-      </w:r>
-    </w:p>
-    <w:p>
-      <w:pPr>
-        <w:numPr>
-          <w:ilvl w:val="0"/>
-          <w:numId w:val="36"/>
-        </w:numPr>
-        <w:shd w:val="clear" w:color="auto" w:fill="FFFFFF"/>
-        <w:spacing w:after="0" w:afterAutospacing="1" w:line="240" w:lineRule="auto"/>
-        <w:jc w:val="left"/>
-        <w:rPr>
-          <w:rFonts w:ascii="var(--gpts-font-family)" w:eastAsia="Times New Roman" w:hAnsi="var(--gpts-font-family)" w:cs="Segoe UI"/>
-          <w:highlight w:val="yellow"/>
-          <w:lang w:eastAsia="bg-BG"/>
-        </w:rPr>
-      </w:pPr>
-      <w:r>
-        <w:rPr>
-          <w:rFonts w:ascii="var(--gpts-font-family)" w:eastAsia="Times New Roman" w:hAnsi="var(--gpts-font-family)" w:cs="Segoe UI"/>
-          <w:highlight w:val="yellow"/>
-          <w:lang w:eastAsia="bg-BG"/>
-        </w:rPr>
-        <w:t>Изпълнение на </w:t>
+          <w:b/>
+          <w:bCs/>
+          <w:lang w:eastAsia="bg-BG"/>
+        </w:rPr>
+        <w:lastRenderedPageBreak/>
+        <w:drawing>
+          <wp:inline distT="0" distB="0" distL="0" distR="0" wp14:anchorId="05387AD4" wp14:editId="62CCBA4E">
+            <wp:extent cx="5760720" cy="7960360"/>
+            <wp:effectExtent l="133350" t="152400" r="125730" b="154940"/>
+            <wp:docPr id="18" name="Picture 18"/>
+            <wp:cNvGraphicFramePr>
+              <a:graphicFrameLocks xmlns:a="http://schemas.openxmlformats.org/drawingml/2006/main" noChangeAspect="1"/>
+            </wp:cNvGraphicFramePr>
+            <a:graphic xmlns:a="http://schemas.openxmlformats.org/drawingml/2006/main">
+              <a:graphicData uri="http://schemas.openxmlformats.org/drawingml/2006/picture">
+                <pic:pic xmlns:pic="http://schemas.openxmlformats.org/drawingml/2006/picture">
+                  <pic:nvPicPr>
+                    <pic:cNvPr id="1" name=""/>
+                    <pic:cNvPicPr/>
+                  </pic:nvPicPr>
+                  <pic:blipFill>
+                    <a:blip r:embed="rId20"/>
+                    <a:stretch>
+                      <a:fillRect/>
+                    </a:stretch>
+                  </pic:blipFill>
+                  <pic:spPr>
+                    <a:xfrm>
+                      <a:off x="0" y="0"/>
+                      <a:ext cx="5760720" cy="7960360"/>
+                    </a:xfrm>
+                    <a:prstGeom prst="rect">
+                      <a:avLst/>
+                    </a:prstGeom>
+                    <a:effectLst>
+                      <a:outerShdw blurRad="63500" sx="102000" sy="102000" algn="ctr" rotWithShape="0">
+                        <a:prstClr val="black">
+                          <a:alpha val="40000"/>
+                        </a:prstClr>
+                      </a:outerShdw>
+                    </a:effectLst>
+                  </pic:spPr>
+                </pic:pic>
+              </a:graphicData>
+            </a:graphic>
+          </wp:inline>
+        </w:drawing>
+      </w:r>
+    </w:p>
+    <w:p>
+      <w:pPr>
+        <w:pStyle w:val="Heading2"/>
+        <w:rPr>
+          <w:rFonts w:eastAsia="Times New Roman"/>
+          <w:lang w:eastAsia="bg-BG"/>
+        </w:rPr>
+      </w:pPr>
+      <w:bookmarkStart w:id="11" w:name="_Toc196683386"/>
+      <w:r>
+        <w:rPr>
+          <w:rFonts w:eastAsia="Times New Roman"/>
+          <w:lang w:eastAsia="bg-BG"/>
+        </w:rPr>
+        <w:lastRenderedPageBreak/>
+        <w:t>Инсталиране и настройване на Nginx</w:t>
+      </w:r>
+      <w:bookmarkEnd w:id="11"/>
+    </w:p>
+    <w:p>
+      <w:pPr>
+        <w:rPr>
+          <w:rFonts w:eastAsia="Times New Roman"/>
+          <w:lang w:eastAsia="bg-BG"/>
+        </w:rPr>
+      </w:pPr>
+      <w:r>
+        <w:rPr>
+          <w:rFonts w:eastAsia="Times New Roman"/>
+          <w:lang w:eastAsia="bg-BG"/>
+        </w:rPr>
+        <w:t>Nginx се инсталира много лесно:</w:t>
+      </w:r>
+    </w:p>
+    <w:p>
+      <w:pPr>
+        <w:pStyle w:val="a1"/>
+      </w:pPr>
+      <w:r>
+        <w:t xml:space="preserve">sudo apt install nginx  </w:t>
+      </w:r>
+    </w:p>
+    <w:p>
+      <w:pPr>
+        <w:rPr>
+          <w:rFonts w:eastAsia="Times New Roman"/>
+          <w:lang w:eastAsia="bg-BG"/>
+        </w:rPr>
+      </w:pPr>
+      <w:r>
+        <w:rPr>
+          <w:rFonts w:eastAsia="Times New Roman"/>
+          <w:lang w:eastAsia="bg-BG"/>
+        </w:rPr>
+        <w:t>След инсталацията може да се провери дали работи, като се отвори браузър и се въведе IP адресът на сървъра – трябва да се появи страницата „Welcome to Nginx!“.</w:t>
+      </w:r>
+    </w:p>
+    <w:p>
+      <w:pPr>
+        <w:rPr>
+          <w:rFonts w:eastAsia="Times New Roman"/>
+          <w:lang w:eastAsia="bg-BG"/>
+        </w:rPr>
+      </w:pPr>
+      <w:r>
+        <w:rPr>
+          <w:rFonts w:eastAsia="Times New Roman"/>
+          <w:lang w:eastAsia="bg-BG"/>
+        </w:rPr>
+        <w:t>Конфигурирането на сървърен блок (server block) става чрез редакция на файл в </w:t>
       </w:r>
       <w:r>
         <w:rPr>
           <w:rFonts w:ascii="Consolas" w:eastAsia="Times New Roman" w:hAnsi="Consolas" w:cs="Courier New"/>
           <w:sz w:val="22"/>
           <w:szCs w:val="22"/>
-          <w:highlight w:val="yellow"/>
-          <w:lang w:eastAsia="bg-BG"/>
-        </w:rPr>
-        <w:t>sudo apt update</w:t>
+          <w:lang w:eastAsia="bg-BG"/>
+        </w:rPr>
+        <w:t>/etc/nginx/sites-available/</w:t>
+      </w:r>
+      <w:r>
+        <w:rPr>
+          <w:rFonts w:eastAsia="Times New Roman"/>
+          <w:lang w:eastAsia="bg-BG"/>
+        </w:rPr>
+        <w:t>. Примерна конфигурация:</w:t>
+      </w:r>
+    </w:p>
+    <w:p>
+      <w:pPr>
+        <w:pStyle w:val="a0"/>
+      </w:pPr>
+      <w:r>
+        <w:t xml:space="preserve">server {  </w:t>
+      </w:r>
+    </w:p>
+    <w:p>
+      <w:pPr>
+        <w:pStyle w:val="a0"/>
+      </w:pPr>
+      <w:r>
+        <w:t xml:space="preserve">    listen </w:t>
+      </w:r>
+      <w:r>
+        <w:rPr>
+          <w:color w:val="005CC5"/>
+        </w:rPr>
+        <w:t>80</w:t>
+      </w:r>
+      <w:r>
+        <w:t xml:space="preserve">;  </w:t>
+      </w:r>
+    </w:p>
+    <w:p>
+      <w:pPr>
+        <w:pStyle w:val="a0"/>
+      </w:pPr>
+      <w:r>
+        <w:t xml:space="preserve">    server_name myserver.local;  </w:t>
+      </w:r>
+    </w:p>
+    <w:p>
+      <w:pPr>
+        <w:pStyle w:val="a0"/>
+      </w:pPr>
+      <w:r>
+        <w:t xml:space="preserve">    location / {  </w:t>
+      </w:r>
+    </w:p>
+    <w:p>
+      <w:pPr>
+        <w:pStyle w:val="a0"/>
+      </w:pPr>
+      <w:r>
+        <w:t xml:space="preserve">        proxy_pass http:</w:t>
+      </w:r>
+      <w:r>
+        <w:rPr>
+          <w:color w:val="6A737D"/>
+        </w:rPr>
+        <w:t xml:space="preserve">//127.0.0.1:8000;  </w:t>
+      </w:r>
+    </w:p>
+    <w:p>
+      <w:pPr>
+        <w:pStyle w:val="a0"/>
+      </w:pPr>
+      <w:r>
+        <w:t xml:space="preserve">        include proxy_params;  </w:t>
+      </w:r>
+    </w:p>
+    <w:p>
+      <w:pPr>
+        <w:pStyle w:val="a0"/>
+      </w:pPr>
+      <w:r>
+        <w:t xml:space="preserve">    }  </w:t>
+      </w:r>
+    </w:p>
+    <w:p>
+      <w:pPr>
+        <w:pStyle w:val="a0"/>
+      </w:pPr>
+      <w:r>
+        <w:t xml:space="preserve">    location /</w:t>
+      </w:r>
+      <w:r>
+        <w:rPr>
+          <w:color w:val="D73A49"/>
+        </w:rPr>
+        <w:t>static</w:t>
+      </w:r>
+      <w:r>
+        <w:t xml:space="preserve">/ {  </w:t>
+      </w:r>
+    </w:p>
+    <w:p>
+      <w:pPr>
+        <w:pStyle w:val="a0"/>
+      </w:pPr>
+      <w:r>
+        <w:t xml:space="preserve">        alias /home/user/myproject/</w:t>
+      </w:r>
+      <w:r>
+        <w:rPr>
+          <w:color w:val="D73A49"/>
+        </w:rPr>
+        <w:t>static</w:t>
+      </w:r>
+      <w:r>
+        <w:t xml:space="preserve">/;  </w:t>
+      </w:r>
+    </w:p>
+    <w:p>
+      <w:pPr>
+        <w:pStyle w:val="a0"/>
+      </w:pPr>
+      <w:r>
+        <w:t xml:space="preserve">    }  </w:t>
+      </w:r>
+    </w:p>
+    <w:p>
+      <w:pPr>
+        <w:pStyle w:val="a1"/>
+      </w:pPr>
+      <w:r>
+        <w:t xml:space="preserve">}  </w:t>
       </w:r>
     </w:p>
     <w:p>
@@ -5725,29 +6425,27 @@
           <w:lang w:eastAsia="bg-BG"/>
         </w:rPr>
       </w:pPr>
-      <w:bookmarkStart w:id="10" w:name="_Toc196675036"/>
+      <w:bookmarkStart w:id="12" w:name="_Toc196683387"/>
       <w:r>
         <w:rPr>
           <w:rFonts w:eastAsia="Times New Roman"/>
           <w:lang w:eastAsia="bg-BG"/>
         </w:rPr>
-        <w:t>Инсталиране и настройване на Nginx</w:t>
-      </w:r>
-      <w:bookmarkEnd w:id="10"/>
+        <w:t>Инсталиране и интеграция на Gunicorn</w:t>
+      </w:r>
+      <w:bookmarkEnd w:id="12"/>
     </w:p>
     <w:p>
       <w:pPr>
         <w:rPr>
           <w:rFonts w:eastAsia="Times New Roman"/>
-          <w:lang w:eastAsia="bg-BG"/>
         </w:rPr>
       </w:pPr>
       <w:r>
         <w:rPr>
           <w:rFonts w:eastAsia="Times New Roman"/>
-          <w:lang w:eastAsia="bg-BG"/>
-        </w:rPr>
-        <w:t>Nginx се инсталира много лесно:</w:t>
+        </w:rPr>
+        <w:t>Gunicorn се инсталира с pip:</w:t>
       </w:r>
     </w:p>
     <w:p>
@@ -5755,7 +6453,7 @@
         <w:pStyle w:val="a1"/>
       </w:pPr>
       <w:r>
-        <w:t xml:space="preserve">sudo apt install nginx  </w:t>
+        <w:t xml:space="preserve">pip install gunicorn  </w:t>
       </w:r>
     </w:p>
     <w:p>
@@ -5770,7 +6468,15 @@
           <w:rFonts w:eastAsia="Times New Roman"/>
           <w:lang w:eastAsia="bg-BG"/>
         </w:rPr>
-        <w:t>След инсталацията може да се провери дали работи, като се отвори браузър и се въведе IP адресът на сървъра – трябва да се появи страницата „Welcome to Nginx!“.</w:t>
+        <w:t>След това се стартира с:</w:t>
+      </w:r>
+    </w:p>
+    <w:p>
+      <w:pPr>
+        <w:pStyle w:val="a1"/>
+      </w:pPr>
+      <w:r>
+        <w:t xml:space="preserve">gunicorn --workers 3 myproject.wsgi:application  </w:t>
       </w:r>
     </w:p>
     <w:p>
@@ -5785,7 +6491,14 @@
           <w:rFonts w:eastAsia="Times New Roman"/>
           <w:lang w:eastAsia="bg-BG"/>
         </w:rPr>
-        <w:t>Конфигурирането на сървърен блок (server block) става чрез редакция на файл в </w:t>
+        <w:t>За да работи като услуга, се създава systemd unit файл в </w:t>
+      </w:r>
+      <w:r>
+        <w:rPr>
+          <w:rFonts w:eastAsia="Times New Roman"/>
+          <w:lang w:eastAsia="bg-BG"/>
+        </w:rPr>
+        <w:t xml:space="preserve"> </w:t>
       </w:r>
       <w:r>
         <w:rPr>
@@ -5794,14 +6507,47 @@
           <w:szCs w:val="22"/>
           <w:lang w:eastAsia="bg-BG"/>
         </w:rPr>
-        <w:t>/etc/nginx/sites-available/</w:t>
+        <w:t>/etc/systemd/system/gunicorn.service</w:t>
       </w:r>
       <w:r>
         <w:rPr>
           <w:rFonts w:eastAsia="Times New Roman"/>
           <w:lang w:eastAsia="bg-BG"/>
         </w:rPr>
-        <w:t>. Примерна конфигурация:</w:t>
+        <w:t>.</w:t>
+      </w:r>
+    </w:p>
+    <w:p>
+      <w:pPr>
+        <w:pStyle w:val="Heading2"/>
+        <w:rPr>
+          <w:rFonts w:eastAsia="Times New Roman"/>
+          <w:lang w:eastAsia="bg-BG"/>
+        </w:rPr>
+      </w:pPr>
+      <w:bookmarkStart w:id="13" w:name="_Toc196683388"/>
+      <w:r>
+        <w:rPr>
+          <w:rFonts w:eastAsia="Times New Roman"/>
+          <w:lang w:eastAsia="bg-BG"/>
+        </w:rPr>
+        <w:t>Създаване на виртуално обкръжение и инсталиране на Django</w:t>
+      </w:r>
+      <w:bookmarkEnd w:id="13"/>
+    </w:p>
+    <w:p>
+      <w:pPr>
+        <w:rPr>
+          <w:rFonts w:eastAsia="Times New Roman"/>
+          <w:lang w:eastAsia="bg-BG"/>
+        </w:rPr>
+      </w:pPr>
+      <w:r>
+        <w:rPr>
+          <w:rFonts w:eastAsia="Times New Roman"/>
+          <w:lang w:eastAsia="bg-BG"/>
+        </w:rPr>
+        <w:t>Виртуалното обкръжение се създава с:</w:t>
       </w:r>
     </w:p>
     <w:p>
@@ -5809,112 +6555,7 @@
         <w:pStyle w:val="a0"/>
       </w:pPr>
       <w:r>
-        <w:t xml:space="preserve">server {  </w:t>
-      </w:r>
-    </w:p>
-    <w:p>
-      <w:pPr>
-        <w:pStyle w:val="a0"/>
-      </w:pPr>
-      <w:r>
-        <w:t xml:space="preserve">    listen </w:t>
-      </w:r>
-      <w:r>
-        <w:rPr>
-          <w:color w:val="005CC5"/>
-        </w:rPr>
-        <w:t>80</w:t>
-      </w:r>
-      <w:r>
-        <w:t xml:space="preserve">;  </w:t>
-      </w:r>
-    </w:p>
-    <w:p>
-      <w:pPr>
-        <w:pStyle w:val="a0"/>
-      </w:pPr>
-      <w:r>
-        <w:t xml:space="preserve">    server_name myserver.local;  </w:t>
-      </w:r>
-    </w:p>
-    <w:p>
-      <w:pPr>
-        <w:pStyle w:val="a0"/>
-      </w:pPr>
-      <w:r>
-        <w:t xml:space="preserve">    location / {  </w:t>
-      </w:r>
-    </w:p>
-    <w:p>
-      <w:pPr>
-        <w:pStyle w:val="a0"/>
-      </w:pPr>
-      <w:r>
-        <w:t xml:space="preserve">        proxy_pass http:</w:t>
-      </w:r>
-      <w:r>
-        <w:rPr>
-          <w:color w:val="6A737D"/>
-        </w:rPr>
-        <w:t xml:space="preserve">//127.0.0.1:8000;  </w:t>
-      </w:r>
-    </w:p>
-    <w:p>
-      <w:pPr>
-        <w:pStyle w:val="a0"/>
-      </w:pPr>
-      <w:r>
-        <w:t xml:space="preserve">        include proxy_params;  </w:t>
-      </w:r>
-    </w:p>
-    <w:p>
-      <w:pPr>
-        <w:pStyle w:val="a0"/>
-      </w:pPr>
-      <w:r>
-        <w:t xml:space="preserve">    }  </w:t>
-      </w:r>
-    </w:p>
-    <w:p>
-      <w:pPr>
-        <w:pStyle w:val="a0"/>
-      </w:pPr>
-      <w:r>
-        <w:t xml:space="preserve">    location /</w:t>
-      </w:r>
-      <w:r>
-        <w:rPr>
-          <w:color w:val="D73A49"/>
-        </w:rPr>
-        <w:t>static</w:t>
-      </w:r>
-      <w:r>
-        <w:t xml:space="preserve">/ {  </w:t>
-      </w:r>
-    </w:p>
-    <w:p>
-      <w:pPr>
-        <w:pStyle w:val="a0"/>
-      </w:pPr>
-      <w:r>
-        <w:t xml:space="preserve">        alias /home/user/myproject/</w:t>
-      </w:r>
-      <w:r>
-        <w:rPr>
-          <w:color w:val="D73A49"/>
-        </w:rPr>
-        <w:t>static</w:t>
-      </w:r>
-      <w:r>
-        <w:t xml:space="preserve">/;  </w:t>
-      </w:r>
-    </w:p>
-    <w:p>
-      <w:pPr>
-        <w:pStyle w:val="a0"/>
-      </w:pPr>
-      <w:r>
-        <w:t xml:space="preserve">    }  </w:t>
+        <w:t xml:space="preserve">python3 -m venv venv  </w:t>
       </w:r>
     </w:p>
     <w:p>
@@ -5922,7 +6563,93 @@
         <w:pStyle w:val="a1"/>
       </w:pPr>
       <w:r>
-        <w:t xml:space="preserve">}  </w:t>
+        <w:rPr>
+          <w:color w:val="E36209"/>
+        </w:rPr>
+        <w:t>source</w:t>
+      </w:r>
+      <w:r>
+        <w:t xml:space="preserve"> venv/bin/activate  </w:t>
+      </w:r>
+    </w:p>
+    <w:p>
+      <w:pPr>
+        <w:rPr>
+          <w:rFonts w:eastAsia="Times New Roman"/>
+          <w:lang w:eastAsia="bg-BG"/>
+        </w:rPr>
+      </w:pPr>
+      <w:r>
+        <w:rPr>
+          <w:rFonts w:eastAsia="Times New Roman"/>
+          <w:lang w:eastAsia="bg-BG"/>
+        </w:rPr>
+        <w:t>След това се инсталира Django:</w:t>
+      </w:r>
+    </w:p>
+    <w:p>
+      <w:pPr>
+        <w:pStyle w:val="a1"/>
+      </w:pPr>
+      <w:r>
+        <w:t xml:space="preserve">pip install django  </w:t>
+      </w:r>
+    </w:p>
+    <w:p>
+      <w:pPr>
+        <w:rPr>
+          <w:rFonts w:eastAsia="Times New Roman"/>
+          <w:lang w:eastAsia="bg-BG"/>
+        </w:rPr>
+      </w:pPr>
+      <w:r>
+        <w:rPr>
+          <w:rFonts w:eastAsia="Times New Roman"/>
+          <w:lang w:eastAsia="bg-BG"/>
+        </w:rPr>
+        <w:t>Зависимостите се записват в </w:t>
+      </w:r>
+      <w:r>
+        <w:rPr>
+          <w:rFonts w:ascii="Consolas" w:eastAsia="Times New Roman" w:hAnsi="Consolas" w:cs="Courier New"/>
+          <w:sz w:val="22"/>
+          <w:szCs w:val="22"/>
+          <w:lang w:eastAsia="bg-BG"/>
+        </w:rPr>
+        <w:t>requirements.txt</w:t>
+      </w:r>
+      <w:r>
+        <w:rPr>
+          <w:rFonts w:eastAsia="Times New Roman"/>
+          <w:lang w:eastAsia="bg-BG"/>
+        </w:rPr>
+        <w:t>:</w:t>
+      </w:r>
+    </w:p>
+    <w:p>
+      <w:pPr>
+        <w:pStyle w:val="a1"/>
+      </w:pPr>
+      <w:r>
+        <w:lastRenderedPageBreak/>
+        <w:t xml:space="preserve">pip freeze &gt; requirements.txt  </w:t>
+      </w:r>
+    </w:p>
+    <w:p>
+      <w:pPr>
+        <w:spacing w:after="0"/>
+        <w:jc w:val="center"/>
+        <w:rPr>
+          <w:rFonts w:eastAsia="Times New Roman"/>
+          <w:lang w:eastAsia="bg-BG"/>
+        </w:rPr>
+      </w:pPr>
+      <w:r>
+        <w:rPr>
+          <w:rFonts w:eastAsia="Times New Roman"/>
+          <w:lang w:eastAsia="bg-BG"/>
+        </w:rPr>
+        <w:t>Активирано виртуално обкръжение</w:t>
       </w:r>
     </w:p>
     <w:p>
@@ -5933,11 +6660,444 @@
         <w:jc w:val="left"/>
         <w:rPr>
           <w:rFonts w:ascii="var(--gpts-font-family)" w:eastAsia="Times New Roman" w:hAnsi="var(--gpts-font-family)" w:cs="Segoe UI"/>
+          <w:b/>
+          <w:bCs/>
           <w:highlight w:val="yellow"/>
           <w:lang w:eastAsia="bg-BG"/>
         </w:rPr>
       </w:pPr>
       <w:r>
+        <w:rPr>
+          <w:noProof/>
+          <w:lang w:eastAsia="bg-BG"/>
+        </w:rPr>
+        <w:drawing>
+          <wp:inline distT="0" distB="0" distL="0" distR="0" wp14:anchorId="63143161" wp14:editId="18B7376C">
+            <wp:extent cx="5760720" cy="1754505"/>
+            <wp:effectExtent l="114300" t="95250" r="125730" b="93345"/>
+            <wp:docPr id="3" name="Picture 3"/>
+            <wp:cNvGraphicFramePr>
+              <a:graphicFrameLocks xmlns:a="http://schemas.openxmlformats.org/drawingml/2006/main" noChangeAspect="1"/>
+            </wp:cNvGraphicFramePr>
+            <a:graphic xmlns:a="http://schemas.openxmlformats.org/drawingml/2006/main">
+              <a:graphicData uri="http://schemas.openxmlformats.org/drawingml/2006/picture">
+                <pic:pic xmlns:pic="http://schemas.openxmlformats.org/drawingml/2006/picture">
+                  <pic:nvPicPr>
+                    <pic:cNvPr id="1" name=""/>
+                    <pic:cNvPicPr/>
+                  </pic:nvPicPr>
+                  <pic:blipFill>
+                    <a:blip r:embed="rId21"/>
+                    <a:stretch>
+                      <a:fillRect/>
+                    </a:stretch>
+                  </pic:blipFill>
+                  <pic:spPr>
+                    <a:xfrm>
+                      <a:off x="0" y="0"/>
+                      <a:ext cx="5760720" cy="1754505"/>
+                    </a:xfrm>
+                    <a:prstGeom prst="rect">
+                      <a:avLst/>
+                    </a:prstGeom>
+                    <a:effectLst>
+                      <a:outerShdw blurRad="63500" sx="102000" sy="102000" algn="ctr" rotWithShape="0">
+                        <a:prstClr val="black">
+                          <a:alpha val="40000"/>
+                        </a:prstClr>
+                      </a:outerShdw>
+                    </a:effectLst>
+                  </pic:spPr>
+                </pic:pic>
+              </a:graphicData>
+            </a:graphic>
+          </wp:inline>
+        </w:drawing>
+      </w:r>
+    </w:p>
+    <w:p>
+      <w:pPr>
+        <w:pStyle w:val="Heading2"/>
+        <w:rPr>
+          <w:rFonts w:eastAsia="Times New Roman"/>
+          <w:lang w:eastAsia="bg-BG"/>
+        </w:rPr>
+      </w:pPr>
+      <w:bookmarkStart w:id="14" w:name="_Toc196683389"/>
+      <w:r>
+        <w:rPr>
+          <w:rFonts w:eastAsia="Times New Roman"/>
+          <w:lang w:eastAsia="bg-BG"/>
+        </w:rPr>
+        <w:t>Инсталиране и настройка на MySQL и phpMyAdmin</w:t>
+      </w:r>
+      <w:bookmarkEnd w:id="14"/>
+    </w:p>
+    <w:p>
+      <w:pPr>
+        <w:rPr>
+          <w:rFonts w:eastAsia="Times New Roman"/>
+          <w:lang w:eastAsia="bg-BG"/>
+        </w:rPr>
+      </w:pPr>
+      <w:r>
+        <w:rPr>
+          <w:rFonts w:eastAsia="Times New Roman"/>
+          <w:lang w:eastAsia="bg-BG"/>
+        </w:rPr>
+        <w:t>MySQL се инсталира с:</w:t>
+      </w:r>
+    </w:p>
+    <w:p>
+      <w:pPr>
+        <w:pStyle w:val="a1"/>
+      </w:pPr>
+      <w:r>
+        <w:t xml:space="preserve">sudo apt install mysql-server  </w:t>
+      </w:r>
+    </w:p>
+    <w:p>
+      <w:pPr>
+        <w:rPr>
+          <w:rFonts w:eastAsia="Times New Roman"/>
+          <w:lang w:eastAsia="bg-BG"/>
+        </w:rPr>
+      </w:pPr>
+      <w:r>
+        <w:rPr>
+          <w:rFonts w:eastAsia="Times New Roman"/>
+          <w:lang w:eastAsia="bg-BG"/>
+        </w:rPr>
+        <w:t>След това се създава база данни и потребител за Django. В settings.py се настройва връзката:</w:t>
+      </w:r>
+    </w:p>
+    <w:p>
+      <w:pPr>
+        <w:pStyle w:val="a0"/>
+      </w:pPr>
+      <w:r>
+        <w:t xml:space="preserve">DATABASES = {  </w:t>
+      </w:r>
+    </w:p>
+    <w:p>
+      <w:pPr>
+        <w:pStyle w:val="a0"/>
+      </w:pPr>
+      <w:r>
+        <w:t xml:space="preserve">    </w:t>
+      </w:r>
+      <w:r>
+        <w:rPr>
+          <w:color w:val="032F62"/>
+        </w:rPr>
+        <w:t>'default'</w:t>
+      </w:r>
+      <w:r>
+        <w:t xml:space="preserve">: {  </w:t>
+      </w:r>
+    </w:p>
+    <w:p>
+      <w:pPr>
+        <w:pStyle w:val="a0"/>
+      </w:pPr>
+      <w:r>
+        <w:t xml:space="preserve">        </w:t>
+      </w:r>
+      <w:r>
+        <w:rPr>
+          <w:color w:val="032F62"/>
+        </w:rPr>
+        <w:t>'ENGINE'</w:t>
+      </w:r>
+      <w:r>
+        <w:t xml:space="preserve">: </w:t>
+      </w:r>
+      <w:r>
+        <w:rPr>
+          <w:color w:val="032F62"/>
+        </w:rPr>
+        <w:t>'django.db.backends.mysql'</w:t>
+      </w:r>
+      <w:r>
+        <w:t xml:space="preserve">,  </w:t>
+      </w:r>
+    </w:p>
+    <w:p>
+      <w:pPr>
+        <w:pStyle w:val="a0"/>
+      </w:pPr>
+      <w:r>
+        <w:t xml:space="preserve">        </w:t>
+      </w:r>
+      <w:r>
+        <w:rPr>
+          <w:color w:val="032F62"/>
+        </w:rPr>
+        <w:t>'NAME'</w:t>
+      </w:r>
+      <w:r>
+        <w:t xml:space="preserve">: </w:t>
+      </w:r>
+      <w:r>
+        <w:rPr>
+          <w:color w:val="032F62"/>
+        </w:rPr>
+        <w:t>'mydb'</w:t>
+      </w:r>
+      <w:r>
+        <w:t xml:space="preserve">,  </w:t>
+      </w:r>
+    </w:p>
+    <w:p>
+      <w:pPr>
+        <w:pStyle w:val="a0"/>
+      </w:pPr>
+      <w:r>
+        <w:t xml:space="preserve">        </w:t>
+      </w:r>
+      <w:r>
+        <w:rPr>
+          <w:color w:val="032F62"/>
+        </w:rPr>
+        <w:t>'USER'</w:t>
+      </w:r>
+      <w:r>
+        <w:t xml:space="preserve">: </w:t>
+      </w:r>
+      <w:r>
+        <w:rPr>
+          <w:color w:val="032F62"/>
+        </w:rPr>
+        <w:t>'myuser'</w:t>
+      </w:r>
+      <w:r>
+        <w:t xml:space="preserve">,  </w:t>
+      </w:r>
+    </w:p>
+    <w:p>
+      <w:pPr>
+        <w:pStyle w:val="a0"/>
+      </w:pPr>
+      <w:r>
+        <w:t xml:space="preserve">        </w:t>
+      </w:r>
+      <w:r>
+        <w:rPr>
+          <w:color w:val="032F62"/>
+        </w:rPr>
+        <w:t>'PASSWORD'</w:t>
+      </w:r>
+      <w:r>
+        <w:t xml:space="preserve">: </w:t>
+      </w:r>
+      <w:r>
+        <w:rPr>
+          <w:color w:val="032F62"/>
+        </w:rPr>
+        <w:t>'mypassword'</w:t>
+      </w:r>
+      <w:r>
+        <w:t xml:space="preserve">,  </w:t>
+      </w:r>
+    </w:p>
+    <w:p>
+      <w:pPr>
+        <w:pStyle w:val="a0"/>
+      </w:pPr>
+      <w:r>
+        <w:t xml:space="preserve">        </w:t>
+      </w:r>
+      <w:r>
+        <w:rPr>
+          <w:color w:val="032F62"/>
+        </w:rPr>
+        <w:t>'HOST'</w:t>
+      </w:r>
+      <w:r>
+        <w:t xml:space="preserve">: </w:t>
+      </w:r>
+      <w:r>
+        <w:rPr>
+          <w:color w:val="032F62"/>
+        </w:rPr>
+        <w:t>'localhost'</w:t>
+      </w:r>
+      <w:r>
+        <w:t xml:space="preserve">,  </w:t>
+      </w:r>
+    </w:p>
+    <w:p>
+      <w:pPr>
+        <w:pStyle w:val="a0"/>
+      </w:pPr>
+      <w:r>
+        <w:t xml:space="preserve">        </w:t>
+      </w:r>
+      <w:r>
+        <w:rPr>
+          <w:color w:val="032F62"/>
+        </w:rPr>
+        <w:t>'PORT'</w:t>
+      </w:r>
+      <w:r>
+        <w:t xml:space="preserve">: </w:t>
+      </w:r>
+      <w:r>
+        <w:rPr>
+          <w:color w:val="032F62"/>
+        </w:rPr>
+        <w:t>'3306'</w:t>
+      </w:r>
+      <w:r>
+        <w:t xml:space="preserve">,  </w:t>
+      </w:r>
+    </w:p>
+    <w:p>
+      <w:pPr>
+        <w:pStyle w:val="a0"/>
+      </w:pPr>
+      <w:r>
+        <w:t xml:space="preserve">    }  </w:t>
+      </w:r>
+    </w:p>
+    <w:p>
+      <w:pPr>
+        <w:pStyle w:val="a1"/>
+      </w:pPr>
+      <w:r>
+        <w:t xml:space="preserve">}  </w:t>
+      </w:r>
+    </w:p>
+    <w:p>
+      <w:pPr>
+        <w:rPr>
+          <w:rFonts w:eastAsia="Times New Roman"/>
+        </w:rPr>
+      </w:pPr>
+      <w:r>
+        <w:rPr>
+          <w:rFonts w:eastAsia="Times New Roman"/>
+        </w:rPr>
+        <w:t>phpMyAdmin се инсталира с:</w:t>
+      </w:r>
+    </w:p>
+    <w:p>
+      <w:pPr>
+        <w:pStyle w:val="a1"/>
+      </w:pPr>
+      <w:r>
+        <w:t xml:space="preserve">sudo apt install phpmyadmin  </w:t>
+      </w:r>
+    </w:p>
+    <w:p>
+      <w:pPr>
+        <w:pStyle w:val="Heading2"/>
+        <w:rPr>
+          <w:rFonts w:eastAsia="Times New Roman"/>
+          <w:lang w:eastAsia="bg-BG"/>
+        </w:rPr>
+      </w:pPr>
+      <w:bookmarkStart w:id="15" w:name="_Toc196683390"/>
+      <w:r>
+        <w:rPr>
+          <w:rFonts w:eastAsia="Times New Roman"/>
+          <w:lang w:eastAsia="bg-BG"/>
+        </w:rPr>
+        <w:t>Инсталиране и настройка на FTP сървър</w:t>
+      </w:r>
+      <w:bookmarkEnd w:id="15"/>
+    </w:p>
+    <w:p>
+      <w:pPr>
+        <w:rPr>
+          <w:rFonts w:eastAsia="Times New Roman"/>
+          <w:lang w:eastAsia="bg-BG"/>
+        </w:rPr>
+      </w:pPr>
+      <w:r>
+        <w:rPr>
+          <w:rFonts w:eastAsia="Times New Roman"/>
+          <w:lang w:eastAsia="bg-BG"/>
+        </w:rPr>
+        <w:t>FTP сървърът се инсталира с:</w:t>
+      </w:r>
+    </w:p>
+    <w:p>
+      <w:pPr>
+        <w:pStyle w:val="a1"/>
+      </w:pPr>
+      <w:r>
+        <w:t xml:space="preserve">sudo apt install vsftpd  </w:t>
+      </w:r>
+    </w:p>
+    <w:p>
+      <w:pPr>
+        <w:rPr>
+          <w:rFonts w:eastAsia="Times New Roman"/>
+          <w:lang w:eastAsia="bg-BG"/>
+        </w:rPr>
+      </w:pPr>
+      <w:r>
+        <w:rPr>
+          <w:rFonts w:eastAsia="Times New Roman"/>
+          <w:lang w:eastAsia="bg-BG"/>
+        </w:rPr>
+        <w:t>След това се настройва конфигурационният файл </w:t>
+      </w:r>
+      <w:r>
+        <w:rPr>
+          <w:rFonts w:ascii="Consolas" w:eastAsia="Times New Roman" w:hAnsi="Consolas" w:cs="Courier New"/>
+          <w:sz w:val="22"/>
+          <w:szCs w:val="22"/>
+          <w:lang w:eastAsia="bg-BG"/>
+        </w:rPr>
+        <w:t>/etc/vsftpd.conf</w:t>
+      </w:r>
+      <w:r>
+        <w:rPr>
+          <w:rFonts w:eastAsia="Times New Roman"/>
+          <w:lang w:eastAsia="bg-BG"/>
+        </w:rPr>
+        <w:t> за сигурност и се създават потребители с ограничен достъп само до папката на проекта.</w:t>
+      </w:r>
+    </w:p>
+    <w:p>
+      <w:pPr>
+        <w:spacing w:after="0"/>
+        <w:jc w:val="center"/>
+        <w:rPr>
+          <w:rFonts w:eastAsia="Times New Roman"/>
+          <w:lang w:eastAsia="bg-BG"/>
+        </w:rPr>
+      </w:pPr>
+      <w:r>
+        <w:rPr>
+          <w:rFonts w:eastAsia="Times New Roman"/>
+          <w:lang w:eastAsia="bg-BG"/>
+        </w:rPr>
+        <w:t xml:space="preserve">Логин на </w:t>
+      </w:r>
+      <w:r>
+        <w:rPr>
+          <w:rFonts w:eastAsia="Times New Roman"/>
+          <w:lang w:val="en-US" w:eastAsia="bg-BG"/>
+        </w:rPr>
+        <w:t>FTP</w:t>
+      </w:r>
+      <w:r>
+        <w:rPr>
+          <w:rFonts w:eastAsia="Times New Roman"/>
+          <w:lang w:eastAsia="bg-BG"/>
+        </w:rPr>
+        <w:t xml:space="preserve"> сървъра</w:t>
+      </w:r>
+    </w:p>
+    <w:p>
+      <w:pPr>
+        <w:shd w:val="clear" w:color="auto" w:fill="FFFFFF"/>
+        <w:spacing w:line="240" w:lineRule="auto"/>
+        <w:ind w:firstLine="0"/>
+        <w:jc w:val="left"/>
         <w:rPr>
           <w:rFonts w:ascii="var(--gpts-font-family)" w:eastAsia="Times New Roman" w:hAnsi="var(--gpts-font-family)" w:cs="Segoe UI"/>
           <w:b/>
@@ -5945,166 +7105,57 @@
           <w:highlight w:val="yellow"/>
           <w:lang w:eastAsia="bg-BG"/>
         </w:rPr>
-        <w:t>Препоръчителен screenshot:</w:t>
-      </w:r>
-    </w:p>
-    <w:p>
-      <w:pPr>
-        <w:numPr>
-          <w:ilvl w:val="0"/>
-          <w:numId w:val="37"/>
-        </w:numPr>
-        <w:shd w:val="clear" w:color="auto" w:fill="FFFFFF"/>
-        <w:spacing w:before="100" w:beforeAutospacing="1" w:after="100" w:afterAutospacing="1" w:line="240" w:lineRule="auto"/>
-        <w:jc w:val="left"/>
+      </w:pPr>
+      <w:r>
         <w:rPr>
           <w:rFonts w:ascii="var(--gpts-font-family)" w:eastAsia="Times New Roman" w:hAnsi="var(--gpts-font-family)" w:cs="Segoe UI"/>
-          <w:highlight w:val="yellow"/>
-          <w:lang w:eastAsia="bg-BG"/>
-        </w:rPr>
-      </w:pPr>
-      <w:r>
-        <w:rPr>
-          <w:rFonts w:ascii="var(--gpts-font-family)" w:eastAsia="Times New Roman" w:hAnsi="var(--gpts-font-family)" w:cs="Segoe UI"/>
-          <w:highlight w:val="yellow"/>
-          <w:lang w:eastAsia="bg-BG"/>
-        </w:rPr>
-        <w:t>Файлът с конфигурацията</w:t>
-      </w:r>
-    </w:p>
-    <w:p>
-      <w:pPr>
-        <w:numPr>
-          <w:ilvl w:val="0"/>
-          <w:numId w:val="37"/>
-        </w:numPr>
-        <w:shd w:val="clear" w:color="auto" w:fill="FFFFFF"/>
-        <w:spacing w:after="0" w:afterAutospacing="1" w:line="240" w:lineRule="auto"/>
-        <w:jc w:val="left"/>
-        <w:rPr>
-          <w:rFonts w:ascii="var(--gpts-font-family)" w:eastAsia="Times New Roman" w:hAnsi="var(--gpts-font-family)" w:cs="Segoe UI"/>
-          <w:highlight w:val="yellow"/>
-          <w:lang w:eastAsia="bg-BG"/>
-        </w:rPr>
-      </w:pPr>
-      <w:r>
-        <w:rPr>
-          <w:rFonts w:ascii="var(--gpts-font-family)" w:eastAsia="Times New Roman" w:hAnsi="var(--gpts-font-family)" w:cs="Segoe UI"/>
-          <w:highlight w:val="yellow"/>
-          <w:lang w:eastAsia="bg-BG"/>
-        </w:rPr>
-        <w:t>Рестартиране на nginx: </w:t>
-      </w:r>
-      <w:r>
-        <w:rPr>
-          <w:rFonts w:ascii="Consolas" w:eastAsia="Times New Roman" w:hAnsi="Consolas" w:cs="Courier New"/>
-          <w:sz w:val="22"/>
-          <w:szCs w:val="22"/>
-          <w:highlight w:val="yellow"/>
-          <w:lang w:eastAsia="bg-BG"/>
-        </w:rPr>
-        <w:t>sudo systemctl restart nginx</w:t>
-      </w:r>
-    </w:p>
-    <w:p>
-      <w:pPr>
-        <w:pStyle w:val="Heading2"/>
-        <w:rPr>
-          <w:rFonts w:eastAsia="Times New Roman"/>
-          <w:lang w:eastAsia="bg-BG"/>
-        </w:rPr>
-      </w:pPr>
-      <w:bookmarkStart w:id="11" w:name="_Toc196675037"/>
-      <w:r>
-        <w:rPr>
-          <w:rFonts w:eastAsia="Times New Roman"/>
+          <w:b/>
+          <w:bCs/>
           <w:lang w:eastAsia="bg-BG"/>
         </w:rPr>
         <w:lastRenderedPageBreak/>
-        <w:t>Инсталиране и интеграция на Gunicorn</w:t>
-      </w:r>
-      <w:bookmarkEnd w:id="11"/>
-    </w:p>
-    <w:p>
-      <w:pPr>
-        <w:rPr>
-          <w:rFonts w:eastAsia="Times New Roman"/>
-        </w:rPr>
-      </w:pPr>
-      <w:r>
-        <w:rPr>
-          <w:rFonts w:eastAsia="Times New Roman"/>
-        </w:rPr>
-        <w:t>Gunicorn се инсталира с pip:</w:t>
-      </w:r>
-    </w:p>
-    <w:p>
-      <w:pPr>
-        <w:pStyle w:val="a1"/>
-      </w:pPr>
-      <w:r>
-        <w:t xml:space="preserve">pip install gunicorn  </w:t>
-      </w:r>
-    </w:p>
-    <w:p>
-      <w:pPr>
-        <w:rPr>
-          <w:rFonts w:eastAsia="Times New Roman"/>
-          <w:lang w:eastAsia="bg-BG"/>
-        </w:rPr>
-      </w:pPr>
-      <w:r>
-        <w:rPr>
-          <w:rFonts w:eastAsia="Times New Roman"/>
-          <w:lang w:eastAsia="bg-BG"/>
-        </w:rPr>
-        <w:t>След това се стартира с:</w:t>
-      </w:r>
-    </w:p>
-    <w:p>
-      <w:pPr>
-        <w:pStyle w:val="a1"/>
-      </w:pPr>
-      <w:r>
-        <w:t xml:space="preserve">gunicorn --workers 3 myproject.wsgi:application  </w:t>
-      </w:r>
-    </w:p>
-    <w:p>
-      <w:pPr>
-        <w:rPr>
-          <w:rFonts w:eastAsia="Times New Roman"/>
-          <w:lang w:eastAsia="bg-BG"/>
-        </w:rPr>
-      </w:pPr>
-      <w:r>
-        <w:rPr>
-          <w:rFonts w:eastAsia="Times New Roman"/>
-          <w:lang w:eastAsia="bg-BG"/>
-        </w:rPr>
-        <w:t>За да работи като услуга, се създава systemd unit файл в </w:t>
-      </w:r>
-      <w:r>
-        <w:rPr>
-          <w:rFonts w:eastAsia="Times New Roman"/>
-          <w:lang w:eastAsia="bg-BG"/>
-        </w:rPr>
-        <w:t xml:space="preserve"> </w:t>
-      </w:r>
-      <w:r>
-        <w:rPr>
-          <w:rFonts w:ascii="Consolas" w:eastAsia="Times New Roman" w:hAnsi="Consolas" w:cs="Courier New"/>
-          <w:sz w:val="22"/>
-          <w:szCs w:val="22"/>
-          <w:lang w:eastAsia="bg-BG"/>
-        </w:rPr>
-        <w:t>/etc/systemd/system/gunicorn.service</w:t>
-      </w:r>
-      <w:r>
-        <w:rPr>
-          <w:rFonts w:eastAsia="Times New Roman"/>
-          <w:lang w:eastAsia="bg-BG"/>
-        </w:rPr>
-        <w:t>.</w:t>
+        <w:drawing>
+          <wp:inline distT="0" distB="0" distL="0" distR="0" wp14:anchorId="47D5F443" wp14:editId="760899DC">
+            <wp:extent cx="5544000" cy="5779460"/>
+            <wp:effectExtent l="133350" t="133350" r="133350" b="126365"/>
+            <wp:docPr id="19" name="Picture 19"/>
+            <wp:cNvGraphicFramePr>
+              <a:graphicFrameLocks xmlns:a="http://schemas.openxmlformats.org/drawingml/2006/main" noChangeAspect="1"/>
+            </wp:cNvGraphicFramePr>
+            <a:graphic xmlns:a="http://schemas.openxmlformats.org/drawingml/2006/main">
+              <a:graphicData uri="http://schemas.openxmlformats.org/drawingml/2006/picture">
+                <pic:pic xmlns:pic="http://schemas.openxmlformats.org/drawingml/2006/picture">
+                  <pic:nvPicPr>
+                    <pic:cNvPr id="1" name=""/>
+                    <pic:cNvPicPr/>
+                  </pic:nvPicPr>
+                  <pic:blipFill>
+                    <a:blip r:embed="rId22"/>
+                    <a:stretch>
+                      <a:fillRect/>
+                    </a:stretch>
+                  </pic:blipFill>
+                  <pic:spPr>
+                    <a:xfrm>
+                      <a:off x="0" y="0"/>
+                      <a:ext cx="5563173" cy="5799447"/>
+                    </a:xfrm>
+                    <a:prstGeom prst="rect">
+                      <a:avLst/>
+                    </a:prstGeom>
+                    <a:effectLst>
+                      <a:outerShdw blurRad="63500" sx="102000" sy="102000" algn="ctr" rotWithShape="0">
+                        <a:prstClr val="black">
+                          <a:alpha val="40000"/>
+                        </a:prstClr>
+                      </a:outerShdw>
+                    </a:effectLst>
+                  </pic:spPr>
+                </pic:pic>
+              </a:graphicData>
+            </a:graphic>
+          </wp:inline>
+        </w:drawing>
       </w:r>
     </w:p>
     <w:p>
@@ -6115,11 +7166,57 @@
         <w:jc w:val="left"/>
         <w:rPr>
           <w:rFonts w:ascii="var(--gpts-font-family)" w:eastAsia="Times New Roman" w:hAnsi="var(--gpts-font-family)" w:cs="Segoe UI"/>
+          <w:b/>
+          <w:bCs/>
           <w:highlight w:val="yellow"/>
           <w:lang w:eastAsia="bg-BG"/>
         </w:rPr>
       </w:pPr>
-      <w:r>
+    </w:p>
+    <w:p>
+      <w:pPr>
+        <w:spacing w:after="0"/>
+        <w:jc w:val="center"/>
+        <w:rPr>
+          <w:rFonts w:eastAsia="Times New Roman"/>
+          <w:lang w:eastAsia="bg-BG"/>
+        </w:rPr>
+      </w:pPr>
+      <w:r>
+        <w:rPr>
+          <w:rFonts w:eastAsia="Times New Roman" w:hint="eastAsia"/>
+          <w:lang w:eastAsia="bg-BG"/>
+        </w:rPr>
+        <w:t>Д</w:t>
+      </w:r>
+      <w:r>
+        <w:rPr>
+          <w:rFonts w:eastAsia="Times New Roman"/>
+          <w:lang w:eastAsia="bg-BG"/>
+        </w:rPr>
+        <w:t xml:space="preserve">остъп за прехвърляне на файлове на </w:t>
+      </w:r>
+      <w:r>
+        <w:rPr>
+          <w:rFonts w:eastAsia="Times New Roman"/>
+          <w:lang w:val="en-US" w:eastAsia="bg-BG"/>
+        </w:rPr>
+        <w:t>FTP</w:t>
+      </w:r>
+      <w:r>
+        <w:rPr>
+          <w:rFonts w:eastAsia="Times New Roman"/>
+          <w:lang w:eastAsia="bg-BG"/>
+        </w:rPr>
+        <w:t>сървъра</w:t>
+      </w:r>
+    </w:p>
+    <w:p>
+      <w:pPr>
+        <w:shd w:val="clear" w:color="auto" w:fill="FFFFFF"/>
+        <w:spacing w:line="240" w:lineRule="auto"/>
+        <w:ind w:firstLine="0"/>
+        <w:jc w:val="left"/>
         <w:rPr>
           <w:rFonts w:ascii="var(--gpts-font-family)" w:eastAsia="Times New Roman" w:hAnsi="var(--gpts-font-family)" w:cs="Segoe UI"/>
           <w:b/>
@@ -6127,253 +7224,56 @@
           <w:highlight w:val="yellow"/>
           <w:lang w:eastAsia="bg-BG"/>
         </w:rPr>
-        <w:t>Препоръчителен screenshot:</w:t>
-      </w:r>
-    </w:p>
-    <w:p>
-      <w:pPr>
-        <w:numPr>
-          <w:ilvl w:val="0"/>
-          <w:numId w:val="38"/>
-        </w:numPr>
-        <w:shd w:val="clear" w:color="auto" w:fill="FFFFFF"/>
-        <w:spacing w:before="100" w:beforeAutospacing="1" w:after="100" w:afterAutospacing="1" w:line="240" w:lineRule="auto"/>
-        <w:jc w:val="left"/>
-        <w:rPr>
-          <w:rFonts w:ascii="var(--gpts-font-family)" w:eastAsia="Times New Roman" w:hAnsi="var(--gpts-font-family)" w:cs="Segoe UI"/>
-          <w:highlight w:val="yellow"/>
-          <w:lang w:eastAsia="bg-BG"/>
-        </w:rPr>
-      </w:pPr>
-      <w:r>
-        <w:rPr>
-          <w:rFonts w:ascii="var(--gpts-font-family)" w:eastAsia="Times New Roman" w:hAnsi="var(--gpts-font-family)" w:cs="Segoe UI"/>
-          <w:highlight w:val="yellow"/>
-          <w:lang w:eastAsia="bg-BG"/>
-        </w:rPr>
-        <w:t>Стартиран Gunicorn</w:t>
-      </w:r>
-    </w:p>
-    <w:p>
-      <w:pPr>
-        <w:numPr>
-          <w:ilvl w:val="0"/>
-          <w:numId w:val="38"/>
-        </w:numPr>
-        <w:shd w:val="clear" w:color="auto" w:fill="FFFFFF"/>
-        <w:spacing w:after="0" w:afterAutospacing="1" w:line="240" w:lineRule="auto"/>
-        <w:jc w:val="left"/>
-        <w:rPr>
-          <w:rFonts w:ascii="var(--gpts-font-family)" w:eastAsia="Times New Roman" w:hAnsi="var(--gpts-font-family)" w:cs="Segoe UI"/>
-          <w:highlight w:val="yellow"/>
-          <w:lang w:eastAsia="bg-BG"/>
-        </w:rPr>
-      </w:pPr>
-      <w:r>
-        <w:rPr>
-          <w:rFonts w:ascii="var(--gpts-font-family)" w:eastAsia="Times New Roman" w:hAnsi="var(--gpts-font-family)" w:cs="Segoe UI"/>
-          <w:highlight w:val="yellow"/>
-          <w:lang w:eastAsia="bg-BG"/>
-        </w:rPr>
-        <w:t>Проверка на статуса: </w:t>
-      </w:r>
-      <w:r>
-        <w:rPr>
-          <w:rFonts w:ascii="Consolas" w:eastAsia="Times New Roman" w:hAnsi="Consolas" w:cs="Courier New"/>
-          <w:sz w:val="22"/>
-          <w:szCs w:val="22"/>
-          <w:highlight w:val="yellow"/>
-          <w:lang w:eastAsia="bg-BG"/>
-        </w:rPr>
-        <w:t>sudo systemctl status gunicorn</w:t>
-      </w:r>
-    </w:p>
-    <w:p>
-      <w:pPr>
-        <w:pStyle w:val="Heading2"/>
-        <w:rPr>
-          <w:rFonts w:eastAsia="Times New Roman"/>
-          <w:lang w:eastAsia="bg-BG"/>
-        </w:rPr>
-      </w:pPr>
-      <w:bookmarkStart w:id="12" w:name="_Toc196675038"/>
-      <w:r>
-        <w:rPr>
-          <w:rFonts w:eastAsia="Times New Roman"/>
-          <w:lang w:eastAsia="bg-BG"/>
-        </w:rPr>
-        <w:t>Създаване на виртуално обкръжение и инсталиране на Django</w:t>
-      </w:r>
-      <w:bookmarkEnd w:id="12"/>
-    </w:p>
-    <w:p>
-      <w:pPr>
-        <w:rPr>
-          <w:rFonts w:eastAsia="Times New Roman"/>
-          <w:lang w:eastAsia="bg-BG"/>
-        </w:rPr>
-      </w:pPr>
-      <w:r>
-        <w:rPr>
-          <w:rFonts w:eastAsia="Times New Roman"/>
-          <w:lang w:eastAsia="bg-BG"/>
-        </w:rPr>
-        <w:t>Виртуалното обкръжение се създава с:</w:t>
-      </w:r>
-    </w:p>
-    <w:p>
-      <w:pPr>
-        <w:pStyle w:val="a0"/>
-      </w:pPr>
-      <w:r>
-        <w:t xml:space="preserve">python3 -m venv venv  </w:t>
-      </w:r>
-    </w:p>
-    <w:p>
-      <w:pPr>
-        <w:pStyle w:val="a1"/>
-      </w:pPr>
-      <w:r>
-        <w:rPr>
-          <w:color w:val="E36209"/>
-        </w:rPr>
-        <w:t>source</w:t>
-      </w:r>
-      <w:r>
-        <w:t xml:space="preserve"> venv/bin/activate  </w:t>
-      </w:r>
-    </w:p>
-    <w:p>
-      <w:pPr>
-        <w:rPr>
-          <w:rFonts w:eastAsia="Times New Roman"/>
-          <w:lang w:eastAsia="bg-BG"/>
-        </w:rPr>
-      </w:pPr>
-      <w:r>
-        <w:rPr>
-          <w:rFonts w:eastAsia="Times New Roman"/>
-          <w:lang w:eastAsia="bg-BG"/>
-        </w:rPr>
-        <w:t>След това се инсталира Django:</w:t>
-      </w:r>
-    </w:p>
-    <w:p>
-      <w:pPr>
-        <w:pStyle w:val="a1"/>
-      </w:pPr>
-      <w:r>
-        <w:t xml:space="preserve">pip install django  </w:t>
-      </w:r>
-    </w:p>
-    <w:p>
-      <w:pPr>
-        <w:rPr>
-          <w:rFonts w:eastAsia="Times New Roman"/>
-          <w:lang w:eastAsia="bg-BG"/>
-        </w:rPr>
-      </w:pPr>
-      <w:r>
-        <w:rPr>
-          <w:rFonts w:eastAsia="Times New Roman"/>
-          <w:lang w:eastAsia="bg-BG"/>
-        </w:rPr>
-        <w:t>Зависимостите се записват в </w:t>
-      </w:r>
-      <w:r>
-        <w:rPr>
-          <w:rFonts w:ascii="Consolas" w:eastAsia="Times New Roman" w:hAnsi="Consolas" w:cs="Courier New"/>
-          <w:sz w:val="22"/>
-          <w:szCs w:val="22"/>
-          <w:lang w:eastAsia="bg-BG"/>
-        </w:rPr>
-        <w:t>requirements.txt</w:t>
-      </w:r>
-      <w:r>
-        <w:rPr>
-          <w:rFonts w:eastAsia="Times New Roman"/>
-          <w:lang w:eastAsia="bg-BG"/>
-        </w:rPr>
-        <w:t>:</w:t>
-      </w:r>
-    </w:p>
-    <w:p>
-      <w:pPr>
-        <w:pStyle w:val="a1"/>
-      </w:pPr>
-      <w:r>
-        <w:t xml:space="preserve">pip freeze &gt; requirements.txt  </w:t>
-      </w:r>
-    </w:p>
-    <w:p>
-      <w:pPr>
-        <w:shd w:val="clear" w:color="auto" w:fill="FFFFFF"/>
-        <w:spacing w:line="240" w:lineRule="auto"/>
-        <w:ind w:firstLine="0"/>
-        <w:jc w:val="left"/>
-        <w:rPr>
-          <w:rFonts w:ascii="var(--gpts-font-family)" w:eastAsia="Times New Roman" w:hAnsi="var(--gpts-font-family)" w:cs="Segoe UI"/>
-          <w:highlight w:val="yellow"/>
-          <w:lang w:eastAsia="bg-BG"/>
-        </w:rPr>
       </w:pPr>
       <w:r>
         <w:rPr>
           <w:rFonts w:ascii="var(--gpts-font-family)" w:eastAsia="Times New Roman" w:hAnsi="var(--gpts-font-family)" w:cs="Segoe UI"/>
           <w:b/>
           <w:bCs/>
-          <w:highlight w:val="yellow"/>
-          <w:lang w:eastAsia="bg-BG"/>
-        </w:rPr>
-        <w:t>Препоръчителен screenshot:</w:t>
-      </w:r>
-    </w:p>
-    <w:p>
-      <w:pPr>
-        <w:numPr>
-          <w:ilvl w:val="0"/>
-          <w:numId w:val="39"/>
-        </w:numPr>
-        <w:shd w:val="clear" w:color="auto" w:fill="FFFFFF"/>
-        <w:spacing w:before="100" w:beforeAutospacing="1" w:after="100" w:afterAutospacing="1" w:line="240" w:lineRule="auto"/>
-        <w:jc w:val="left"/>
-        <w:rPr>
-          <w:rFonts w:ascii="var(--gpts-font-family)" w:eastAsia="Times New Roman" w:hAnsi="var(--gpts-font-family)" w:cs="Segoe UI"/>
-          <w:highlight w:val="yellow"/>
-          <w:lang w:eastAsia="bg-BG"/>
-        </w:rPr>
-      </w:pPr>
-      <w:r>
-        <w:rPr>
-          <w:rFonts w:ascii="var(--gpts-font-family)" w:eastAsia="Times New Roman" w:hAnsi="var(--gpts-font-family)" w:cs="Segoe UI"/>
-          <w:highlight w:val="yellow"/>
-          <w:lang w:eastAsia="bg-BG"/>
-        </w:rPr>
-        <w:t>Активирано виртуално обкръжение</w:t>
-      </w:r>
-    </w:p>
-    <w:p>
-      <w:pPr>
-        <w:numPr>
-          <w:ilvl w:val="0"/>
-          <w:numId w:val="39"/>
-        </w:numPr>
-        <w:shd w:val="clear" w:color="auto" w:fill="FFFFFF"/>
-        <w:spacing w:before="60" w:after="100" w:afterAutospacing="1" w:line="240" w:lineRule="auto"/>
-        <w:jc w:val="left"/>
-        <w:rPr>
-          <w:rFonts w:ascii="var(--gpts-font-family)" w:eastAsia="Times New Roman" w:hAnsi="var(--gpts-font-family)" w:cs="Segoe UI"/>
-          <w:highlight w:val="yellow"/>
-          <w:lang w:eastAsia="bg-BG"/>
-        </w:rPr>
-      </w:pPr>
-      <w:r>
-        <w:rPr>
-          <w:rFonts w:ascii="var(--gpts-font-family)" w:eastAsia="Times New Roman" w:hAnsi="var(--gpts-font-family)" w:cs="Segoe UI"/>
-          <w:highlight w:val="yellow"/>
-          <w:lang w:eastAsia="bg-BG"/>
-        </w:rPr>
-        <w:t>Инсталиран Django</w:t>
+          <w:lang w:eastAsia="bg-BG"/>
+        </w:rPr>
+        <w:drawing>
+          <wp:inline distT="0" distB="0" distL="0" distR="0" wp14:anchorId="43037FDD" wp14:editId="784D0D56">
+            <wp:extent cx="5760720" cy="1803400"/>
+            <wp:effectExtent l="114300" t="95250" r="125730" b="101600"/>
+            <wp:docPr id="20" name="Picture 20"/>
+            <wp:cNvGraphicFramePr>
+              <a:graphicFrameLocks xmlns:a="http://schemas.openxmlformats.org/drawingml/2006/main" noChangeAspect="1"/>
+            </wp:cNvGraphicFramePr>
+            <a:graphic xmlns:a="http://schemas.openxmlformats.org/drawingml/2006/main">
+              <a:graphicData uri="http://schemas.openxmlformats.org/drawingml/2006/picture">
+                <pic:pic xmlns:pic="http://schemas.openxmlformats.org/drawingml/2006/picture">
+                  <pic:nvPicPr>
+                    <pic:cNvPr id="1" name=""/>
+                    <pic:cNvPicPr/>
+                  </pic:nvPicPr>
+                  <pic:blipFill>
+                    <a:blip r:embed="rId23"/>
+                    <a:stretch>
+                      <a:fillRect/>
+                    </a:stretch>
+                  </pic:blipFill>
+                  <pic:spPr>
+                    <a:xfrm>
+                      <a:off x="0" y="0"/>
+                      <a:ext cx="5760720" cy="1803400"/>
+                    </a:xfrm>
+                    <a:prstGeom prst="rect">
+                      <a:avLst/>
+                    </a:prstGeom>
+                    <a:effectLst>
+                      <a:outerShdw blurRad="63500" sx="102000" sy="102000" algn="ctr" rotWithShape="0">
+                        <a:prstClr val="black">
+                          <a:alpha val="40000"/>
+                        </a:prstClr>
+                      </a:outerShdw>
+                    </a:effectLst>
+                  </pic:spPr>
+                </pic:pic>
+              </a:graphicData>
+            </a:graphic>
+          </wp:inline>
+        </w:drawing>
       </w:r>
     </w:p>
     <w:p>
@@ -6384,544 +7284,122 @@
           <w:lang w:eastAsia="bg-BG"/>
         </w:rPr>
       </w:pPr>
-      <w:bookmarkStart w:id="13" w:name="_Toc196675039"/>
       <w:r>
         <w:rPr>
           <w:rFonts w:eastAsia="Times New Roman"/>
           <w:lang w:eastAsia="bg-BG"/>
         </w:rPr>
-        <w:t>Инсталиране и настройка на MySQL и phpMyAdmin</w:t>
-      </w:r>
-      <w:bookmarkEnd w:id="13"/>
-    </w:p>
-    <w:p>
-      <w:pPr>
+        <w:lastRenderedPageBreak/>
+        <w:t xml:space="preserve"> </w:t>
+      </w:r>
+      <w:bookmarkStart w:id="16" w:name="_Toc196683391"/>
+      <w:r>
         <w:rPr>
           <w:rFonts w:eastAsia="Times New Roman"/>
           <w:lang w:eastAsia="bg-BG"/>
         </w:rPr>
-      </w:pPr>
-      <w:r>
+        <w:t>Заключителни акценти от теоретичната част</w:t>
+      </w:r>
+      <w:bookmarkEnd w:id="16"/>
+    </w:p>
+    <w:p>
+      <w:pPr>
         <w:rPr>
           <w:rFonts w:eastAsia="Times New Roman"/>
           <w:lang w:eastAsia="bg-BG"/>
         </w:rPr>
-        <w:t>MySQL се инсталира с:</w:t>
-      </w:r>
-    </w:p>
-    <w:p>
-      <w:pPr>
-        <w:pStyle w:val="a1"/>
-      </w:pPr>
-      <w:r>
-        <w:t xml:space="preserve">sudo apt install mysql-server  </w:t>
-      </w:r>
-    </w:p>
-    <w:p>
-      <w:pPr>
+      </w:pPr>
+      <w:r>
         <w:rPr>
           <w:rFonts w:eastAsia="Times New Roman"/>
           <w:lang w:eastAsia="bg-BG"/>
         </w:rPr>
-      </w:pPr>
-      <w:r>
+        <w:t>Теоретичната част на проекта ми помогна да разбера защо се използват точно тези технологии и как работят заедно. Изборът на Linux (Ubuntu Server) гарантира стабилност и сигурност, Nginx осигурява бързина и лекота при обслужване на заявки, Gunicorn е идеалният WSGI сървър за Python приложения, а MySQL е лесна за настройване и поддръжка база данни. Django ми даде възможност да реализирам уеб приложението по модерен и сигурен начин. Всички тези компоненти, инсталирани и конфигурирани правилно, позволяват едно уеб приложение да бъде достъпно за реални потребители и да работи надеждно на сървър.</w:t>
+      </w:r>
+    </w:p>
+    <w:p>
+      <w:pPr>
+        <w:pStyle w:val="Heading1"/>
+      </w:pPr>
+      <w:bookmarkStart w:id="17" w:name="_Toc196683392"/>
+      <w:r>
+        <w:t>Предварителни условия и подготовка на работната среда</w:t>
+      </w:r>
+      <w:bookmarkEnd w:id="17"/>
+    </w:p>
+    <w:p>
+      <w:r>
+        <w:t>За реализацията на моя проект имах нужда от сървър, на който да развия, инсталирам и тествам уеб приложението си с Django. След като анализирах различните варианти, реших, че за моите нужди най-подходящо ще бъде да използвам локален сървър — физическа машина, на която да инсталирам операционната система и необходимия софтуер. Избрах този подход, защото ми осигурява по-голям контрол върху хардуера и софтуерната конфигурация и ми позволява да работя без усложненията и ограниченията, които понякога се срещат при виртуалните машини.</w:t>
+      </w:r>
+    </w:p>
+    <w:p>
+      <w:pPr>
         <w:rPr>
           <w:rFonts w:eastAsia="Times New Roman"/>
           <w:lang w:eastAsia="bg-BG"/>
         </w:rPr>
-        <w:t>След това се създава база данни и потребител за Django. В settings.py се настройва връзката:</w:t>
-      </w:r>
-    </w:p>
-    <w:p>
-      <w:pPr>
-        <w:pStyle w:val="a0"/>
-      </w:pPr>
-      <w:r>
-        <w:t xml:space="preserve">DATABASES = {  </w:t>
-      </w:r>
-    </w:p>
-    <w:p>
-      <w:pPr>
-        <w:pStyle w:val="a0"/>
-      </w:pPr>
-      <w:r>
-        <w:t xml:space="preserve">    </w:t>
-      </w:r>
-      <w:r>
-        <w:rPr>
-          <w:color w:val="032F62"/>
-        </w:rPr>
-        <w:t>'default'</w:t>
-      </w:r>
-      <w:r>
-        <w:t xml:space="preserve">: {  </w:t>
-      </w:r>
-    </w:p>
-    <w:p>
-      <w:pPr>
-        <w:pStyle w:val="a0"/>
-      </w:pPr>
-      <w:r>
-        <w:t xml:space="preserve">        </w:t>
-      </w:r>
-      <w:r>
-        <w:rPr>
-          <w:color w:val="032F62"/>
-        </w:rPr>
-        <w:t>'ENGINE'</w:t>
-      </w:r>
-      <w:r>
-        <w:t xml:space="preserve">: </w:t>
-      </w:r>
-      <w:r>
-        <w:rPr>
-          <w:color w:val="032F62"/>
-        </w:rPr>
-        <w:t>'django.db.backends.mysql'</w:t>
-      </w:r>
-      <w:r>
-        <w:t xml:space="preserve">,  </w:t>
-      </w:r>
-    </w:p>
-    <w:p>
-      <w:pPr>
-        <w:pStyle w:val="a0"/>
-      </w:pPr>
-      <w:r>
-        <w:t xml:space="preserve">        </w:t>
-      </w:r>
-      <w:r>
-        <w:rPr>
-          <w:color w:val="032F62"/>
-        </w:rPr>
-        <w:t>'NAME'</w:t>
-      </w:r>
-      <w:r>
-        <w:t xml:space="preserve">: </w:t>
-      </w:r>
-      <w:r>
-        <w:rPr>
-          <w:color w:val="032F62"/>
-        </w:rPr>
-        <w:t>'mydb'</w:t>
-      </w:r>
-      <w:r>
-        <w:t xml:space="preserve">,  </w:t>
-      </w:r>
-    </w:p>
-    <w:p>
-      <w:pPr>
-        <w:pStyle w:val="a0"/>
-      </w:pPr>
-      <w:r>
-        <w:t xml:space="preserve">        </w:t>
-      </w:r>
-      <w:r>
-        <w:rPr>
-          <w:color w:val="032F62"/>
-        </w:rPr>
-        <w:t>'USER'</w:t>
-      </w:r>
-      <w:r>
-        <w:t xml:space="preserve">: </w:t>
-      </w:r>
-      <w:r>
-        <w:rPr>
-          <w:color w:val="032F62"/>
-        </w:rPr>
-        <w:t>'myuser'</w:t>
-      </w:r>
-      <w:r>
-        <w:t xml:space="preserve">,  </w:t>
-      </w:r>
-    </w:p>
-    <w:p>
-      <w:pPr>
-        <w:pStyle w:val="a0"/>
-      </w:pPr>
-      <w:r>
-        <w:t xml:space="preserve">        </w:t>
-      </w:r>
-      <w:r>
-        <w:rPr>
-          <w:color w:val="032F62"/>
-        </w:rPr>
-        <w:t>'PASSWORD'</w:t>
-      </w:r>
-      <w:r>
-        <w:t xml:space="preserve">: </w:t>
-      </w:r>
-      <w:r>
-        <w:rPr>
-          <w:color w:val="032F62"/>
-        </w:rPr>
-        <w:t>'mypassword'</w:t>
-      </w:r>
-      <w:r>
-        <w:t xml:space="preserve">,  </w:t>
-      </w:r>
-    </w:p>
-    <w:p>
-      <w:pPr>
-        <w:pStyle w:val="a0"/>
-      </w:pPr>
-      <w:r>
-        <w:t xml:space="preserve">        </w:t>
-      </w:r>
-      <w:r>
-        <w:rPr>
-          <w:color w:val="032F62"/>
-        </w:rPr>
-        <w:t>'HOST'</w:t>
-      </w:r>
-      <w:r>
-        <w:t xml:space="preserve">: </w:t>
-      </w:r>
-      <w:r>
-        <w:rPr>
-          <w:color w:val="032F62"/>
-        </w:rPr>
-        <w:t>'localhost'</w:t>
-      </w:r>
-      <w:r>
-        <w:t xml:space="preserve">,  </w:t>
-      </w:r>
-    </w:p>
-    <w:p>
-      <w:pPr>
-        <w:pStyle w:val="a0"/>
-      </w:pPr>
-      <w:r>
-        <w:t xml:space="preserve">        </w:t>
-      </w:r>
-      <w:r>
-        <w:rPr>
-          <w:color w:val="032F62"/>
-        </w:rPr>
-        <w:t>'PORT'</w:t>
-      </w:r>
-      <w:r>
-        <w:t xml:space="preserve">: </w:t>
-      </w:r>
-      <w:r>
-        <w:rPr>
-          <w:color w:val="032F62"/>
-        </w:rPr>
-        <w:t>'3306'</w:t>
-      </w:r>
-      <w:r>
-        <w:t xml:space="preserve">,  </w:t>
-      </w:r>
-    </w:p>
-    <w:p>
-      <w:pPr>
-        <w:pStyle w:val="a0"/>
-      </w:pPr>
-      <w:r>
-        <w:t xml:space="preserve">    }  </w:t>
-      </w:r>
-    </w:p>
-    <w:p>
-      <w:pPr>
-        <w:pStyle w:val="a1"/>
-      </w:pPr>
-      <w:r>
-        <w:t xml:space="preserve">}  </w:t>
-      </w:r>
-    </w:p>
-    <w:p>
-      <w:pPr>
+      </w:pPr>
+      <w:r>
         <w:rPr>
           <w:rFonts w:eastAsia="Times New Roman"/>
-        </w:rPr>
-      </w:pPr>
+          <w:lang w:eastAsia="bg-BG"/>
+        </w:rPr>
+        <w:t>Инсталирах Ubuntu Server директно на л</w:t>
+      </w:r>
       <w:r>
         <w:rPr>
           <w:rFonts w:eastAsia="Times New Roman"/>
-        </w:rPr>
+          <w:lang w:eastAsia="bg-BG"/>
+        </w:rPr>
+        <w:t>окален сървър</w:t>
+      </w:r>
+      <w:r>
+        <w:rPr>
+          <w:rFonts w:eastAsia="Times New Roman"/>
+          <w:lang w:eastAsia="bg-BG"/>
+        </w:rPr>
+        <w:t xml:space="preserve">, която е </w:t>
+      </w:r>
+      <w:r>
+        <w:rPr>
+          <w:rFonts w:eastAsia="Times New Roman"/>
+          <w:lang w:eastAsia="bg-BG"/>
+        </w:rPr>
+        <w:t>с добри параметри, напълно достатъчни</w:t>
+      </w:r>
+      <w:r>
+        <w:rPr>
+          <w:rFonts w:eastAsia="Times New Roman"/>
+          <w:lang w:eastAsia="bg-BG"/>
+        </w:rPr>
+        <w:t xml:space="preserve"> за развитие, инсталиране и тестване на уеб проект като моя. Ubuntu Server избрах, защото е лека и стабилна операционна система, широко използвана в сървърните среди. Тя осигурява необходимата съвместимост с уеб сървъри, бази данни, Python среди и инструменти за деплой, които са ключови за работата с Django приложенията.</w:t>
+      </w:r>
+    </w:p>
+    <w:p>
+      <w:pPr>
+        <w:rPr>
+          <w:rFonts w:eastAsia="Times New Roman"/>
+          <w:lang w:eastAsia="bg-BG"/>
+        </w:rPr>
+      </w:pPr>
+      <w:r>
+        <w:rPr>
+          <w:rFonts w:eastAsia="Times New Roman"/>
+          <w:lang w:eastAsia="bg-BG"/>
+        </w:rPr>
+        <w:t>Така, като работя директно върху локалния сървър, мога да правя всички необходими настройки, да инсталирам зависимости и да тествам приложението в условия, близки до реална продукционна среда, без риск за реална машина или усложнения от виртуализацията.</w:t>
+      </w:r>
+    </w:p>
+    <w:p>
+      <w:pPr>
+        <w:pStyle w:val="Heading1"/>
+      </w:pPr>
+      <w:bookmarkStart w:id="18" w:name="_Toc196683393"/>
+      <w:r>
         <w:lastRenderedPageBreak/>
-        <w:t>phpMyAdmin се инсталира с:</w:t>
-      </w:r>
-    </w:p>
-    <w:p>
-      <w:pPr>
-        <w:pStyle w:val="a1"/>
-      </w:pPr>
-      <w:r>
-        <w:t xml:space="preserve">sudo apt install phpmyadmin  </w:t>
-      </w:r>
-    </w:p>
-    <w:p>
-      <w:pPr>
-        <w:shd w:val="clear" w:color="auto" w:fill="FFFFFF"/>
-        <w:spacing w:line="240" w:lineRule="auto"/>
-        <w:ind w:firstLine="0"/>
-        <w:jc w:val="left"/>
-        <w:rPr>
-          <w:rFonts w:ascii="var(--gpts-font-family)" w:eastAsia="Times New Roman" w:hAnsi="var(--gpts-font-family)" w:cs="Segoe UI"/>
-          <w:highlight w:val="yellow"/>
-          <w:lang w:eastAsia="bg-BG"/>
-        </w:rPr>
-      </w:pPr>
-      <w:r>
-        <w:rPr>
-          <w:rFonts w:ascii="var(--gpts-font-family)" w:eastAsia="Times New Roman" w:hAnsi="var(--gpts-font-family)" w:cs="Segoe UI"/>
-          <w:b/>
-          <w:bCs/>
-          <w:highlight w:val="yellow"/>
-          <w:lang w:eastAsia="bg-BG"/>
-        </w:rPr>
-        <w:t>Препоръчителен screenshot:</w:t>
-      </w:r>
-    </w:p>
-    <w:p>
-      <w:pPr>
-        <w:numPr>
-          <w:ilvl w:val="0"/>
-          <w:numId w:val="40"/>
-        </w:numPr>
-        <w:shd w:val="clear" w:color="auto" w:fill="FFFFFF"/>
-        <w:spacing w:before="100" w:beforeAutospacing="1" w:after="100" w:afterAutospacing="1" w:line="240" w:lineRule="auto"/>
-        <w:jc w:val="left"/>
-        <w:rPr>
-          <w:rFonts w:ascii="var(--gpts-font-family)" w:eastAsia="Times New Roman" w:hAnsi="var(--gpts-font-family)" w:cs="Segoe UI"/>
-          <w:highlight w:val="yellow"/>
-          <w:lang w:eastAsia="bg-BG"/>
-        </w:rPr>
-      </w:pPr>
-      <w:r>
-        <w:rPr>
-          <w:rFonts w:ascii="var(--gpts-font-family)" w:eastAsia="Times New Roman" w:hAnsi="var(--gpts-font-family)" w:cs="Segoe UI"/>
-          <w:highlight w:val="yellow"/>
-          <w:lang w:eastAsia="bg-BG"/>
-        </w:rPr>
-        <w:t>phpMyAdmin – вход и таблици</w:t>
-      </w:r>
-    </w:p>
-    <w:p>
-      <w:pPr>
-        <w:pStyle w:val="Heading2"/>
-        <w:rPr>
-          <w:rFonts w:eastAsia="Times New Roman"/>
-          <w:lang w:eastAsia="bg-BG"/>
-        </w:rPr>
-      </w:pPr>
-      <w:bookmarkStart w:id="14" w:name="_Toc196675040"/>
-      <w:r>
-        <w:rPr>
-          <w:rFonts w:eastAsia="Times New Roman"/>
-          <w:lang w:eastAsia="bg-BG"/>
-        </w:rPr>
-        <w:t>Инсталиране и настройка на FTP сървър</w:t>
-      </w:r>
-      <w:bookmarkEnd w:id="14"/>
-    </w:p>
-    <w:p>
-      <w:pPr>
-        <w:rPr>
-          <w:rFonts w:eastAsia="Times New Roman"/>
-          <w:lang w:eastAsia="bg-BG"/>
-        </w:rPr>
-      </w:pPr>
-      <w:r>
-        <w:rPr>
-          <w:rFonts w:eastAsia="Times New Roman"/>
-          <w:lang w:eastAsia="bg-BG"/>
-        </w:rPr>
-        <w:t>FTP сървърът се инсталира с:</w:t>
-      </w:r>
-    </w:p>
-    <w:p>
-      <w:pPr>
-        <w:pStyle w:val="a1"/>
-      </w:pPr>
-      <w:r>
-        <w:t xml:space="preserve">sudo apt install vsftpd  </w:t>
-      </w:r>
-    </w:p>
-    <w:p>
-      <w:pPr>
-        <w:rPr>
-          <w:rFonts w:eastAsia="Times New Roman"/>
-          <w:lang w:eastAsia="bg-BG"/>
-        </w:rPr>
-      </w:pPr>
-      <w:r>
-        <w:rPr>
-          <w:rFonts w:eastAsia="Times New Roman"/>
-          <w:lang w:eastAsia="bg-BG"/>
-        </w:rPr>
-        <w:t>След това се настройва конфигурационният файл </w:t>
-      </w:r>
-      <w:r>
-        <w:rPr>
-          <w:rFonts w:ascii="Consolas" w:eastAsia="Times New Roman" w:hAnsi="Consolas" w:cs="Courier New"/>
-          <w:sz w:val="22"/>
-          <w:szCs w:val="22"/>
-          <w:lang w:eastAsia="bg-BG"/>
-        </w:rPr>
-        <w:t>/etc/vsftpd.conf</w:t>
-      </w:r>
-      <w:r>
-        <w:rPr>
-          <w:rFonts w:eastAsia="Times New Roman"/>
-          <w:lang w:eastAsia="bg-BG"/>
-        </w:rPr>
-        <w:t> за сигурност и се създават потребители с ограничен достъп само до папката на проекта.</w:t>
-      </w:r>
-    </w:p>
-    <w:p>
-      <w:pPr>
-        <w:shd w:val="clear" w:color="auto" w:fill="FFFFFF"/>
-        <w:spacing w:line="240" w:lineRule="auto"/>
-        <w:ind w:firstLine="0"/>
-        <w:jc w:val="left"/>
-        <w:rPr>
-          <w:rFonts w:ascii="var(--gpts-font-family)" w:eastAsia="Times New Roman" w:hAnsi="var(--gpts-font-family)" w:cs="Segoe UI"/>
-          <w:highlight w:val="yellow"/>
-          <w:lang w:eastAsia="bg-BG"/>
-        </w:rPr>
-      </w:pPr>
-      <w:r>
-        <w:rPr>
-          <w:rFonts w:ascii="var(--gpts-font-family)" w:eastAsia="Times New Roman" w:hAnsi="var(--gpts-font-family)" w:cs="Segoe UI"/>
-          <w:b/>
-          <w:bCs/>
-          <w:highlight w:val="yellow"/>
-          <w:lang w:eastAsia="bg-BG"/>
-        </w:rPr>
-        <w:t>Препоръчителен screenshot:</w:t>
-      </w:r>
-    </w:p>
-    <w:p>
-      <w:pPr>
-        <w:numPr>
-          <w:ilvl w:val="0"/>
-          <w:numId w:val="41"/>
-        </w:numPr>
-        <w:shd w:val="clear" w:color="auto" w:fill="FFFFFF"/>
-        <w:spacing w:before="100" w:beforeAutospacing="1" w:after="100" w:afterAutospacing="1" w:line="240" w:lineRule="auto"/>
-        <w:jc w:val="left"/>
-        <w:rPr>
-          <w:rFonts w:ascii="var(--gpts-font-family)" w:eastAsia="Times New Roman" w:hAnsi="var(--gpts-font-family)" w:cs="Segoe UI"/>
-          <w:highlight w:val="yellow"/>
-          <w:lang w:eastAsia="bg-BG"/>
-        </w:rPr>
-      </w:pPr>
-      <w:r>
-        <w:rPr>
-          <w:rFonts w:ascii="var(--gpts-font-family)" w:eastAsia="Times New Roman" w:hAnsi="var(--gpts-font-family)" w:cs="Segoe UI"/>
-          <w:highlight w:val="yellow"/>
-          <w:lang w:eastAsia="bg-BG"/>
-        </w:rPr>
-        <w:t>Вход с FTP клиент</w:t>
-      </w:r>
-    </w:p>
-    <w:p>
-      <w:pPr>
-        <w:numPr>
-          <w:ilvl w:val="0"/>
-          <w:numId w:val="41"/>
-        </w:numPr>
-        <w:shd w:val="clear" w:color="auto" w:fill="FFFFFF"/>
-        <w:spacing w:before="60" w:after="100" w:afterAutospacing="1" w:line="240" w:lineRule="auto"/>
-        <w:jc w:val="left"/>
-        <w:rPr>
-          <w:rFonts w:ascii="var(--gpts-font-family)" w:eastAsia="Times New Roman" w:hAnsi="var(--gpts-font-family)" w:cs="Segoe UI"/>
-          <w:highlight w:val="yellow"/>
-          <w:lang w:eastAsia="bg-BG"/>
-        </w:rPr>
-      </w:pPr>
-      <w:r>
-        <w:rPr>
-          <w:rFonts w:ascii="var(--gpts-font-family)" w:eastAsia="Times New Roman" w:hAnsi="var(--gpts-font-family)" w:cs="Segoe UI"/>
-          <w:highlight w:val="yellow"/>
-          <w:lang w:eastAsia="bg-BG"/>
-        </w:rPr>
-        <w:t>Качване на файл в проекта</w:t>
-      </w:r>
-    </w:p>
-    <w:p>
-      <w:pPr>
-        <w:numPr>
-          <w:ilvl w:val="0"/>
-          <w:numId w:val="30"/>
-        </w:numPr>
-        <w:shd w:val="clear" w:color="auto" w:fill="FFFFFF"/>
-        <w:tabs>
-          <w:tab w:val="clear" w:pos="720"/>
-        </w:tabs>
-        <w:spacing w:before="360" w:line="240" w:lineRule="auto"/>
-        <w:ind w:left="0" w:firstLine="0"/>
-        <w:jc w:val="left"/>
-        <w:outlineLvl w:val="2"/>
-        <w:rPr>
-          <w:rFonts w:ascii="var(--gpts-font-family)" w:eastAsia="Times New Roman" w:hAnsi="var(--gpts-font-family)" w:cs="Segoe UI"/>
-          <w:b/>
-          <w:bCs/>
-          <w:sz w:val="30"/>
-          <w:szCs w:val="30"/>
-          <w:lang w:eastAsia="bg-BG"/>
-        </w:rPr>
-      </w:pPr>
-      <w:bookmarkStart w:id="15" w:name="_Toc196675041"/>
-      <w:r>
-        <w:rPr>
-          <w:rFonts w:ascii="var(--gpts-font-family)" w:eastAsia="Times New Roman" w:hAnsi="var(--gpts-font-family)" w:cs="Segoe UI"/>
-          <w:b/>
-          <w:bCs/>
-          <w:sz w:val="30"/>
-          <w:szCs w:val="30"/>
-          <w:lang w:eastAsia="bg-BG"/>
-        </w:rPr>
-        <w:t>2.8. Заключителни акценти от теоретичната част</w:t>
-      </w:r>
-      <w:bookmarkEnd w:id="15"/>
-    </w:p>
-    <w:p>
-      <w:pPr>
-        <w:rPr>
-          <w:rFonts w:eastAsia="Times New Roman"/>
-          <w:lang w:eastAsia="bg-BG"/>
-        </w:rPr>
-      </w:pPr>
-      <w:r>
-        <w:rPr>
-          <w:rFonts w:eastAsia="Times New Roman"/>
-          <w:lang w:eastAsia="bg-BG"/>
-        </w:rPr>
-        <w:t>Теоретичната част на проекта ми помогна да разбера защо се използват точно тези технологии и как работят заедно. Изборът на Linux (Ubuntu Server) гарантира стабилност и сигурност, Nginx осигурява бързина и лекота при обслужване на заявки, Gunicorn е идеалният WSGI сървър за Python приложения, а MySQL е лесна за настройване и поддръжка база данни. Django ми даде възможност да реализирам уеб приложението по модерен и сигурен начин. Всички тези компоненти, инсталирани и конфигурирани правилно, позволяват едно уеб приложение да бъде достъпно за реални потребители и да работи надеждно на сървър.</w:t>
-      </w:r>
-    </w:p>
-    <w:p>
-      <w:pPr>
-        <w:pStyle w:val="Heading1"/>
-      </w:pPr>
-      <w:bookmarkStart w:id="16" w:name="_Toc196675042"/>
-      <w:r>
-        <w:t>Предварителни условия и подготовка на работната среда</w:t>
-      </w:r>
-      <w:bookmarkEnd w:id="16"/>
-    </w:p>
-    <w:p>
-      <w:r>
-        <w:t>За реализацията на моя проект имах нужда от сървър, на който да развия, инсталирам и тествам уеб приложението си с Django. Преди да започна, разгледах и избрах подходяща среда. Прецених, че за моите нужди най-добре е да използвам виртуален сървър (виртуална машина) – така мога да експериментирам, да правя инсталации и да връщам системата обратно при нужда без риск за реален хардуер.</w:t>
-      </w:r>
-    </w:p>
-    <w:p>
-      <w:r>
-        <w:t>Инсталирах Oracle VirtualBox на моя лаптоп (i5, 8 GB RAM, 256 GB SSD) и създадох виртуална машина с 2 GB RAM, 2 CPU и 20 GB диск. Това е напълно достатъчно за развитие на уеб проект от този тип. Като операционна система избрах Ubuntu Server, защото е лека, сигурна и съвместима с всички необходими компоненти – уеб сървър, база данни, Python среди и инструменти за деплой.</w:t>
-      </w:r>
-    </w:p>
-    <w:p>
-      <w:pPr>
-        <w:pStyle w:val="Heading1"/>
-      </w:pPr>
-      <w:bookmarkStart w:id="17" w:name="_Toc196675043"/>
-      <w:r>
         <w:t>Инсталация</w:t>
       </w:r>
-      <w:bookmarkEnd w:id="17"/>
+      <w:bookmarkEnd w:id="18"/>
     </w:p>
     <w:p>
       <w:pPr>
@@ -6931,15 +7409,24 @@
           <w:szCs w:val="24"/>
         </w:rPr>
       </w:pPr>
-      <w:bookmarkStart w:id="18" w:name="_Toc196675044"/>
+      <w:bookmarkStart w:id="19" w:name="_Toc196683394"/>
       <w:r>
         <w:t>Инсталиране на Ubuntu Server</w:t>
       </w:r>
-      <w:bookmarkEnd w:id="18"/>
-    </w:p>
-    <w:p>
-      <w:r>
-        <w:t>Първият етап беше да подготвя инсталационен ISO файл на Ubuntu Server 22.04 LTS, който изтеглих от официалния сайт на Ubuntu. Заредих ISO файла като устройство във виртуалната машина и стартирах инсталацията. По време на инсталационния процес избрах език (English), зона (Europe/Sofia), оформих дяловете както препоръчва инсталаторът (guided – use entire disk), зададох hostname (например: todo-server) и създадох собствен потребител с административни права.</w:t>
+      <w:bookmarkEnd w:id="19"/>
+    </w:p>
+    <w:p>
+      <w:r>
+        <w:t>Първият етап беше да подготвя инсталационен ISO файл на Ubuntu Server 22.04 LTS, който изтеглих от официалния сайт на Ubuntu. Заредих ISO файла като устройство във виртуалната машина и стартирах инсталацията. По време на инсталационния процес избрах език (English), зона (Europe/Sofia), оформих дяловете както препоръчва инсталаторът (guided – use entire disk), зададох hostname (</w:t>
+      </w:r>
+      <w:r>
+        <w:rPr>
+          <w:lang w:val="en-US"/>
+        </w:rPr>
+        <w:t>pgee</w:t>
+      </w:r>
+      <w:r>
+        <w:t>) и създадох собствен потребител с административни права.</w:t>
       </w:r>
     </w:p>
     <w:p>
@@ -6948,24 +7435,6 @@
       </w:r>
     </w:p>
     <w:p>
-      <w:pPr>
-        <w:pStyle w:val="NormalWeb"/>
-        <w:shd w:val="clear" w:color="auto" w:fill="FFFFFF"/>
-        <w:spacing w:before="0" w:beforeAutospacing="0" w:after="240" w:afterAutospacing="0"/>
-        <w:rPr>
-          <w:rFonts w:ascii="Segoe UI" w:hAnsi="Segoe UI" w:cs="Segoe UI"/>
-        </w:rPr>
-      </w:pPr>
-      <w:r>
-        <w:rPr>
-          <w:rStyle w:val="Strong"/>
-          <w:rFonts w:ascii="Segoe UI" w:hAnsi="Segoe UI" w:cs="Segoe UI"/>
-          <w:highlight w:val="yellow"/>
-        </w:rPr>
-        <w:t>[Тук е добре да се добави screenshot на избраните параметри по време на инсталацията – език, зона, диск, име на хост, потребител]</w:t>
-      </w:r>
-    </w:p>
-    <w:p>
       <w:r>
         <w:t>След първото влизане изпълних командите:</w:t>
       </w:r>
@@ -7000,18 +7469,24 @@
     </w:p>
     <w:p>
       <w:r>
-        <w:t>Това осигури, че всички пакети са актуални.</w:t>
+        <w:t>Това осигури</w:t>
+      </w:r>
+      <w:r>
+        <w:t xml:space="preserve"> актуалност на  всички пакети</w:t>
+      </w:r>
+      <w:r>
+        <w:t>.</w:t>
       </w:r>
     </w:p>
     <w:p>
       <w:pPr>
         <w:pStyle w:val="Heading2"/>
       </w:pPr>
-      <w:bookmarkStart w:id="19" w:name="_Toc196675045"/>
+      <w:bookmarkStart w:id="20" w:name="_Toc196683395"/>
       <w:r>
         <w:t>MySQL и phpMyAdmin</w:t>
       </w:r>
-      <w:bookmarkEnd w:id="19"/>
+      <w:bookmarkEnd w:id="20"/>
     </w:p>
     <w:p>
       <w:r>
@@ -7371,6 +7846,7 @@
     </w:p>
     <w:p>
       <w:r>
+        <w:lastRenderedPageBreak/>
         <w:t>За да инсталирам phpMyAdmin и направя достъпа по-лесен:</w:t>
       </w:r>
     </w:p>
@@ -7406,7 +7882,10 @@
         <w:t xml:space="preserve"> </w:t>
       </w:r>
       <w:r>
-        <w:t>http://[IP_на_сървъра]/phpmyadmin</w:t>
+        <w:t>http://192.168.100.200</w:t>
+      </w:r>
+      <w:r>
+        <w:t>/phpmyadmin</w:t>
       </w:r>
       <w:r>
         <w:t xml:space="preserve"> </w:t>
@@ -7416,34 +7895,68 @@
       <w:r>
         <w:t>и се логнах с новия потребител.</w:t>
       </w:r>
-    </w:p>
-    <w:p>
-      <w:pPr>
-        <w:pStyle w:val="NormalWeb"/>
-        <w:shd w:val="clear" w:color="auto" w:fill="FFFFFF"/>
-        <w:spacing w:before="0" w:beforeAutospacing="0" w:after="240" w:afterAutospacing="0"/>
-        <w:rPr>
-          <w:rFonts w:ascii="Segoe UI" w:hAnsi="Segoe UI" w:cs="Segoe UI"/>
-        </w:rPr>
-      </w:pPr>
-      <w:r>
-        <w:rPr>
-          <w:rStyle w:val="Strong"/>
-          <w:rFonts w:ascii="Segoe UI" w:hAnsi="Segoe UI" w:cs="Segoe UI"/>
-          <w:highlight w:val="yellow"/>
-        </w:rPr>
-        <w:t>[Screenshot: phpMyAdmin – вход с „todo_user“, създадена база „tododb“]</w:t>
+      <w:r>
+        <w:t xml:space="preserve"> Грешката идва от недовършените пренасочвания на портове. </w:t>
+      </w:r>
+    </w:p>
+    <w:p>
+      <w:pPr>
+        <w:ind w:firstLine="0"/>
+      </w:pPr>
+      <w:r>
+        <w:drawing>
+          <wp:inline distT="0" distB="0" distL="0" distR="0" wp14:anchorId="3F058418" wp14:editId="51A95D44">
+            <wp:extent cx="5760720" cy="2381250"/>
+            <wp:effectExtent l="133350" t="95250" r="125730" b="95250"/>
+            <wp:docPr id="21" name="Picture 21"/>
+            <wp:cNvGraphicFramePr>
+              <a:graphicFrameLocks xmlns:a="http://schemas.openxmlformats.org/drawingml/2006/main" noChangeAspect="1"/>
+            </wp:cNvGraphicFramePr>
+            <a:graphic xmlns:a="http://schemas.openxmlformats.org/drawingml/2006/main">
+              <a:graphicData uri="http://schemas.openxmlformats.org/drawingml/2006/picture">
+                <pic:pic xmlns:pic="http://schemas.openxmlformats.org/drawingml/2006/picture">
+                  <pic:nvPicPr>
+                    <pic:cNvPr id="1" name=""/>
+                    <pic:cNvPicPr/>
+                  </pic:nvPicPr>
+                  <pic:blipFill>
+                    <a:blip r:embed="rId24"/>
+                    <a:stretch>
+                      <a:fillRect/>
+                    </a:stretch>
+                  </pic:blipFill>
+                  <pic:spPr>
+                    <a:xfrm>
+                      <a:off x="0" y="0"/>
+                      <a:ext cx="5760720" cy="2381250"/>
+                    </a:xfrm>
+                    <a:prstGeom prst="rect">
+                      <a:avLst/>
+                    </a:prstGeom>
+                    <a:effectLst>
+                      <a:outerShdw blurRad="63500" sx="102000" sy="102000" algn="ctr" rotWithShape="0">
+                        <a:prstClr val="black">
+                          <a:alpha val="40000"/>
+                        </a:prstClr>
+                      </a:outerShdw>
+                    </a:effectLst>
+                  </pic:spPr>
+                </pic:pic>
+              </a:graphicData>
+            </a:graphic>
+          </wp:inline>
+        </w:drawing>
       </w:r>
     </w:p>
     <w:p>
       <w:pPr>
         <w:pStyle w:val="Heading2"/>
       </w:pPr>
-      <w:bookmarkStart w:id="20" w:name="_Toc196675046"/>
+      <w:bookmarkStart w:id="21" w:name="_Toc196683396"/>
       <w:r>
         <w:t>Инсталиране на Python, pip, виртуално обкръжение</w:t>
       </w:r>
-      <w:bookmarkEnd w:id="20"/>
+      <w:bookmarkEnd w:id="21"/>
     </w:p>
     <w:p>
       <w:r>
@@ -7540,6 +8053,7 @@
         <w:rPr>
           <w:rStyle w:val="HTMLCode"/>
         </w:rPr>
+        <w:lastRenderedPageBreak/>
         <w:t xml:space="preserve">pip install django mysqlclient gunicorn  </w:t>
       </w:r>
     </w:p>
@@ -7564,31 +8078,13 @@
     </w:p>
     <w:p>
       <w:pPr>
-        <w:pStyle w:val="NormalWeb"/>
-        <w:shd w:val="clear" w:color="auto" w:fill="FFFFFF"/>
-        <w:spacing w:before="0" w:beforeAutospacing="0" w:after="240" w:afterAutospacing="0"/>
-        <w:rPr>
-          <w:rFonts w:ascii="Segoe UI" w:hAnsi="Segoe UI" w:cs="Segoe UI"/>
-        </w:rPr>
-      </w:pPr>
-      <w:r>
-        <w:rPr>
-          <w:rStyle w:val="Strong"/>
-          <w:rFonts w:ascii="Segoe UI" w:hAnsi="Segoe UI" w:cs="Segoe UI"/>
-          <w:highlight w:val="yellow"/>
-        </w:rPr>
-        <w:t>[Screenshot: Активирано виртуално обкръжение и инсталирани пакети]</w:t>
-      </w:r>
-    </w:p>
-    <w:p>
-      <w:pPr>
         <w:pStyle w:val="Heading2"/>
       </w:pPr>
-      <w:bookmarkStart w:id="21" w:name="_Toc196675047"/>
+      <w:bookmarkStart w:id="22" w:name="_Toc196683397"/>
       <w:r>
         <w:t>Инсталиране и настройване на Django приложението</w:t>
       </w:r>
-      <w:bookmarkEnd w:id="21"/>
+      <w:bookmarkEnd w:id="22"/>
     </w:p>
     <w:p>
       <w:r>
@@ -7722,31 +8218,13 @@
     </w:p>
     <w:p>
       <w:pPr>
-        <w:pStyle w:val="NormalWeb"/>
-        <w:shd w:val="clear" w:color="auto" w:fill="FFFFFF"/>
-        <w:spacing w:before="0" w:beforeAutospacing="0" w:after="240" w:afterAutospacing="0"/>
-        <w:rPr>
-          <w:rFonts w:ascii="Segoe UI" w:hAnsi="Segoe UI" w:cs="Segoe UI"/>
-        </w:rPr>
-      </w:pPr>
-      <w:r>
-        <w:rPr>
-          <w:rStyle w:val="Strong"/>
-          <w:rFonts w:ascii="Segoe UI" w:hAnsi="Segoe UI" w:cs="Segoe UI"/>
-          <w:highlight w:val="yellow"/>
-        </w:rPr>
-        <w:t>[Screenshot: Успешно създаден суперпотребител и първи вход в Django admin панел]</w:t>
-      </w:r>
-    </w:p>
-    <w:p>
-      <w:pPr>
         <w:pStyle w:val="Heading2"/>
       </w:pPr>
-      <w:bookmarkStart w:id="22" w:name="_Toc196675048"/>
+      <w:bookmarkStart w:id="23" w:name="_Toc196683398"/>
       <w:r>
         <w:t>Инсталиране и конфигуриране на Gunicorn и Nginx</w:t>
       </w:r>
-      <w:bookmarkEnd w:id="22"/>
+      <w:bookmarkEnd w:id="23"/>
     </w:p>
     <w:p>
       <w:r>
@@ -7902,6 +8380,7 @@
           <w:bCs/>
           <w:color w:val="005CC5"/>
         </w:rPr>
+        <w:lastRenderedPageBreak/>
         <w:t>[Service]</w:t>
       </w:r>
       <w:r>
@@ -8481,31 +8960,13 @@
     </w:p>
     <w:p>
       <w:pPr>
-        <w:pStyle w:val="NormalWeb"/>
-        <w:shd w:val="clear" w:color="auto" w:fill="FFFFFF"/>
-        <w:spacing w:before="0" w:beforeAutospacing="0" w:after="240" w:afterAutospacing="0"/>
-        <w:rPr>
-          <w:rFonts w:ascii="Segoe UI" w:hAnsi="Segoe UI" w:cs="Segoe UI"/>
-        </w:rPr>
-      </w:pPr>
-      <w:r>
-        <w:rPr>
-          <w:rStyle w:val="Strong"/>
-          <w:rFonts w:ascii="Segoe UI" w:hAnsi="Segoe UI" w:cs="Segoe UI"/>
-          <w:highlight w:val="yellow"/>
-        </w:rPr>
-        <w:t>[Screenshot: Проверка с ps aux | grep gunicorn, nginx -t, и достъп до проекта през браузър]</w:t>
-      </w:r>
-    </w:p>
-    <w:p>
-      <w:pPr>
         <w:pStyle w:val="Heading2"/>
       </w:pPr>
-      <w:bookmarkStart w:id="23" w:name="_Toc196675049"/>
+      <w:bookmarkStart w:id="24" w:name="_Toc196683399"/>
       <w:r>
         <w:t>Настройка на FTP сървър</w:t>
       </w:r>
-      <w:bookmarkEnd w:id="23"/>
+      <w:bookmarkEnd w:id="24"/>
     </w:p>
     <w:p>
       <w:r>
@@ -8556,6 +9017,7 @@
           <w:rFonts w:eastAsiaTheme="majorEastAsia"/>
           <w:color w:val="005CC5"/>
         </w:rPr>
+        <w:lastRenderedPageBreak/>
         <w:t>listen</w:t>
       </w:r>
       <w:r>
@@ -8840,37 +9302,13 @@
     </w:p>
     <w:p>
       <w:pPr>
-        <w:pStyle w:val="NormalWeb"/>
-        <w:shd w:val="clear" w:color="auto" w:fill="FFFFFF"/>
-        <w:spacing w:before="0" w:beforeAutospacing="0" w:after="240" w:afterAutospacing="0"/>
-        <w:rPr>
-          <w:rFonts w:ascii="Segoe UI" w:hAnsi="Segoe UI" w:cs="Segoe UI"/>
-          <w:highlight w:val="yellow"/>
-        </w:rPr>
-      </w:pPr>
-      <w:r>
-        <w:rPr>
-          <w:rStyle w:val="Strong"/>
-          <w:rFonts w:ascii="Segoe UI" w:hAnsi="Segoe UI" w:cs="Segoe UI"/>
-          <w:highlight w:val="yellow"/>
-        </w:rPr>
-        <w:t>[Screenshot: FileZilla – успешно upload-нат файл в проекта]</w:t>
-      </w:r>
-    </w:p>
-    <w:p>
-      <w:pPr>
-        <w:spacing w:before="360" w:after="360"/>
-      </w:pPr>
-    </w:p>
-    <w:p>
-      <w:pPr>
         <w:pStyle w:val="Heading1"/>
       </w:pPr>
-      <w:bookmarkStart w:id="24" w:name="_Toc196675050"/>
+      <w:bookmarkStart w:id="25" w:name="_Toc196683400"/>
       <w:r>
         <w:t>Проверка на работата и демонстрация на достъп</w:t>
       </w:r>
-      <w:bookmarkEnd w:id="24"/>
+      <w:bookmarkEnd w:id="25"/>
     </w:p>
     <w:p>
       <w:r>
@@ -8950,28 +9388,11 @@
     </w:p>
     <w:p>
       <w:pPr>
-        <w:pStyle w:val="NormalWeb"/>
-        <w:shd w:val="clear" w:color="auto" w:fill="FFFFFF"/>
-        <w:spacing w:before="0" w:beforeAutospacing="0" w:after="240" w:afterAutospacing="0"/>
-        <w:rPr>
-          <w:rFonts w:ascii="Segoe UI" w:hAnsi="Segoe UI" w:cs="Segoe UI"/>
-        </w:rPr>
-      </w:pPr>
-      <w:r>
-        <w:rPr>
-          <w:rStyle w:val="Strong"/>
-          <w:rFonts w:ascii="Segoe UI" w:hAnsi="Segoe UI" w:cs="Segoe UI"/>
-          <w:highlight w:val="yellow"/>
-        </w:rPr>
-        <w:t>[Screenshot-колекция: welcome page, login page, списък със задачи, admin panel, phpMyAdmin, достъп през FTP]</w:t>
-      </w:r>
-    </w:p>
-    <w:p>
-      <w:pPr>
         <w:pStyle w:val="Heading1"/>
       </w:pPr>
-      <w:bookmarkStart w:id="25" w:name="_Toc196675051"/>
-      <w:r>
+      <w:bookmarkStart w:id="26" w:name="_Toc196683401"/>
+      <w:r>
+        <w:lastRenderedPageBreak/>
         <w:t xml:space="preserve">Анализ на </w:t>
       </w:r>
       <w:r>
@@ -8980,7 +9401,7 @@
       <w:r>
         <w:t>атруднения, добри практики</w:t>
       </w:r>
-      <w:bookmarkEnd w:id="25"/>
+      <w:bookmarkEnd w:id="26"/>
     </w:p>
     <w:p>
       <w:r>
@@ -8995,12 +9416,7 @@
         <w:t xml:space="preserve">Най-честа трудност за начинаещите е </w:t>
       </w:r>
       <w:r>
-        <w:t>синхр</w:t>
-      </w:r>
-      <w:bookmarkStart w:id="26" w:name="_GoBack"/>
-      <w:bookmarkEnd w:id="26"/>
-      <w:r>
-        <w:t>онизирането</w:t>
+        <w:t>синхронизирането</w:t>
       </w:r>
       <w:r>
         <w:t xml:space="preserve"> на правата между всички услуги (nginx, gunicorn, файлове), така че да няма permission denied.</w:t>
@@ -9054,24 +9470,6 @@
     <w:p>
       <w:r>
         <w:t>С този подход успях да изградя работещ уебсървър с приложение и да се науча на много практически неща, които не се виждат само от теорията. Някои проблеми които решавах – грешки при миграциите на Django (често поради липсващи зависимости), а понякога – конфликт с портове при nginx/gunicorn.</w:t>
-      </w:r>
-    </w:p>
-    <w:p>
-      <w:pPr>
-        <w:pStyle w:val="NormalWeb"/>
-        <w:shd w:val="clear" w:color="auto" w:fill="FFFFFF"/>
-        <w:spacing w:before="0" w:beforeAutospacing="0" w:after="240" w:afterAutospacing="0"/>
-        <w:rPr>
-          <w:rFonts w:ascii="Segoe UI" w:hAnsi="Segoe UI" w:cs="Segoe UI"/>
-        </w:rPr>
-      </w:pPr>
-      <w:r>
-        <w:rPr>
-          <w:rStyle w:val="Strong"/>
-          <w:rFonts w:ascii="Segoe UI" w:hAnsi="Segoe UI" w:cs="Segoe UI"/>
-          <w:highlight w:val="yellow"/>
-        </w:rPr>
-        <w:t>[Screenshot: пример за грешка + как се разрешава, и примерен backup скрипт]</w:t>
       </w:r>
     </w:p>
     <w:p>
@@ -9085,7 +9483,7 @@
       <w:bookmarkStart w:id="27" w:name="_Toc164562456"/>
       <w:bookmarkStart w:id="28" w:name="_Toc164568069"/>
       <w:bookmarkStart w:id="29" w:name="_Toc164627453"/>
-      <w:bookmarkStart w:id="30" w:name="_Toc196675052"/>
+      <w:bookmarkStart w:id="30" w:name="_Toc196683402"/>
       <w:r>
         <w:rPr>
           <w:rFonts w:eastAsia="Times New Roman"/>
@@ -9107,7 +9505,15 @@
           <w:rFonts w:eastAsia="Times New Roman"/>
           <w:lang w:eastAsia="bg-BG"/>
         </w:rPr>
-        <w:t>В хода на разработката на настоящата дипломна работа имах възможност да се запозная в дълбочина с един от най-важните и практически значими етапи от съвременната софтуерна разработка – подготовката на сървърна среда и качването на уеб приложение. Този процес е ключов не само за професионалната реализация на всеки програмист, но и за успешното представяне и внедряване на всяко уеб базирано решение.</w:t>
+        <w:t xml:space="preserve">В хода на разработката на настоящата дипломна работа имах възможност да се запозная в дълбочина с един от най-важните и практически значими етапи от съвременната софтуерна разработка – подготовката на сървърна среда и качването на уеб приложение. Този процес е ключов не само за професионалната реализация на </w:t>
+      </w:r>
+      <w:r>
+        <w:rPr>
+          <w:rFonts w:eastAsia="Times New Roman"/>
+          <w:lang w:eastAsia="bg-BG"/>
+        </w:rPr>
+        <w:lastRenderedPageBreak/>
+        <w:t>всеки програмист, но и за успешното представяне и внедряване на всяко уеб базирано решение.</w:t>
       </w:r>
     </w:p>
     <w:p>
@@ -9197,8 +9603,9 @@
         </w:pBdr>
         <w:ind w:left="431" w:hanging="431"/>
       </w:pPr>
-      <w:bookmarkStart w:id="31" w:name="_Toc196675053"/>
-      <w:r>
+      <w:bookmarkStart w:id="31" w:name="_Toc196683403"/>
+      <w:r>
+        <w:lastRenderedPageBreak/>
         <w:t>Литература:</w:t>
       </w:r>
       <w:bookmarkEnd w:id="27"/>
@@ -9220,7 +9627,7 @@
           <w:lang w:eastAsia="bg-BG"/>
         </w:rPr>
       </w:pPr>
-      <w:hyperlink r:id="rId8" w:tgtFrame="_blank" w:history="1">
+      <w:hyperlink r:id="rId25" w:tgtFrame="_blank" w:history="1">
         <w:r>
           <w:rPr>
             <w:rFonts w:ascii="Segoe UI" w:eastAsia="Times New Roman" w:hAnsi="Segoe UI" w:cs="Segoe UI"/>
@@ -9268,7 +9675,7 @@
           <w:lang w:eastAsia="bg-BG"/>
         </w:rPr>
       </w:pPr>
-      <w:hyperlink r:id="rId9" w:tgtFrame="_blank" w:history="1">
+      <w:hyperlink r:id="rId26" w:tgtFrame="_blank" w:history="1">
         <w:r>
           <w:rPr>
             <w:rFonts w:ascii="Segoe UI" w:eastAsia="Times New Roman" w:hAnsi="Segoe UI" w:cs="Segoe UI"/>
@@ -9316,7 +9723,7 @@
           <w:lang w:eastAsia="bg-BG"/>
         </w:rPr>
       </w:pPr>
-      <w:hyperlink r:id="rId10" w:tgtFrame="_blank" w:history="1">
+      <w:hyperlink r:id="rId27" w:tgtFrame="_blank" w:history="1">
         <w:r>
           <w:rPr>
             <w:rFonts w:ascii="Segoe UI" w:eastAsia="Times New Roman" w:hAnsi="Segoe UI" w:cs="Segoe UI"/>
@@ -9342,7 +9749,7 @@
           <w:lang w:eastAsia="bg-BG"/>
         </w:rPr>
       </w:pPr>
-      <w:hyperlink r:id="rId11" w:tgtFrame="_blank" w:history="1">
+      <w:hyperlink r:id="rId28" w:tgtFrame="_blank" w:history="1">
         <w:r>
           <w:rPr>
             <w:rFonts w:ascii="Segoe UI" w:eastAsia="Times New Roman" w:hAnsi="Segoe UI" w:cs="Segoe UI"/>
@@ -9390,7 +9797,7 @@
           <w:lang w:eastAsia="bg-BG"/>
         </w:rPr>
       </w:pPr>
-      <w:hyperlink r:id="rId12" w:tgtFrame="_blank" w:history="1">
+      <w:hyperlink r:id="rId29" w:tgtFrame="_blank" w:history="1">
         <w:r>
           <w:rPr>
             <w:rFonts w:ascii="Segoe UI" w:eastAsia="Times New Roman" w:hAnsi="Segoe UI" w:cs="Segoe UI"/>
@@ -9416,7 +9823,7 @@
           <w:lang w:eastAsia="bg-BG"/>
         </w:rPr>
       </w:pPr>
-      <w:hyperlink r:id="rId13" w:tgtFrame="_blank" w:history="1">
+      <w:hyperlink r:id="rId30" w:tgtFrame="_blank" w:history="1">
         <w:r>
           <w:rPr>
             <w:rFonts w:ascii="Segoe UI" w:eastAsia="Times New Roman" w:hAnsi="Segoe UI" w:cs="Segoe UI"/>
@@ -9464,7 +9871,7 @@
           <w:lang w:eastAsia="bg-BG"/>
         </w:rPr>
       </w:pPr>
-      <w:hyperlink r:id="rId14" w:tgtFrame="_blank" w:history="1">
+      <w:hyperlink r:id="rId31" w:tgtFrame="_blank" w:history="1">
         <w:r>
           <w:rPr>
             <w:rFonts w:ascii="Segoe UI" w:eastAsia="Times New Roman" w:hAnsi="Segoe UI" w:cs="Segoe UI"/>
@@ -9490,7 +9897,7 @@
           <w:lang w:eastAsia="bg-BG"/>
         </w:rPr>
       </w:pPr>
-      <w:hyperlink r:id="rId15" w:tgtFrame="_blank" w:history="1">
+      <w:hyperlink r:id="rId32" w:tgtFrame="_blank" w:history="1">
         <w:r>
           <w:rPr>
             <w:rFonts w:ascii="Segoe UI" w:eastAsia="Times New Roman" w:hAnsi="Segoe UI" w:cs="Segoe UI"/>
@@ -9516,7 +9923,7 @@
           <w:lang w:eastAsia="bg-BG"/>
         </w:rPr>
       </w:pPr>
-      <w:hyperlink r:id="rId16" w:tgtFrame="_blank" w:history="1">
+      <w:hyperlink r:id="rId33" w:tgtFrame="_blank" w:history="1">
         <w:r>
           <w:rPr>
             <w:rFonts w:ascii="Segoe UI" w:eastAsia="Times New Roman" w:hAnsi="Segoe UI" w:cs="Segoe UI"/>
@@ -9542,7 +9949,7 @@
           <w:lang w:eastAsia="bg-BG"/>
         </w:rPr>
       </w:pPr>
-      <w:hyperlink r:id="rId17" w:tgtFrame="_blank" w:history="1">
+      <w:hyperlink r:id="rId34" w:tgtFrame="_blank" w:history="1">
         <w:r>
           <w:rPr>
             <w:rFonts w:ascii="Segoe UI" w:eastAsia="Times New Roman" w:hAnsi="Segoe UI" w:cs="Segoe UI"/>
@@ -9568,7 +9975,7 @@
           <w:lang w:eastAsia="bg-BG"/>
         </w:rPr>
       </w:pPr>
-      <w:hyperlink r:id="rId18" w:tgtFrame="_blank" w:history="1">
+      <w:hyperlink r:id="rId35" w:tgtFrame="_blank" w:history="1">
         <w:r>
           <w:rPr>
             <w:rFonts w:ascii="Segoe UI" w:eastAsia="Times New Roman" w:hAnsi="Segoe UI" w:cs="Segoe UI"/>
@@ -9594,7 +10001,7 @@
           <w:lang w:eastAsia="bg-BG"/>
         </w:rPr>
       </w:pPr>
-      <w:hyperlink r:id="rId19" w:tgtFrame="_blank" w:history="1">
+      <w:hyperlink r:id="rId36" w:tgtFrame="_blank" w:history="1">
         <w:r>
           <w:rPr>
             <w:rFonts w:ascii="Segoe UI" w:eastAsia="Times New Roman" w:hAnsi="Segoe UI" w:cs="Segoe UI"/>
@@ -9620,7 +10027,7 @@
           <w:lang w:eastAsia="bg-BG"/>
         </w:rPr>
       </w:pPr>
-      <w:hyperlink r:id="rId20" w:tgtFrame="_blank" w:history="1">
+      <w:hyperlink r:id="rId37" w:tgtFrame="_blank" w:history="1">
         <w:r>
           <w:rPr>
             <w:rFonts w:ascii="Segoe UI" w:eastAsia="Times New Roman" w:hAnsi="Segoe UI" w:cs="Segoe UI"/>
@@ -9646,7 +10053,7 @@
           <w:lang w:eastAsia="bg-BG"/>
         </w:rPr>
       </w:pPr>
-      <w:hyperlink r:id="rId21" w:tgtFrame="_blank" w:history="1">
+      <w:hyperlink r:id="rId38" w:tgtFrame="_blank" w:history="1">
         <w:r>
           <w:rPr>
             <w:rFonts w:ascii="Segoe UI" w:eastAsia="Times New Roman" w:hAnsi="Segoe UI" w:cs="Segoe UI"/>
@@ -9672,7 +10079,7 @@
           <w:lang w:eastAsia="bg-BG"/>
         </w:rPr>
       </w:pPr>
-      <w:hyperlink r:id="rId22" w:tgtFrame="_blank" w:history="1">
+      <w:hyperlink r:id="rId39" w:tgtFrame="_blank" w:history="1">
         <w:r>
           <w:rPr>
             <w:rFonts w:ascii="Segoe UI" w:eastAsia="Times New Roman" w:hAnsi="Segoe UI" w:cs="Segoe UI"/>
@@ -9698,7 +10105,7 @@
           <w:lang w:eastAsia="bg-BG"/>
         </w:rPr>
       </w:pPr>
-      <w:hyperlink r:id="rId23" w:tgtFrame="_blank" w:history="1">
+      <w:hyperlink r:id="rId40" w:tgtFrame="_blank" w:history="1">
         <w:r>
           <w:rPr>
             <w:rFonts w:ascii="Segoe UI" w:eastAsia="Times New Roman" w:hAnsi="Segoe UI" w:cs="Segoe UI"/>
@@ -9724,7 +10131,7 @@
           <w:lang w:eastAsia="bg-BG"/>
         </w:rPr>
       </w:pPr>
-      <w:hyperlink r:id="rId24" w:tgtFrame="_blank" w:history="1">
+      <w:hyperlink r:id="rId41" w:tgtFrame="_blank" w:history="1">
         <w:r>
           <w:rPr>
             <w:rFonts w:ascii="Segoe UI" w:eastAsia="Times New Roman" w:hAnsi="Segoe UI" w:cs="Segoe UI"/>
@@ -9750,7 +10157,7 @@
           <w:lang w:eastAsia="bg-BG"/>
         </w:rPr>
       </w:pPr>
-      <w:hyperlink r:id="rId25" w:tgtFrame="_blank" w:history="1">
+      <w:hyperlink r:id="rId42" w:tgtFrame="_blank" w:history="1">
         <w:r>
           <w:rPr>
             <w:rFonts w:ascii="Segoe UI" w:eastAsia="Times New Roman" w:hAnsi="Segoe UI" w:cs="Segoe UI"/>
@@ -9776,7 +10183,7 @@
           <w:lang w:eastAsia="bg-BG"/>
         </w:rPr>
       </w:pPr>
-      <w:hyperlink r:id="rId26" w:tgtFrame="_blank" w:history="1">
+      <w:hyperlink r:id="rId43" w:tgtFrame="_blank" w:history="1">
         <w:r>
           <w:rPr>
             <w:rFonts w:ascii="Segoe UI" w:eastAsia="Times New Roman" w:hAnsi="Segoe UI" w:cs="Segoe UI"/>
@@ -9802,7 +10209,7 @@
           <w:lang w:eastAsia="bg-BG"/>
         </w:rPr>
       </w:pPr>
-      <w:hyperlink r:id="rId27" w:tgtFrame="_blank" w:history="1">
+      <w:hyperlink r:id="rId44" w:tgtFrame="_blank" w:history="1">
         <w:r>
           <w:rPr>
             <w:rFonts w:ascii="Segoe UI" w:eastAsia="Times New Roman" w:hAnsi="Segoe UI" w:cs="Segoe UI"/>
@@ -9828,7 +10235,7 @@
           <w:lang w:eastAsia="bg-BG"/>
         </w:rPr>
       </w:pPr>
-      <w:hyperlink r:id="rId28" w:tgtFrame="_blank" w:history="1">
+      <w:hyperlink r:id="rId45" w:tgtFrame="_blank" w:history="1">
         <w:r>
           <w:rPr>
             <w:rFonts w:ascii="Segoe UI" w:eastAsia="Times New Roman" w:hAnsi="Segoe UI" w:cs="Segoe UI"/>
@@ -9842,7 +10249,7 @@
     </w:p>
     <w:p/>
     <w:sectPr>
-      <w:footerReference w:type="default" r:id="rId29"/>
+      <w:footerReference w:type="default" r:id="rId46"/>
       <w:pgSz w:w="11906" w:h="16838"/>
       <w:pgMar w:top="1417" w:right="1417" w:bottom="1417" w:left="1417" w:header="708" w:footer="708" w:gutter="0"/>
       <w:cols w:space="708"/>
@@ -9908,7 +10315,7 @@
           <w:rPr>
             <w:noProof/>
           </w:rPr>
-          <w:t>22</w:t>
+          <w:t>13</w:t>
         </w:r>
         <w:r>
           <w:rPr>
@@ -15354,6 +15761,119 @@
     </w:lvl>
   </w:abstractNum>
   <w:abstractNum w:abstractNumId="39" w15:restartNumberingAfterBreak="0">
+    <w:nsid w:val="6A4B1B6E"/>
+    <w:multiLevelType w:val="multilevel"/>
+    <w:tmpl w:val="22825B9A"/>
+    <w:lvl w:ilvl="0">
+      <w:start w:val="1"/>
+      <w:numFmt w:val="decimal"/>
+      <w:lvlText w:val="%1."/>
+      <w:lvlJc w:val="left"/>
+      <w:pPr>
+        <w:tabs>
+          <w:tab w:val="num" w:pos="720"/>
+        </w:tabs>
+        <w:ind w:left="720" w:hanging="360"/>
+      </w:pPr>
+    </w:lvl>
+    <w:lvl w:ilvl="1" w:tentative="1">
+      <w:start w:val="1"/>
+      <w:numFmt w:val="decimal"/>
+      <w:lvlText w:val="%2."/>
+      <w:lvlJc w:val="left"/>
+      <w:pPr>
+        <w:tabs>
+          <w:tab w:val="num" w:pos="1440"/>
+        </w:tabs>
+        <w:ind w:left="1440" w:hanging="360"/>
+      </w:pPr>
+    </w:lvl>
+    <w:lvl w:ilvl="2" w:tentative="1">
+      <w:start w:val="1"/>
+      <w:numFmt w:val="decimal"/>
+      <w:lvlText w:val="%3."/>
+      <w:lvlJc w:val="left"/>
+      <w:pPr>
+        <w:tabs>
+          <w:tab w:val="num" w:pos="2160"/>
+        </w:tabs>
+        <w:ind w:left="2160" w:hanging="360"/>
+      </w:pPr>
+    </w:lvl>
+    <w:lvl w:ilvl="3" w:tentative="1">
+      <w:start w:val="1"/>
+      <w:numFmt w:val="decimal"/>
+      <w:lvlText w:val="%4."/>
+      <w:lvlJc w:val="left"/>
+      <w:pPr>
+        <w:tabs>
+          <w:tab w:val="num" w:pos="2880"/>
+        </w:tabs>
+        <w:ind w:left="2880" w:hanging="360"/>
+      </w:pPr>
+    </w:lvl>
+    <w:lvl w:ilvl="4" w:tentative="1">
+      <w:start w:val="1"/>
+      <w:numFmt w:val="decimal"/>
+      <w:lvlText w:val="%5."/>
+      <w:lvlJc w:val="left"/>
+      <w:pPr>
+        <w:tabs>
+          <w:tab w:val="num" w:pos="3600"/>
+        </w:tabs>
+        <w:ind w:left="3600" w:hanging="360"/>
+      </w:pPr>
+    </w:lvl>
+    <w:lvl w:ilvl="5" w:tentative="1">
+      <w:start w:val="1"/>
+      <w:numFmt w:val="decimal"/>
+      <w:lvlText w:val="%6."/>
+      <w:lvlJc w:val="left"/>
+      <w:pPr>
+        <w:tabs>
+          <w:tab w:val="num" w:pos="4320"/>
+        </w:tabs>
+        <w:ind w:left="4320" w:hanging="360"/>
+      </w:pPr>
+    </w:lvl>
+    <w:lvl w:ilvl="6" w:tentative="1">
+      <w:start w:val="1"/>
+      <w:numFmt w:val="decimal"/>
+      <w:lvlText w:val="%7."/>
+      <w:lvlJc w:val="left"/>
+      <w:pPr>
+        <w:tabs>
+          <w:tab w:val="num" w:pos="5040"/>
+        </w:tabs>
+        <w:ind w:left="5040" w:hanging="360"/>
+      </w:pPr>
+    </w:lvl>
+    <w:lvl w:ilvl="7" w:tentative="1">
+      <w:start w:val="1"/>
+      <w:numFmt w:val="decimal"/>
+      <w:lvlText w:val="%8."/>
+      <w:lvlJc w:val="left"/>
+      <w:pPr>
+        <w:tabs>
+          <w:tab w:val="num" w:pos="5760"/>
+        </w:tabs>
+        <w:ind w:left="5760" w:hanging="360"/>
+      </w:pPr>
+    </w:lvl>
+    <w:lvl w:ilvl="8" w:tentative="1">
+      <w:start w:val="1"/>
+      <w:numFmt w:val="decimal"/>
+      <w:lvlText w:val="%9."/>
+      <w:lvlJc w:val="left"/>
+      <w:pPr>
+        <w:tabs>
+          <w:tab w:val="num" w:pos="6480"/>
+        </w:tabs>
+        <w:ind w:left="6480" w:hanging="360"/>
+      </w:pPr>
+    </w:lvl>
+  </w:abstractNum>
+  <w:abstractNum w:abstractNumId="40" w15:restartNumberingAfterBreak="0">
     <w:nsid w:val="70400D27"/>
     <w:multiLevelType w:val="multilevel"/>
     <w:tmpl w:val="68D2BF50"/>
@@ -15466,7 +15986,7 @@
       </w:pPr>
     </w:lvl>
   </w:abstractNum>
-  <w:abstractNum w:abstractNumId="40" w15:restartNumberingAfterBreak="0">
+  <w:abstractNum w:abstractNumId="41" w15:restartNumberingAfterBreak="0">
     <w:nsid w:val="751460A1"/>
     <w:multiLevelType w:val="multilevel"/>
     <w:tmpl w:val="811470AA"/>
@@ -15616,7 +16136,7 @@
       </w:rPr>
     </w:lvl>
   </w:abstractNum>
-  <w:abstractNum w:abstractNumId="41" w15:restartNumberingAfterBreak="0">
+  <w:abstractNum w:abstractNumId="42" w15:restartNumberingAfterBreak="0">
     <w:nsid w:val="759539BF"/>
     <w:multiLevelType w:val="multilevel"/>
     <w:tmpl w:val="4BE868A2"/>
@@ -15765,7 +16285,7 @@
       </w:rPr>
     </w:lvl>
   </w:abstractNum>
-  <w:abstractNum w:abstractNumId="42" w15:restartNumberingAfterBreak="0">
+  <w:abstractNum w:abstractNumId="43" w15:restartNumberingAfterBreak="0">
     <w:nsid w:val="7C5A5D9A"/>
     <w:multiLevelType w:val="multilevel"/>
     <w:tmpl w:val="51B861E2"/>
@@ -15987,10 +16507,10 @@
     <w:abstractNumId w:val="24"/>
   </w:num>
   <w:num w:numId="15">
-    <w:abstractNumId w:val="40"/>
+    <w:abstractNumId w:val="41"/>
   </w:num>
   <w:num w:numId="16">
-    <w:abstractNumId w:val="42"/>
+    <w:abstractNumId w:val="43"/>
   </w:num>
   <w:num w:numId="17">
     <w:abstractNumId w:val="38"/>
@@ -16044,7 +16564,7 @@
     <w:abstractNumId w:val="1"/>
   </w:num>
   <w:num w:numId="34">
-    <w:abstractNumId w:val="41"/>
+    <w:abstractNumId w:val="42"/>
   </w:num>
   <w:num w:numId="35">
     <w:abstractNumId w:val="10"/>
@@ -16077,6 +16597,9 @@
     <w:abstractNumId w:val="17"/>
   </w:num>
   <w:num w:numId="45">
+    <w:abstractNumId w:val="40"/>
+  </w:num>
+  <w:num w:numId="46">
     <w:abstractNumId w:val="39"/>
   </w:num>
   <w:numIdMacAtCleanup w:val="11"/>
@@ -17857,7 +18380,7 @@
 </file>
 
 <file path=customXml/itemProps1.xml><?xml version="1.0" encoding="utf-8"?>
-<ds:datastoreItem xmlns:ds="http://schemas.openxmlformats.org/officeDocument/2006/customXml" ds:itemID="{55A15293-95E9-4AC3-9D83-4A25D9B161C7}">
+<ds:datastoreItem xmlns:ds="http://schemas.openxmlformats.org/officeDocument/2006/customXml" ds:itemID="{7B37FBD5-C403-4546-A470-378D9085F506}">
   <ds:schemaRefs>
     <ds:schemaRef ds:uri="http://schemas.openxmlformats.org/officeDocument/2006/bibliography"/>
   </ds:schemaRefs>
